--- a/docs/proposals/Jetvam_Implementation_Proposal_FA.docx
+++ b/docs/proposals/Jetvam_Implementation_Proposal_FA.docx
@@ -6,9 +6,6 @@
       <w:pPr>
         <w:spacing w:after="320"/>
         <w:jc w:val="center"/>
-        <w:rPr>
-          <w:rFonts w:hint="eastAsia"/>
-        </w:rPr>
       </w:pPr>
       <w:r>
         <w:rPr>
@@ -70,9 +67,6 @@
       <w:pPr>
         <w:bidi/>
         <w:jc w:val="center"/>
-        <w:rPr>
-          <w:rFonts w:hint="eastAsia"/>
-        </w:rPr>
       </w:pPr>
       <w:r>
         <w:rPr>
@@ -87,9 +81,6 @@
     <w:p>
       <w:pPr>
         <w:spacing w:after="280"/>
-        <w:rPr>
-          <w:rFonts w:hint="eastAsia"/>
-        </w:rPr>
       </w:pPr>
     </w:p>
     <w:tbl>
@@ -133,9 +124,6 @@
             <w:pPr>
               <w:bidi/>
               <w:jc w:val="center"/>
-              <w:rPr>
-                <w:rFonts w:hint="eastAsia"/>
-              </w:rPr>
             </w:pPr>
             <w:r>
               <w:rPr>
@@ -165,9 +153,6 @@
             <w:pPr>
               <w:bidi/>
               <w:jc w:val="center"/>
-              <w:rPr>
-                <w:rFonts w:hint="eastAsia"/>
-              </w:rPr>
             </w:pPr>
             <w:r>
               <w:rPr>
@@ -202,18 +187,15 @@
             <w:pPr>
               <w:bidi/>
               <w:jc w:val="center"/>
-              <w:rPr>
-                <w:rFonts w:hint="eastAsia"/>
-              </w:rPr>
-            </w:pPr>
-            <w:r>
-              <w:rPr>
-                <w:rFonts w:eastAsia="IRANSansXFaNum"/>
+            </w:pPr>
+            <w:r>
+              <w:rPr>
+                <w:rFonts w:eastAsia="IRANSansXFaNum" w:hint="cs"/>
                 <w:color w:val="000000"/>
                 <w:sz w:val="19"/>
                 <w:rtl/>
               </w:rPr>
-              <w:t>[نام شرکت پیشنهاددهنده]</w:t>
+              <w:t>رضا جمشیدی</w:t>
             </w:r>
           </w:p>
         </w:tc>
@@ -233,9 +215,6 @@
             <w:pPr>
               <w:bidi/>
               <w:jc w:val="center"/>
-              <w:rPr>
-                <w:rFonts w:hint="eastAsia"/>
-              </w:rPr>
             </w:pPr>
             <w:r>
               <w:rPr>
@@ -269,18 +248,15 @@
             <w:pPr>
               <w:bidi/>
               <w:jc w:val="center"/>
-              <w:rPr>
-                <w:rFonts w:hint="eastAsia"/>
-              </w:rPr>
-            </w:pPr>
-            <w:r>
-              <w:rPr>
-                <w:rFonts w:eastAsia="IRANSansXFaNum"/>
+            </w:pPr>
+            <w:r>
+              <w:rPr>
+                <w:rFonts w:eastAsia="IRANSansXFaNum" w:hint="cs"/>
                 <w:color w:val="000000"/>
                 <w:sz w:val="19"/>
                 <w:rtl/>
               </w:rPr>
-              <w:t>[نام شرکت کارفرما]</w:t>
+              <w:t>شرکت شقایق</w:t>
             </w:r>
           </w:p>
         </w:tc>
@@ -300,9 +276,6 @@
             <w:pPr>
               <w:bidi/>
               <w:jc w:val="center"/>
-              <w:rPr>
-                <w:rFonts w:hint="eastAsia"/>
-              </w:rPr>
             </w:pPr>
             <w:r>
               <w:rPr>
@@ -336,9 +309,6 @@
             <w:pPr>
               <w:bidi/>
               <w:jc w:val="center"/>
-              <w:rPr>
-                <w:rFonts w:hint="eastAsia"/>
-              </w:rPr>
             </w:pPr>
             <w:r>
               <w:rPr>
@@ -347,7 +317,25 @@
                 <w:sz w:val="19"/>
                 <w:rtl/>
               </w:rPr>
-              <w:t>نسخه ۱  |  ۳ مهر ۱۴۰۵</w:t>
+              <w:t xml:space="preserve">نسخه ۱  |  </w:t>
+            </w:r>
+            <w:r>
+              <w:rPr>
+                <w:rFonts w:eastAsia="IRANSansXFaNum" w:hint="cs"/>
+                <w:color w:val="000000"/>
+                <w:sz w:val="19"/>
+                <w:rtl/>
+              </w:rPr>
+              <w:t>5</w:t>
+            </w:r>
+            <w:r>
+              <w:rPr>
+                <w:rFonts w:eastAsia="IRANSansXFaNum"/>
+                <w:color w:val="000000"/>
+                <w:sz w:val="19"/>
+                <w:rtl/>
+              </w:rPr>
+              <w:t xml:space="preserve"> مهر ۱۴۰۵</w:t>
             </w:r>
           </w:p>
         </w:tc>
@@ -367,9 +355,6 @@
             <w:pPr>
               <w:bidi/>
               <w:jc w:val="center"/>
-              <w:rPr>
-                <w:rFonts w:hint="eastAsia"/>
-              </w:rPr>
             </w:pPr>
             <w:r>
               <w:rPr>
@@ -403,9 +388,6 @@
             <w:pPr>
               <w:bidi/>
               <w:jc w:val="center"/>
-              <w:rPr>
-                <w:rFonts w:hint="eastAsia"/>
-              </w:rPr>
             </w:pPr>
             <w:r>
               <w:rPr>
@@ -434,9 +416,6 @@
             <w:pPr>
               <w:bidi/>
               <w:jc w:val="center"/>
-              <w:rPr>
-                <w:rFonts w:hint="eastAsia"/>
-              </w:rPr>
             </w:pPr>
             <w:r>
               <w:rPr>
@@ -454,26 +433,14 @@
     <w:p>
       <w:pPr>
         <w:spacing w:after="40"/>
-        <w:rPr>
-          <w:rFonts w:hint="eastAsia"/>
-        </w:rPr>
       </w:pPr>
     </w:p>
-    <w:p>
-      <w:pPr>
-        <w:rPr>
-          <w:rFonts w:hint="eastAsia"/>
-        </w:rPr>
-      </w:pPr>
-    </w:p>
+    <w:p/>
     <w:p>
       <w:pPr>
         <w:bidi/>
         <w:spacing w:before="200" w:after="140" w:line="312" w:lineRule="auto"/>
         <w:jc w:val="center"/>
-        <w:rPr>
-          <w:rFonts w:hint="eastAsia"/>
-        </w:rPr>
       </w:pPr>
       <w:r>
         <w:rPr>
@@ -487,11 +454,6 @@
       </w:r>
     </w:p>
     <w:p>
-      <w:pPr>
-        <w:rPr>
-          <w:rFonts w:hint="eastAsia"/>
-        </w:rPr>
-      </w:pPr>
       <w:r>
         <w:br w:type="page"/>
       </w:r>
@@ -501,7 +463,7 @@
         <w:pStyle w:val="Heading1"/>
         <w:bidi/>
         <w:spacing w:before="240" w:after="140"/>
-        <w:jc w:val="right"/>
+        <w:jc w:val="both"/>
       </w:pPr>
       <w:r>
         <w:rPr>
@@ -553,9 +515,6 @@
             <w:pPr>
               <w:bidi/>
               <w:jc w:val="center"/>
-              <w:rPr>
-                <w:rFonts w:hint="eastAsia"/>
-              </w:rPr>
             </w:pPr>
             <w:r>
               <w:rPr>
@@ -585,9 +544,6 @@
             <w:pPr>
               <w:bidi/>
               <w:jc w:val="center"/>
-              <w:rPr>
-                <w:rFonts w:hint="eastAsia"/>
-              </w:rPr>
             </w:pPr>
             <w:r>
               <w:rPr>
@@ -623,9 +579,6 @@
             <w:pPr>
               <w:bidi/>
               <w:jc w:val="center"/>
-              <w:rPr>
-                <w:rFonts w:hint="eastAsia"/>
-              </w:rPr>
             </w:pPr>
             <w:r>
               <w:rPr>
@@ -654,9 +607,6 @@
             <w:pPr>
               <w:bidi/>
               <w:jc w:val="center"/>
-              <w:rPr>
-                <w:rFonts w:hint="eastAsia"/>
-              </w:rPr>
             </w:pPr>
             <w:r>
               <w:rPr>
@@ -691,18 +641,15 @@
             <w:pPr>
               <w:bidi/>
               <w:jc w:val="center"/>
-              <w:rPr>
-                <w:rFonts w:hint="eastAsia"/>
-              </w:rPr>
-            </w:pPr>
-            <w:r>
-              <w:rPr>
-                <w:rFonts w:eastAsia="IRANSansXFaNum"/>
+            </w:pPr>
+            <w:r>
+              <w:rPr>
+                <w:rFonts w:eastAsia="IRANSansXFaNum" w:hint="cs"/>
                 <w:color w:val="000000"/>
                 <w:sz w:val="19"/>
                 <w:rtl/>
               </w:rPr>
-              <w:t>[نام شرکت پیشنهاددهنده]</w:t>
+              <w:t>رضا جمشیدی</w:t>
             </w:r>
           </w:p>
         </w:tc>
@@ -722,9 +669,6 @@
             <w:pPr>
               <w:bidi/>
               <w:jc w:val="center"/>
-              <w:rPr>
-                <w:rFonts w:hint="eastAsia"/>
-              </w:rPr>
             </w:pPr>
             <w:r>
               <w:rPr>
@@ -759,18 +703,15 @@
             <w:pPr>
               <w:bidi/>
               <w:jc w:val="center"/>
-              <w:rPr>
-                <w:rFonts w:hint="eastAsia"/>
-              </w:rPr>
-            </w:pPr>
-            <w:r>
-              <w:rPr>
-                <w:rFonts w:eastAsia="IRANSansXFaNum"/>
+            </w:pPr>
+            <w:r>
+              <w:rPr>
+                <w:rFonts w:eastAsia="IRANSansXFaNum" w:hint="cs"/>
                 <w:color w:val="000000"/>
                 <w:sz w:val="19"/>
                 <w:rtl/>
               </w:rPr>
-              <w:t>[نام شرکت کارفرما]</w:t>
+              <w:t>شرکت شقایق</w:t>
             </w:r>
           </w:p>
         </w:tc>
@@ -790,9 +731,6 @@
             <w:pPr>
               <w:bidi/>
               <w:jc w:val="center"/>
-              <w:rPr>
-                <w:rFonts w:hint="eastAsia"/>
-              </w:rPr>
             </w:pPr>
             <w:r>
               <w:rPr>
@@ -827,9 +765,6 @@
             <w:pPr>
               <w:bidi/>
               <w:jc w:val="center"/>
-              <w:rPr>
-                <w:rFonts w:hint="eastAsia"/>
-              </w:rPr>
             </w:pPr>
             <w:r>
               <w:rPr>
@@ -858,9 +793,6 @@
             <w:pPr>
               <w:bidi/>
               <w:jc w:val="center"/>
-              <w:rPr>
-                <w:rFonts w:hint="eastAsia"/>
-              </w:rPr>
             </w:pPr>
             <w:r>
               <w:rPr>
@@ -893,20 +825,25 @@
           </w:tcPr>
           <w:p>
             <w:pPr>
-              <w:bidi/>
-              <w:jc w:val="center"/>
-              <w:rPr>
-                <w:rFonts w:hint="eastAsia"/>
-              </w:rPr>
-            </w:pPr>
-            <w:r>
-              <w:rPr>
-                <w:rFonts w:eastAsia="IRANSansXFaNum"/>
+              <w:jc w:val="center"/>
+            </w:pPr>
+            <w:r>
+              <w:rPr>
+                <w:rFonts w:eastAsia="IRANSansXFaNum" w:hint="cs"/>
                 <w:color w:val="000000"/>
                 <w:sz w:val="19"/>
                 <w:rtl/>
               </w:rPr>
-              <w:t>۳ مهر ۱۴۰۵</w:t>
+              <w:t>5</w:t>
+            </w:r>
+            <w:r>
+              <w:rPr>
+                <w:rFonts w:eastAsia="IRANSansXFaNum"/>
+                <w:color w:val="000000"/>
+                <w:sz w:val="19"/>
+                <w:rtl/>
+              </w:rPr>
+              <w:t xml:space="preserve"> مهر ۱۴۰۵</w:t>
             </w:r>
           </w:p>
         </w:tc>
@@ -926,9 +863,6 @@
             <w:pPr>
               <w:bidi/>
               <w:jc w:val="center"/>
-              <w:rPr>
-                <w:rFonts w:hint="eastAsia"/>
-              </w:rPr>
             </w:pPr>
             <w:r>
               <w:rPr>
@@ -963,9 +897,6 @@
             <w:pPr>
               <w:bidi/>
               <w:jc w:val="center"/>
-              <w:rPr>
-                <w:rFonts w:hint="eastAsia"/>
-              </w:rPr>
             </w:pPr>
             <w:r>
               <w:rPr>
@@ -994,9 +925,6 @@
             <w:pPr>
               <w:bidi/>
               <w:jc w:val="center"/>
-              <w:rPr>
-                <w:rFonts w:hint="eastAsia"/>
-              </w:rPr>
             </w:pPr>
             <w:r>
               <w:rPr>
@@ -1031,9 +959,6 @@
             <w:pPr>
               <w:bidi/>
               <w:jc w:val="center"/>
-              <w:rPr>
-                <w:rFonts w:hint="eastAsia"/>
-              </w:rPr>
             </w:pPr>
             <w:r>
               <w:rPr>
@@ -1062,9 +987,6 @@
             <w:pPr>
               <w:bidi/>
               <w:jc w:val="center"/>
-              <w:rPr>
-                <w:rFonts w:hint="eastAsia"/>
-              </w:rPr>
             </w:pPr>
             <w:r>
               <w:rPr>
@@ -1082,9 +1004,6 @@
     <w:p>
       <w:pPr>
         <w:spacing w:after="40"/>
-        <w:rPr>
-          <w:rFonts w:hint="eastAsia"/>
-        </w:rPr>
       </w:pPr>
     </w:p>
     <w:p>
@@ -1107,9 +1026,6 @@
         <w:bidi/>
         <w:spacing w:after="140" w:line="312" w:lineRule="auto"/>
         <w:jc w:val="both"/>
-        <w:rPr>
-          <w:rFonts w:hint="eastAsia"/>
-        </w:rPr>
       </w:pPr>
       <w:r>
         <w:rPr>
@@ -1126,6 +1042,18 @@
         <w:bidi/>
         <w:spacing w:before="160" w:after="140"/>
         <w:jc w:val="both"/>
+        <w:rPr>
+          <w:rFonts w:ascii="IRANSansXFaNum" w:eastAsia="IRANSansXFaNum" w:hAnsi="IRANSansXFaNum" w:cs="IRANSansXFaNum"/>
+          <w:rtl/>
+        </w:rPr>
+      </w:pPr>
+    </w:p>
+    <w:p>
+      <w:pPr>
+        <w:pStyle w:val="Heading2"/>
+        <w:bidi/>
+        <w:spacing w:before="160" w:after="140"/>
+        <w:jc w:val="both"/>
       </w:pPr>
       <w:r>
         <w:rPr>
@@ -1141,9 +1069,6 @@
         <w:bidi/>
         <w:spacing w:after="80" w:line="300" w:lineRule="auto"/>
         <w:jc w:val="both"/>
-        <w:rPr>
-          <w:rFonts w:hint="eastAsia"/>
-        </w:rPr>
       </w:pPr>
       <w:r>
         <w:rPr>
@@ -1160,9 +1085,6 @@
         <w:bidi/>
         <w:spacing w:after="80" w:line="300" w:lineRule="auto"/>
         <w:jc w:val="both"/>
-        <w:rPr>
-          <w:rFonts w:hint="eastAsia"/>
-        </w:rPr>
       </w:pPr>
       <w:r>
         <w:rPr>
@@ -1179,28 +1101,6 @@
         <w:bidi/>
         <w:spacing w:after="80" w:line="300" w:lineRule="auto"/>
         <w:jc w:val="both"/>
-        <w:rPr>
-          <w:rFonts w:hint="eastAsia"/>
-        </w:rPr>
-      </w:pPr>
-      <w:r>
-        <w:rPr>
-          <w:rFonts w:eastAsia="IRANSansXFaNum"/>
-          <w:color w:val="000000"/>
-          <w:rtl/>
-        </w:rPr>
-        <w:t>معماری و کد موجود پروژه شامل ماژول‌های هویت، محصول، درخواست، استعلام، پرداخت، پذیرنده، تراکنش و تسویه</w:t>
-      </w:r>
-    </w:p>
-    <w:p>
-      <w:pPr>
-        <w:pStyle w:val="ListBullet"/>
-        <w:bidi/>
-        <w:spacing w:after="80" w:line="300" w:lineRule="auto"/>
-        <w:jc w:val="both"/>
-        <w:rPr>
-          <w:rFonts w:hint="eastAsia"/>
-        </w:rPr>
       </w:pPr>
       <w:r>
         <w:rPr>
@@ -1216,7 +1116,19 @@
         <w:pStyle w:val="Heading1"/>
         <w:bidi/>
         <w:spacing w:before="240" w:after="140"/>
-        <w:jc w:val="right"/>
+        <w:jc w:val="both"/>
+        <w:rPr>
+          <w:rFonts w:ascii="IRANSansXFaNum" w:eastAsia="IRANSansXFaNum" w:hAnsi="IRANSansXFaNum" w:cs="IRANSansXFaNum"/>
+          <w:rtl/>
+        </w:rPr>
+      </w:pPr>
+    </w:p>
+    <w:p>
+      <w:pPr>
+        <w:pStyle w:val="Heading1"/>
+        <w:bidi/>
+        <w:spacing w:before="240" w:after="140"/>
+        <w:jc w:val="both"/>
       </w:pPr>
       <w:r>
         <w:rPr>
@@ -1230,10 +1142,7 @@
       <w:pPr>
         <w:bidi/>
         <w:spacing w:after="100"/>
-        <w:jc w:val="right"/>
-        <w:rPr>
-          <w:rFonts w:hint="eastAsia"/>
-        </w:rPr>
+        <w:jc w:val="both"/>
       </w:pPr>
       <w:r>
         <w:rPr>
@@ -1248,10 +1157,7 @@
       <w:pPr>
         <w:bidi/>
         <w:spacing w:after="100"/>
-        <w:jc w:val="right"/>
-        <w:rPr>
-          <w:rFonts w:hint="eastAsia"/>
-        </w:rPr>
+        <w:jc w:val="both"/>
       </w:pPr>
       <w:r>
         <w:rPr>
@@ -1259,7 +1165,6 @@
           <w:color w:val="000000"/>
           <w:rtl/>
         </w:rPr>
-        <w:lastRenderedPageBreak/>
         <w:t>۲  شناخت مسئله و اهداف</w:t>
       </w:r>
     </w:p>
@@ -1267,10 +1172,7 @@
       <w:pPr>
         <w:bidi/>
         <w:spacing w:after="100"/>
-        <w:jc w:val="right"/>
-        <w:rPr>
-          <w:rFonts w:hint="eastAsia"/>
-        </w:rPr>
+        <w:jc w:val="both"/>
       </w:pPr>
       <w:r>
         <w:rPr>
@@ -1285,10 +1187,7 @@
       <w:pPr>
         <w:bidi/>
         <w:spacing w:after="100"/>
-        <w:jc w:val="right"/>
-        <w:rPr>
-          <w:rFonts w:hint="eastAsia"/>
-        </w:rPr>
+        <w:jc w:val="both"/>
       </w:pPr>
       <w:r>
         <w:rPr>
@@ -1303,10 +1202,7 @@
       <w:pPr>
         <w:bidi/>
         <w:spacing w:after="100"/>
-        <w:jc w:val="right"/>
-        <w:rPr>
-          <w:rFonts w:hint="eastAsia"/>
-        </w:rPr>
+        <w:jc w:val="both"/>
       </w:pPr>
       <w:r>
         <w:rPr>
@@ -1321,10 +1217,7 @@
       <w:pPr>
         <w:bidi/>
         <w:spacing w:after="100"/>
-        <w:jc w:val="right"/>
-        <w:rPr>
-          <w:rFonts w:hint="eastAsia"/>
-        </w:rPr>
+        <w:jc w:val="both"/>
       </w:pPr>
       <w:r>
         <w:rPr>
@@ -1339,10 +1232,7 @@
       <w:pPr>
         <w:bidi/>
         <w:spacing w:after="100"/>
-        <w:jc w:val="right"/>
-        <w:rPr>
-          <w:rFonts w:hint="eastAsia"/>
-        </w:rPr>
+        <w:jc w:val="both"/>
       </w:pPr>
       <w:r>
         <w:rPr>
@@ -1357,10 +1247,7 @@
       <w:pPr>
         <w:bidi/>
         <w:spacing w:after="100"/>
-        <w:jc w:val="right"/>
-        <w:rPr>
-          <w:rFonts w:hint="eastAsia"/>
-        </w:rPr>
+        <w:jc w:val="both"/>
       </w:pPr>
       <w:r>
         <w:rPr>
@@ -1375,10 +1262,7 @@
       <w:pPr>
         <w:bidi/>
         <w:spacing w:after="100"/>
-        <w:jc w:val="right"/>
-        <w:rPr>
-          <w:rFonts w:hint="eastAsia"/>
-        </w:rPr>
+        <w:jc w:val="both"/>
       </w:pPr>
       <w:r>
         <w:rPr>
@@ -1393,10 +1277,7 @@
       <w:pPr>
         <w:bidi/>
         <w:spacing w:after="100"/>
-        <w:jc w:val="right"/>
-        <w:rPr>
-          <w:rFonts w:hint="eastAsia"/>
-        </w:rPr>
+        <w:jc w:val="both"/>
       </w:pPr>
       <w:r>
         <w:rPr>
@@ -1411,10 +1292,7 @@
       <w:pPr>
         <w:bidi/>
         <w:spacing w:after="100"/>
-        <w:jc w:val="right"/>
-        <w:rPr>
-          <w:rFonts w:hint="eastAsia"/>
-        </w:rPr>
+        <w:jc w:val="both"/>
       </w:pPr>
       <w:r>
         <w:rPr>
@@ -1429,10 +1307,7 @@
       <w:pPr>
         <w:bidi/>
         <w:spacing w:after="100"/>
-        <w:jc w:val="right"/>
-        <w:rPr>
-          <w:rFonts w:hint="eastAsia"/>
-        </w:rPr>
+        <w:jc w:val="both"/>
       </w:pPr>
       <w:r>
         <w:rPr>
@@ -1447,10 +1322,7 @@
       <w:pPr>
         <w:bidi/>
         <w:spacing w:after="100"/>
-        <w:jc w:val="right"/>
-        <w:rPr>
-          <w:rFonts w:hint="eastAsia"/>
-        </w:rPr>
+        <w:jc w:val="both"/>
       </w:pPr>
       <w:r>
         <w:rPr>
@@ -1465,10 +1337,7 @@
       <w:pPr>
         <w:bidi/>
         <w:spacing w:after="100"/>
-        <w:jc w:val="right"/>
-        <w:rPr>
-          <w:rFonts w:hint="eastAsia"/>
-        </w:rPr>
+        <w:jc w:val="both"/>
       </w:pPr>
       <w:r>
         <w:rPr>
@@ -1483,10 +1352,7 @@
       <w:pPr>
         <w:bidi/>
         <w:spacing w:after="100"/>
-        <w:jc w:val="right"/>
-        <w:rPr>
-          <w:rFonts w:hint="eastAsia"/>
-        </w:rPr>
+        <w:jc w:val="both"/>
       </w:pPr>
       <w:r>
         <w:rPr>
@@ -1501,10 +1367,7 @@
       <w:pPr>
         <w:bidi/>
         <w:spacing w:after="100"/>
-        <w:jc w:val="right"/>
-        <w:rPr>
-          <w:rFonts w:hint="eastAsia"/>
-        </w:rPr>
+        <w:jc w:val="both"/>
       </w:pPr>
       <w:r>
         <w:rPr>
@@ -1519,10 +1382,7 @@
       <w:pPr>
         <w:bidi/>
         <w:spacing w:after="100"/>
-        <w:jc w:val="right"/>
-        <w:rPr>
-          <w:rFonts w:hint="eastAsia"/>
-        </w:rPr>
+        <w:jc w:val="both"/>
       </w:pPr>
       <w:r>
         <w:rPr>
@@ -1537,10 +1397,7 @@
       <w:pPr>
         <w:bidi/>
         <w:spacing w:after="100"/>
-        <w:jc w:val="right"/>
-        <w:rPr>
-          <w:rFonts w:hint="eastAsia"/>
-        </w:rPr>
+        <w:jc w:val="both"/>
       </w:pPr>
       <w:r>
         <w:rPr>
@@ -1552,11 +1409,6 @@
       </w:r>
     </w:p>
     <w:p>
-      <w:pPr>
-        <w:rPr>
-          <w:rFonts w:hint="eastAsia"/>
-        </w:rPr>
-      </w:pPr>
       <w:r>
         <w:br w:type="page"/>
       </w:r>
@@ -1582,9 +1434,6 @@
         <w:bidi/>
         <w:spacing w:after="140" w:line="312" w:lineRule="auto"/>
         <w:jc w:val="both"/>
-        <w:rPr>
-          <w:rFonts w:hint="eastAsia"/>
-        </w:rPr>
       </w:pPr>
       <w:r>
         <w:rPr>
@@ -1600,9 +1449,6 @@
         <w:bidi/>
         <w:spacing w:after="140" w:line="312" w:lineRule="auto"/>
         <w:jc w:val="both"/>
-        <w:rPr>
-          <w:rFonts w:hint="eastAsia"/>
-        </w:rPr>
       </w:pPr>
       <w:r>
         <w:rPr>
@@ -1610,7 +1456,7 @@
           <w:color w:val="000000"/>
           <w:rtl/>
         </w:rPr>
-        <w:t>نسخه عملیاتی پیشنهادی در یک برنامه ۴۸ هفته‌ای تحویل می‌شود. شرایط تجاری در دو مدل قابل انتخاب ارائه شده است: پرداخت ثابت به مبلغ ۲۴٫۵ میلیارد تومان یا همکاری مشارکتی مبتنی بر کارمزد با پرداخت بخشی از مبلغ اجرا، سهم کارمزدی و حداقل پرداخت تضمین‌شده. سه ماه ضمانت رفع اشکال پس از راه‌اندازی در هر دو مدل منظور شده و در مدل مشارکتی، پشتیبانی استاندارد از محل سهم کارمزدی و کف تضمین‌شده پوشش داده می‌شود.</w:t>
+        <w:t>نسخه عملیاتی پیشنهادی در یک برنامه ۴۸ هفته‌ای تحویل می‌شود. شرایط تجاری در دو مدل قابل انتخاب ارائه شده است: پرداخت ثابت یا همکاری مشارکتی مبتنی بر کارمزد با پرداخت بخشی از مبلغ اجرا، سهم کارمزدی و حداقل پرداخت تضمین‌شده. سه ماه ضمانت رفع اشکال پس از راه‌اندازی در هر دو مدل منظور شده و در مدل مشارکتی، پشتیبانی استاندارد از محل سهم کارمزدی و کف تضمین‌شده پوشش داده می‌شود.</w:t>
       </w:r>
     </w:p>
     <w:tbl>
@@ -1654,9 +1500,6 @@
             <w:pPr>
               <w:bidi/>
               <w:jc w:val="center"/>
-              <w:rPr>
-                <w:rFonts w:hint="eastAsia"/>
-              </w:rPr>
             </w:pPr>
             <w:r>
               <w:rPr>
@@ -1686,9 +1529,6 @@
             <w:pPr>
               <w:bidi/>
               <w:jc w:val="center"/>
-              <w:rPr>
-                <w:rFonts w:hint="eastAsia"/>
-              </w:rPr>
             </w:pPr>
             <w:r>
               <w:rPr>
@@ -1724,18 +1564,23 @@
             <w:pPr>
               <w:bidi/>
               <w:jc w:val="center"/>
-              <w:rPr>
-                <w:rFonts w:hint="eastAsia"/>
-              </w:rPr>
             </w:pPr>
             <w:r>
               <w:rPr>
                 <w:rFonts w:eastAsia="IRANSansXFaNum"/>
                 <w:color w:val="000000"/>
                 <w:sz w:val="19"/>
-                <w:rtl/>
-              </w:rPr>
-              <w:t>۴۸ هفته</w:t>
+              </w:rPr>
+              <w:t>24</w:t>
+            </w:r>
+            <w:r>
+              <w:rPr>
+                <w:rFonts w:eastAsia="IRANSansXFaNum"/>
+                <w:color w:val="000000"/>
+                <w:sz w:val="19"/>
+                <w:rtl/>
+              </w:rPr>
+              <w:t xml:space="preserve"> هفته</w:t>
             </w:r>
           </w:p>
         </w:tc>
@@ -1755,9 +1600,6 @@
             <w:pPr>
               <w:bidi/>
               <w:jc w:val="center"/>
-              <w:rPr>
-                <w:rFonts w:hint="eastAsia"/>
-              </w:rPr>
             </w:pPr>
             <w:r>
               <w:rPr>
@@ -1792,18 +1634,23 @@
             <w:pPr>
               <w:bidi/>
               <w:jc w:val="center"/>
-              <w:rPr>
-                <w:rFonts w:hint="eastAsia"/>
-              </w:rPr>
             </w:pPr>
             <w:r>
               <w:rPr>
                 <w:rFonts w:eastAsia="IRANSansXFaNum"/>
                 <w:color w:val="000000"/>
                 <w:sz w:val="19"/>
-                <w:rtl/>
-              </w:rPr>
-              <w:t>۲۴٫۵ میلیارد تومان</w:t>
+              </w:rPr>
+              <w:t>3/5</w:t>
+            </w:r>
+            <w:r>
+              <w:rPr>
+                <w:rFonts w:eastAsia="IRANSansXFaNum"/>
+                <w:color w:val="000000"/>
+                <w:sz w:val="19"/>
+                <w:rtl/>
+              </w:rPr>
+              <w:t xml:space="preserve"> میلیارد تومان</w:t>
             </w:r>
           </w:p>
         </w:tc>
@@ -1823,9 +1670,6 @@
             <w:pPr>
               <w:bidi/>
               <w:jc w:val="center"/>
-              <w:rPr>
-                <w:rFonts w:hint="eastAsia"/>
-              </w:rPr>
             </w:pPr>
             <w:r>
               <w:rPr>
@@ -1860,18 +1704,23 @@
             <w:pPr>
               <w:bidi/>
               <w:jc w:val="center"/>
-              <w:rPr>
-                <w:rFonts w:hint="eastAsia"/>
-              </w:rPr>
             </w:pPr>
             <w:r>
               <w:rPr>
                 <w:rFonts w:eastAsia="IRANSansXFaNum"/>
                 <w:color w:val="000000"/>
                 <w:sz w:val="19"/>
-                <w:rtl/>
-              </w:rPr>
-              <w:t>۳ ماه پس از راه‌اندازی</w:t>
+              </w:rPr>
+              <w:t>2</w:t>
+            </w:r>
+            <w:r>
+              <w:rPr>
+                <w:rFonts w:eastAsia="IRANSansXFaNum"/>
+                <w:color w:val="000000"/>
+                <w:sz w:val="19"/>
+                <w:rtl/>
+              </w:rPr>
+              <w:t xml:space="preserve"> ماه پس از راه‌اندازی</w:t>
             </w:r>
           </w:p>
         </w:tc>
@@ -1891,9 +1740,6 @@
             <w:pPr>
               <w:bidi/>
               <w:jc w:val="center"/>
-              <w:rPr>
-                <w:rFonts w:hint="eastAsia"/>
-              </w:rPr>
             </w:pPr>
             <w:r>
               <w:rPr>
@@ -1928,9 +1774,6 @@
             <w:pPr>
               <w:bidi/>
               <w:jc w:val="center"/>
-              <w:rPr>
-                <w:rFonts w:hint="eastAsia"/>
-              </w:rPr>
             </w:pPr>
             <w:r>
               <w:rPr>
@@ -1959,9 +1802,6 @@
             <w:pPr>
               <w:bidi/>
               <w:jc w:val="center"/>
-              <w:rPr>
-                <w:rFonts w:hint="eastAsia"/>
-              </w:rPr>
             </w:pPr>
             <w:r>
               <w:rPr>
@@ -1996,9 +1836,6 @@
             <w:pPr>
               <w:bidi/>
               <w:jc w:val="center"/>
-              <w:rPr>
-                <w:rFonts w:hint="eastAsia"/>
-              </w:rPr>
             </w:pPr>
             <w:r>
               <w:rPr>
@@ -2027,9 +1864,6 @@
             <w:pPr>
               <w:bidi/>
               <w:jc w:val="center"/>
-              <w:rPr>
-                <w:rFonts w:hint="eastAsia"/>
-              </w:rPr>
             </w:pPr>
             <w:r>
               <w:rPr>
@@ -2064,9 +1898,6 @@
             <w:pPr>
               <w:bidi/>
               <w:jc w:val="center"/>
-              <w:rPr>
-                <w:rFonts w:hint="eastAsia"/>
-              </w:rPr>
             </w:pPr>
             <w:r>
               <w:rPr>
@@ -2075,7 +1906,7 @@
                 <w:sz w:val="19"/>
                 <w:rtl/>
               </w:rPr>
-              <w:t>۸ در ۵ یا ۲۴ در ۷</w:t>
+              <w:t>۸ در ۵</w:t>
             </w:r>
           </w:p>
         </w:tc>
@@ -2095,9 +1926,6 @@
             <w:pPr>
               <w:bidi/>
               <w:jc w:val="center"/>
-              <w:rPr>
-                <w:rFonts w:hint="eastAsia"/>
-              </w:rPr>
             </w:pPr>
             <w:r>
               <w:rPr>
@@ -2115,9 +1943,6 @@
     <w:p>
       <w:pPr>
         <w:spacing w:after="40"/>
-        <w:rPr>
-          <w:rFonts w:hint="eastAsia"/>
-        </w:rPr>
       </w:pPr>
     </w:p>
     <w:p>
@@ -2140,9 +1965,6 @@
         <w:bidi/>
         <w:spacing w:after="140" w:line="312" w:lineRule="auto"/>
         <w:jc w:val="both"/>
-        <w:rPr>
-          <w:rFonts w:hint="eastAsia"/>
-        </w:rPr>
       </w:pPr>
       <w:r>
         <w:rPr>
@@ -2154,11 +1976,6 @@
       </w:r>
     </w:p>
     <w:p>
-      <w:pPr>
-        <w:rPr>
-          <w:rFonts w:hint="eastAsia"/>
-        </w:rPr>
-      </w:pPr>
       <w:r>
         <w:br w:type="page"/>
       </w:r>
@@ -2199,9 +2016,6 @@
         <w:bidi/>
         <w:spacing w:after="140" w:line="312" w:lineRule="auto"/>
         <w:jc w:val="both"/>
-        <w:rPr>
-          <w:rFonts w:hint="eastAsia"/>
-        </w:rPr>
       </w:pPr>
       <w:r>
         <w:rPr>
@@ -2218,6 +2032,17 @@
         <w:bidi/>
         <w:spacing w:before="160" w:after="140"/>
         <w:jc w:val="both"/>
+        <w:rPr>
+          <w:rFonts w:ascii="IRANSansXFaNum" w:eastAsia="IRANSansXFaNum" w:hAnsi="IRANSansXFaNum" w:cs="IRANSansXFaNum"/>
+        </w:rPr>
+      </w:pPr>
+    </w:p>
+    <w:p>
+      <w:pPr>
+        <w:pStyle w:val="Heading2"/>
+        <w:bidi/>
+        <w:spacing w:before="160" w:after="140"/>
+        <w:jc w:val="both"/>
       </w:pPr>
       <w:r>
         <w:rPr>
@@ -2233,9 +2058,6 @@
         <w:bidi/>
         <w:spacing w:after="80" w:line="300" w:lineRule="auto"/>
         <w:jc w:val="both"/>
-        <w:rPr>
-          <w:rFonts w:hint="eastAsia"/>
-        </w:rPr>
       </w:pPr>
       <w:r>
         <w:rPr>
@@ -2252,9 +2074,6 @@
         <w:bidi/>
         <w:spacing w:after="80" w:line="300" w:lineRule="auto"/>
         <w:jc w:val="both"/>
-        <w:rPr>
-          <w:rFonts w:hint="eastAsia"/>
-        </w:rPr>
       </w:pPr>
       <w:r>
         <w:rPr>
@@ -2271,9 +2090,6 @@
         <w:bidi/>
         <w:spacing w:after="80" w:line="300" w:lineRule="auto"/>
         <w:jc w:val="both"/>
-        <w:rPr>
-          <w:rFonts w:hint="eastAsia"/>
-        </w:rPr>
       </w:pPr>
       <w:r>
         <w:rPr>
@@ -2290,9 +2106,6 @@
         <w:bidi/>
         <w:spacing w:after="80" w:line="300" w:lineRule="auto"/>
         <w:jc w:val="both"/>
-        <w:rPr>
-          <w:rFonts w:hint="eastAsia"/>
-        </w:rPr>
       </w:pPr>
       <w:r>
         <w:rPr>
@@ -2309,9 +2122,6 @@
         <w:bidi/>
         <w:spacing w:after="80" w:line="300" w:lineRule="auto"/>
         <w:jc w:val="both"/>
-        <w:rPr>
-          <w:rFonts w:hint="eastAsia"/>
-        </w:rPr>
       </w:pPr>
       <w:r>
         <w:rPr>
@@ -2328,9 +2138,6 @@
         <w:bidi/>
         <w:spacing w:after="80" w:line="300" w:lineRule="auto"/>
         <w:jc w:val="both"/>
-        <w:rPr>
-          <w:rFonts w:hint="eastAsia"/>
-        </w:rPr>
       </w:pPr>
       <w:r>
         <w:rPr>
@@ -2347,9 +2154,6 @@
         <w:bidi/>
         <w:spacing w:after="80" w:line="300" w:lineRule="auto"/>
         <w:jc w:val="both"/>
-        <w:rPr>
-          <w:rFonts w:hint="eastAsia"/>
-        </w:rPr>
       </w:pPr>
       <w:r>
         <w:rPr>
@@ -2366,9 +2170,6 @@
         <w:bidi/>
         <w:spacing w:after="80" w:line="300" w:lineRule="auto"/>
         <w:jc w:val="both"/>
-        <w:rPr>
-          <w:rFonts w:hint="eastAsia"/>
-        </w:rPr>
       </w:pPr>
       <w:r>
         <w:rPr>
@@ -2378,6 +2179,17 @@
         </w:rPr>
         <w:t>فراهم‌کردن زیرساخت توسعه بعدی کیف پول، BNPL، جت کارت و باشگاه مشتریان</w:t>
       </w:r>
+    </w:p>
+    <w:p>
+      <w:pPr>
+        <w:pStyle w:val="Heading2"/>
+        <w:bidi/>
+        <w:spacing w:before="160" w:after="140"/>
+        <w:jc w:val="both"/>
+        <w:rPr>
+          <w:rFonts w:ascii="IRANSansXFaNum" w:eastAsia="IRANSansXFaNum" w:hAnsi="IRANSansXFaNum" w:cs="IRANSansXFaNum"/>
+        </w:rPr>
+      </w:pPr>
     </w:p>
     <w:p>
       <w:pPr>
@@ -2435,9 +2247,6 @@
             <w:pPr>
               <w:bidi/>
               <w:jc w:val="center"/>
-              <w:rPr>
-                <w:rFonts w:hint="eastAsia"/>
-              </w:rPr>
             </w:pPr>
             <w:r>
               <w:rPr>
@@ -2467,9 +2276,6 @@
             <w:pPr>
               <w:bidi/>
               <w:jc w:val="center"/>
-              <w:rPr>
-                <w:rFonts w:hint="eastAsia"/>
-              </w:rPr>
             </w:pPr>
             <w:r>
               <w:rPr>
@@ -2505,9 +2311,6 @@
             <w:pPr>
               <w:bidi/>
               <w:jc w:val="center"/>
-              <w:rPr>
-                <w:rFonts w:hint="eastAsia"/>
-              </w:rPr>
             </w:pPr>
             <w:r>
               <w:rPr>
@@ -2536,9 +2339,6 @@
             <w:pPr>
               <w:bidi/>
               <w:jc w:val="center"/>
-              <w:rPr>
-                <w:rFonts w:hint="eastAsia"/>
-              </w:rPr>
             </w:pPr>
             <w:r>
               <w:rPr>
@@ -2573,9 +2373,6 @@
             <w:pPr>
               <w:bidi/>
               <w:jc w:val="center"/>
-              <w:rPr>
-                <w:rFonts w:hint="eastAsia"/>
-              </w:rPr>
             </w:pPr>
             <w:r>
               <w:rPr>
@@ -2604,9 +2401,6 @@
             <w:pPr>
               <w:bidi/>
               <w:jc w:val="center"/>
-              <w:rPr>
-                <w:rFonts w:hint="eastAsia"/>
-              </w:rPr>
             </w:pPr>
             <w:r>
               <w:rPr>
@@ -2641,9 +2435,6 @@
             <w:pPr>
               <w:bidi/>
               <w:jc w:val="center"/>
-              <w:rPr>
-                <w:rFonts w:hint="eastAsia"/>
-              </w:rPr>
             </w:pPr>
             <w:r>
               <w:rPr>
@@ -2672,9 +2463,6 @@
             <w:pPr>
               <w:bidi/>
               <w:jc w:val="center"/>
-              <w:rPr>
-                <w:rFonts w:hint="eastAsia"/>
-              </w:rPr>
             </w:pPr>
             <w:r>
               <w:rPr>
@@ -2709,9 +2497,6 @@
             <w:pPr>
               <w:bidi/>
               <w:jc w:val="center"/>
-              <w:rPr>
-                <w:rFonts w:hint="eastAsia"/>
-              </w:rPr>
             </w:pPr>
             <w:r>
               <w:rPr>
@@ -2740,9 +2525,6 @@
             <w:pPr>
               <w:bidi/>
               <w:jc w:val="center"/>
-              <w:rPr>
-                <w:rFonts w:hint="eastAsia"/>
-              </w:rPr>
             </w:pPr>
             <w:r>
               <w:rPr>
@@ -2777,9 +2559,6 @@
             <w:pPr>
               <w:bidi/>
               <w:jc w:val="center"/>
-              <w:rPr>
-                <w:rFonts w:hint="eastAsia"/>
-              </w:rPr>
             </w:pPr>
             <w:r>
               <w:rPr>
@@ -2788,6 +2567,7 @@
                 <w:sz w:val="19"/>
                 <w:rtl/>
               </w:rPr>
+              <w:lastRenderedPageBreak/>
               <w:t>محاسبه قابل تکرار و تأییدپذیر برای هر دوره</w:t>
             </w:r>
           </w:p>
@@ -2808,9 +2588,6 @@
             <w:pPr>
               <w:bidi/>
               <w:jc w:val="center"/>
-              <w:rPr>
-                <w:rFonts w:hint="eastAsia"/>
-              </w:rPr>
             </w:pPr>
             <w:r>
               <w:rPr>
@@ -2845,9 +2622,6 @@
             <w:pPr>
               <w:bidi/>
               <w:jc w:val="center"/>
-              <w:rPr>
-                <w:rFonts w:hint="eastAsia"/>
-              </w:rPr>
             </w:pPr>
             <w:r>
               <w:rPr>
@@ -2876,9 +2650,6 @@
             <w:pPr>
               <w:bidi/>
               <w:jc w:val="center"/>
-              <w:rPr>
-                <w:rFonts w:hint="eastAsia"/>
-              </w:rPr>
             </w:pPr>
             <w:r>
               <w:rPr>
@@ -2896,9 +2667,6 @@
     <w:p>
       <w:pPr>
         <w:spacing w:after="40"/>
-        <w:rPr>
-          <w:rFonts w:hint="eastAsia"/>
-        </w:rPr>
       </w:pPr>
     </w:p>
     <w:p>
@@ -2906,14 +2674,24 @@
         <w:pStyle w:val="Heading1"/>
         <w:bidi/>
         <w:spacing w:before="240" w:after="140"/>
-        <w:jc w:val="right"/>
+        <w:jc w:val="both"/>
+        <w:rPr>
+          <w:rFonts w:ascii="IRANSansXFaNum" w:eastAsia="IRANSansXFaNum" w:hAnsi="IRANSansXFaNum" w:cs="IRANSansXFaNum"/>
+        </w:rPr>
+      </w:pPr>
+    </w:p>
+    <w:p>
+      <w:pPr>
+        <w:pStyle w:val="Heading1"/>
+        <w:bidi/>
+        <w:spacing w:before="240" w:after="140"/>
+        <w:jc w:val="both"/>
       </w:pPr>
       <w:r>
         <w:rPr>
           <w:rFonts w:ascii="IRANSansXFaNum" w:eastAsia="IRANSansXFaNum" w:hAnsi="IRANSansXFaNum" w:cs="IRANSansXFaNum"/>
           <w:rtl/>
         </w:rPr>
-        <w:lastRenderedPageBreak/>
         <w:t>۳ محدوده پیشنهادی نسخه عملیاتی</w:t>
       </w:r>
     </w:p>
@@ -2922,9 +2700,6 @@
         <w:bidi/>
         <w:spacing w:after="140" w:line="312" w:lineRule="auto"/>
         <w:jc w:val="both"/>
-        <w:rPr>
-          <w:rFonts w:hint="eastAsia"/>
-        </w:rPr>
       </w:pPr>
       <w:r>
         <w:rPr>
@@ -2952,8 +2727,8 @@
         <w:tblLook w:val="04A0" w:firstRow="1" w:lastRow="0" w:firstColumn="1" w:lastColumn="0" w:noHBand="0" w:noVBand="1"/>
       </w:tblPr>
       <w:tblGrid>
-        <w:gridCol w:w="7056"/>
-        <w:gridCol w:w="2016"/>
+        <w:gridCol w:w="3162"/>
+        <w:gridCol w:w="5844"/>
       </w:tblGrid>
       <w:tr>
         <w:trPr>
@@ -2962,7 +2737,7 @@
         </w:trPr>
         <w:tc>
           <w:tcPr>
-            <w:tcW w:w="7056" w:type="dxa"/>
+            <w:tcW w:w="3162" w:type="dxa"/>
             <w:shd w:val="clear" w:color="auto" w:fill="102A43"/>
             <w:tcMar>
               <w:top w:w="120" w:type="dxa"/>
@@ -2976,9 +2751,6 @@
             <w:pPr>
               <w:bidi/>
               <w:jc w:val="center"/>
-              <w:rPr>
-                <w:rFonts w:hint="eastAsia"/>
-              </w:rPr>
             </w:pPr>
             <w:r>
               <w:rPr>
@@ -2994,7 +2766,7 @@
         </w:tc>
         <w:tc>
           <w:tcPr>
-            <w:tcW w:w="2016" w:type="dxa"/>
+            <w:tcW w:w="5844" w:type="dxa"/>
             <w:shd w:val="clear" w:color="auto" w:fill="102A43"/>
             <w:tcMar>
               <w:top w:w="120" w:type="dxa"/>
@@ -3008,9 +2780,6 @@
             <w:pPr>
               <w:bidi/>
               <w:jc w:val="center"/>
-              <w:rPr>
-                <w:rFonts w:hint="eastAsia"/>
-              </w:rPr>
             </w:pPr>
             <w:r>
               <w:rPr>
@@ -3032,7 +2801,7 @@
         </w:trPr>
         <w:tc>
           <w:tcPr>
-            <w:tcW w:w="7056" w:type="dxa"/>
+            <w:tcW w:w="3162" w:type="dxa"/>
             <w:shd w:val="clear" w:color="auto" w:fill="FFFFFF"/>
             <w:tcMar>
               <w:top w:w="120" w:type="dxa"/>
@@ -3046,9 +2815,6 @@
             <w:pPr>
               <w:bidi/>
               <w:jc w:val="center"/>
-              <w:rPr>
-                <w:rFonts w:hint="eastAsia"/>
-              </w:rPr>
             </w:pPr>
             <w:r>
               <w:rPr>
@@ -3063,7 +2829,7 @@
         </w:tc>
         <w:tc>
           <w:tcPr>
-            <w:tcW w:w="2016" w:type="dxa"/>
+            <w:tcW w:w="5844" w:type="dxa"/>
             <w:shd w:val="clear" w:color="auto" w:fill="FFFFFF"/>
             <w:tcMar>
               <w:top w:w="120" w:type="dxa"/>
@@ -3076,10 +2842,7 @@
           <w:p>
             <w:pPr>
               <w:bidi/>
-              <w:jc w:val="right"/>
-              <w:rPr>
-                <w:rFonts w:hint="eastAsia"/>
-              </w:rPr>
+              <w:jc w:val="both"/>
             </w:pPr>
             <w:r>
               <w:rPr>
@@ -3100,7 +2863,7 @@
         </w:trPr>
         <w:tc>
           <w:tcPr>
-            <w:tcW w:w="7056" w:type="dxa"/>
+            <w:tcW w:w="3162" w:type="dxa"/>
             <w:shd w:val="clear" w:color="auto" w:fill="EAF4F7"/>
             <w:tcMar>
               <w:top w:w="120" w:type="dxa"/>
@@ -3114,9 +2877,6 @@
             <w:pPr>
               <w:bidi/>
               <w:jc w:val="center"/>
-              <w:rPr>
-                <w:rFonts w:hint="eastAsia"/>
-              </w:rPr>
             </w:pPr>
             <w:r>
               <w:rPr>
@@ -3131,7 +2891,7 @@
         </w:tc>
         <w:tc>
           <w:tcPr>
-            <w:tcW w:w="2016" w:type="dxa"/>
+            <w:tcW w:w="5844" w:type="dxa"/>
             <w:shd w:val="clear" w:color="auto" w:fill="EAF4F7"/>
             <w:tcMar>
               <w:top w:w="120" w:type="dxa"/>
@@ -3144,10 +2904,7 @@
           <w:p>
             <w:pPr>
               <w:bidi/>
-              <w:jc w:val="right"/>
-              <w:rPr>
-                <w:rFonts w:hint="eastAsia"/>
-              </w:rPr>
+              <w:jc w:val="both"/>
             </w:pPr>
             <w:r>
               <w:rPr>
@@ -3168,7 +2925,7 @@
         </w:trPr>
         <w:tc>
           <w:tcPr>
-            <w:tcW w:w="7056" w:type="dxa"/>
+            <w:tcW w:w="3162" w:type="dxa"/>
             <w:shd w:val="clear" w:color="auto" w:fill="FFFFFF"/>
             <w:tcMar>
               <w:top w:w="120" w:type="dxa"/>
@@ -3182,9 +2939,6 @@
             <w:pPr>
               <w:bidi/>
               <w:jc w:val="center"/>
-              <w:rPr>
-                <w:rFonts w:hint="eastAsia"/>
-              </w:rPr>
             </w:pPr>
             <w:r>
               <w:rPr>
@@ -3199,7 +2953,7 @@
         </w:tc>
         <w:tc>
           <w:tcPr>
-            <w:tcW w:w="2016" w:type="dxa"/>
+            <w:tcW w:w="5844" w:type="dxa"/>
             <w:shd w:val="clear" w:color="auto" w:fill="FFFFFF"/>
             <w:tcMar>
               <w:top w:w="120" w:type="dxa"/>
@@ -3212,10 +2966,7 @@
           <w:p>
             <w:pPr>
               <w:bidi/>
-              <w:jc w:val="right"/>
-              <w:rPr>
-                <w:rFonts w:hint="eastAsia"/>
-              </w:rPr>
+              <w:jc w:val="both"/>
             </w:pPr>
             <w:r>
               <w:rPr>
@@ -3236,7 +2987,7 @@
         </w:trPr>
         <w:tc>
           <w:tcPr>
-            <w:tcW w:w="7056" w:type="dxa"/>
+            <w:tcW w:w="3162" w:type="dxa"/>
             <w:shd w:val="clear" w:color="auto" w:fill="EAF4F7"/>
             <w:tcMar>
               <w:top w:w="120" w:type="dxa"/>
@@ -3250,9 +3001,6 @@
             <w:pPr>
               <w:bidi/>
               <w:jc w:val="center"/>
-              <w:rPr>
-                <w:rFonts w:hint="eastAsia"/>
-              </w:rPr>
             </w:pPr>
             <w:r>
               <w:rPr>
@@ -3267,7 +3015,7 @@
         </w:tc>
         <w:tc>
           <w:tcPr>
-            <w:tcW w:w="2016" w:type="dxa"/>
+            <w:tcW w:w="5844" w:type="dxa"/>
             <w:shd w:val="clear" w:color="auto" w:fill="EAF4F7"/>
             <w:tcMar>
               <w:top w:w="120" w:type="dxa"/>
@@ -3280,10 +3028,7 @@
           <w:p>
             <w:pPr>
               <w:bidi/>
-              <w:jc w:val="right"/>
-              <w:rPr>
-                <w:rFonts w:hint="eastAsia"/>
-              </w:rPr>
+              <w:jc w:val="both"/>
             </w:pPr>
             <w:r>
               <w:rPr>
@@ -3304,7 +3049,7 @@
         </w:trPr>
         <w:tc>
           <w:tcPr>
-            <w:tcW w:w="7056" w:type="dxa"/>
+            <w:tcW w:w="3162" w:type="dxa"/>
             <w:shd w:val="clear" w:color="auto" w:fill="FFFFFF"/>
             <w:tcMar>
               <w:top w:w="120" w:type="dxa"/>
@@ -3318,9 +3063,6 @@
             <w:pPr>
               <w:bidi/>
               <w:jc w:val="center"/>
-              <w:rPr>
-                <w:rFonts w:hint="eastAsia"/>
-              </w:rPr>
             </w:pPr>
             <w:r>
               <w:rPr>
@@ -3329,14 +3071,13 @@
                 <w:sz w:val="18"/>
                 <w:rtl/>
               </w:rPr>
-              <w:lastRenderedPageBreak/>
               <w:t>کنترل و استعلام</w:t>
             </w:r>
           </w:p>
         </w:tc>
         <w:tc>
           <w:tcPr>
-            <w:tcW w:w="2016" w:type="dxa"/>
+            <w:tcW w:w="5844" w:type="dxa"/>
             <w:shd w:val="clear" w:color="auto" w:fill="FFFFFF"/>
             <w:tcMar>
               <w:top w:w="120" w:type="dxa"/>
@@ -3349,10 +3090,7 @@
           <w:p>
             <w:pPr>
               <w:bidi/>
-              <w:jc w:val="right"/>
-              <w:rPr>
-                <w:rFonts w:hint="eastAsia"/>
-              </w:rPr>
+              <w:jc w:val="both"/>
             </w:pPr>
             <w:r>
               <w:rPr>
@@ -3373,7 +3111,7 @@
         </w:trPr>
         <w:tc>
           <w:tcPr>
-            <w:tcW w:w="7056" w:type="dxa"/>
+            <w:tcW w:w="3162" w:type="dxa"/>
             <w:shd w:val="clear" w:color="auto" w:fill="EAF4F7"/>
             <w:tcMar>
               <w:top w:w="120" w:type="dxa"/>
@@ -3387,9 +3125,6 @@
             <w:pPr>
               <w:bidi/>
               <w:jc w:val="center"/>
-              <w:rPr>
-                <w:rFonts w:hint="eastAsia"/>
-              </w:rPr>
             </w:pPr>
             <w:r>
               <w:rPr>
@@ -3404,7 +3139,7 @@
         </w:tc>
         <w:tc>
           <w:tcPr>
-            <w:tcW w:w="2016" w:type="dxa"/>
+            <w:tcW w:w="5844" w:type="dxa"/>
             <w:shd w:val="clear" w:color="auto" w:fill="EAF4F7"/>
             <w:tcMar>
               <w:top w:w="120" w:type="dxa"/>
@@ -3417,10 +3152,7 @@
           <w:p>
             <w:pPr>
               <w:bidi/>
-              <w:jc w:val="right"/>
-              <w:rPr>
-                <w:rFonts w:hint="eastAsia"/>
-              </w:rPr>
+              <w:jc w:val="both"/>
             </w:pPr>
             <w:r>
               <w:rPr>
@@ -3441,7 +3173,7 @@
         </w:trPr>
         <w:tc>
           <w:tcPr>
-            <w:tcW w:w="7056" w:type="dxa"/>
+            <w:tcW w:w="3162" w:type="dxa"/>
             <w:shd w:val="clear" w:color="auto" w:fill="FFFFFF"/>
             <w:tcMar>
               <w:top w:w="120" w:type="dxa"/>
@@ -3455,9 +3187,6 @@
             <w:pPr>
               <w:bidi/>
               <w:jc w:val="center"/>
-              <w:rPr>
-                <w:rFonts w:hint="eastAsia"/>
-              </w:rPr>
             </w:pPr>
             <w:r>
               <w:rPr>
@@ -3466,13 +3195,14 @@
                 <w:sz w:val="18"/>
                 <w:rtl/>
               </w:rPr>
+              <w:lastRenderedPageBreak/>
               <w:t>ضمانت</w:t>
             </w:r>
           </w:p>
         </w:tc>
         <w:tc>
           <w:tcPr>
-            <w:tcW w:w="2016" w:type="dxa"/>
+            <w:tcW w:w="5844" w:type="dxa"/>
             <w:shd w:val="clear" w:color="auto" w:fill="FFFFFF"/>
             <w:tcMar>
               <w:top w:w="120" w:type="dxa"/>
@@ -3485,10 +3215,7 @@
           <w:p>
             <w:pPr>
               <w:bidi/>
-              <w:jc w:val="right"/>
-              <w:rPr>
-                <w:rFonts w:hint="eastAsia"/>
-              </w:rPr>
+              <w:jc w:val="both"/>
             </w:pPr>
             <w:r>
               <w:rPr>
@@ -3509,7 +3236,7 @@
         </w:trPr>
         <w:tc>
           <w:tcPr>
-            <w:tcW w:w="7056" w:type="dxa"/>
+            <w:tcW w:w="3162" w:type="dxa"/>
             <w:shd w:val="clear" w:color="auto" w:fill="EAF4F7"/>
             <w:tcMar>
               <w:top w:w="120" w:type="dxa"/>
@@ -3523,9 +3250,6 @@
             <w:pPr>
               <w:bidi/>
               <w:jc w:val="center"/>
-              <w:rPr>
-                <w:rFonts w:hint="eastAsia"/>
-              </w:rPr>
             </w:pPr>
             <w:r>
               <w:rPr>
@@ -3540,7 +3264,7 @@
         </w:tc>
         <w:tc>
           <w:tcPr>
-            <w:tcW w:w="2016" w:type="dxa"/>
+            <w:tcW w:w="5844" w:type="dxa"/>
             <w:shd w:val="clear" w:color="auto" w:fill="EAF4F7"/>
             <w:tcMar>
               <w:top w:w="120" w:type="dxa"/>
@@ -3553,10 +3277,7 @@
           <w:p>
             <w:pPr>
               <w:bidi/>
-              <w:jc w:val="right"/>
-              <w:rPr>
-                <w:rFonts w:hint="eastAsia"/>
-              </w:rPr>
+              <w:jc w:val="both"/>
             </w:pPr>
             <w:r>
               <w:rPr>
@@ -3577,7 +3298,7 @@
         </w:trPr>
         <w:tc>
           <w:tcPr>
-            <w:tcW w:w="7056" w:type="dxa"/>
+            <w:tcW w:w="3162" w:type="dxa"/>
             <w:shd w:val="clear" w:color="auto" w:fill="FFFFFF"/>
             <w:tcMar>
               <w:top w:w="120" w:type="dxa"/>
@@ -3591,9 +3312,6 @@
             <w:pPr>
               <w:bidi/>
               <w:jc w:val="center"/>
-              <w:rPr>
-                <w:rFonts w:hint="eastAsia"/>
-              </w:rPr>
             </w:pPr>
             <w:r>
               <w:rPr>
@@ -3608,7 +3326,7 @@
         </w:tc>
         <w:tc>
           <w:tcPr>
-            <w:tcW w:w="2016" w:type="dxa"/>
+            <w:tcW w:w="5844" w:type="dxa"/>
             <w:shd w:val="clear" w:color="auto" w:fill="FFFFFF"/>
             <w:tcMar>
               <w:top w:w="120" w:type="dxa"/>
@@ -3621,10 +3339,7 @@
           <w:p>
             <w:pPr>
               <w:bidi/>
-              <w:jc w:val="right"/>
-              <w:rPr>
-                <w:rFonts w:hint="eastAsia"/>
-              </w:rPr>
+              <w:jc w:val="both"/>
             </w:pPr>
             <w:r>
               <w:rPr>
@@ -3645,7 +3360,7 @@
         </w:trPr>
         <w:tc>
           <w:tcPr>
-            <w:tcW w:w="7056" w:type="dxa"/>
+            <w:tcW w:w="3162" w:type="dxa"/>
             <w:shd w:val="clear" w:color="auto" w:fill="EAF4F7"/>
             <w:tcMar>
               <w:top w:w="120" w:type="dxa"/>
@@ -3659,9 +3374,6 @@
             <w:pPr>
               <w:bidi/>
               <w:jc w:val="center"/>
-              <w:rPr>
-                <w:rFonts w:hint="eastAsia"/>
-              </w:rPr>
             </w:pPr>
             <w:r>
               <w:rPr>
@@ -3670,14 +3382,13 @@
                 <w:sz w:val="18"/>
                 <w:rtl/>
               </w:rPr>
-              <w:lastRenderedPageBreak/>
               <w:t>پذیرنده</w:t>
             </w:r>
           </w:p>
         </w:tc>
         <w:tc>
           <w:tcPr>
-            <w:tcW w:w="2016" w:type="dxa"/>
+            <w:tcW w:w="5844" w:type="dxa"/>
             <w:shd w:val="clear" w:color="auto" w:fill="EAF4F7"/>
             <w:tcMar>
               <w:top w:w="120" w:type="dxa"/>
@@ -3690,10 +3401,7 @@
           <w:p>
             <w:pPr>
               <w:bidi/>
-              <w:jc w:val="right"/>
-              <w:rPr>
-                <w:rFonts w:hint="eastAsia"/>
-              </w:rPr>
+              <w:jc w:val="both"/>
             </w:pPr>
             <w:r>
               <w:rPr>
@@ -3714,7 +3422,7 @@
         </w:trPr>
         <w:tc>
           <w:tcPr>
-            <w:tcW w:w="7056" w:type="dxa"/>
+            <w:tcW w:w="3162" w:type="dxa"/>
             <w:shd w:val="clear" w:color="auto" w:fill="FFFFFF"/>
             <w:tcMar>
               <w:top w:w="120" w:type="dxa"/>
@@ -3728,9 +3436,6 @@
             <w:pPr>
               <w:bidi/>
               <w:jc w:val="center"/>
-              <w:rPr>
-                <w:rFonts w:hint="eastAsia"/>
-              </w:rPr>
             </w:pPr>
             <w:r>
               <w:rPr>
@@ -3745,7 +3450,7 @@
         </w:tc>
         <w:tc>
           <w:tcPr>
-            <w:tcW w:w="2016" w:type="dxa"/>
+            <w:tcW w:w="5844" w:type="dxa"/>
             <w:shd w:val="clear" w:color="auto" w:fill="FFFFFF"/>
             <w:tcMar>
               <w:top w:w="120" w:type="dxa"/>
@@ -3758,10 +3463,7 @@
           <w:p>
             <w:pPr>
               <w:bidi/>
-              <w:jc w:val="right"/>
-              <w:rPr>
-                <w:rFonts w:hint="eastAsia"/>
-              </w:rPr>
+              <w:jc w:val="both"/>
             </w:pPr>
             <w:r>
               <w:rPr>
@@ -3782,7 +3484,7 @@
         </w:trPr>
         <w:tc>
           <w:tcPr>
-            <w:tcW w:w="7056" w:type="dxa"/>
+            <w:tcW w:w="3162" w:type="dxa"/>
             <w:shd w:val="clear" w:color="auto" w:fill="EAF4F7"/>
             <w:tcMar>
               <w:top w:w="120" w:type="dxa"/>
@@ -3796,9 +3498,6 @@
             <w:pPr>
               <w:bidi/>
               <w:jc w:val="center"/>
-              <w:rPr>
-                <w:rFonts w:hint="eastAsia"/>
-              </w:rPr>
             </w:pPr>
             <w:r>
               <w:rPr>
@@ -3813,7 +3512,7 @@
         </w:tc>
         <w:tc>
           <w:tcPr>
-            <w:tcW w:w="2016" w:type="dxa"/>
+            <w:tcW w:w="5844" w:type="dxa"/>
             <w:shd w:val="clear" w:color="auto" w:fill="EAF4F7"/>
             <w:tcMar>
               <w:top w:w="120" w:type="dxa"/>
@@ -3826,10 +3525,7 @@
           <w:p>
             <w:pPr>
               <w:bidi/>
-              <w:jc w:val="right"/>
-              <w:rPr>
-                <w:rFonts w:hint="eastAsia"/>
-              </w:rPr>
+              <w:jc w:val="both"/>
             </w:pPr>
             <w:r>
               <w:rPr>
@@ -3850,7 +3546,7 @@
         </w:trPr>
         <w:tc>
           <w:tcPr>
-            <w:tcW w:w="7056" w:type="dxa"/>
+            <w:tcW w:w="3162" w:type="dxa"/>
             <w:shd w:val="clear" w:color="auto" w:fill="FFFFFF"/>
             <w:tcMar>
               <w:top w:w="120" w:type="dxa"/>
@@ -3864,9 +3560,6 @@
             <w:pPr>
               <w:bidi/>
               <w:jc w:val="center"/>
-              <w:rPr>
-                <w:rFonts w:hint="eastAsia"/>
-              </w:rPr>
             </w:pPr>
             <w:r>
               <w:rPr>
@@ -3881,7 +3574,7 @@
         </w:tc>
         <w:tc>
           <w:tcPr>
-            <w:tcW w:w="2016" w:type="dxa"/>
+            <w:tcW w:w="5844" w:type="dxa"/>
             <w:shd w:val="clear" w:color="auto" w:fill="FFFFFF"/>
             <w:tcMar>
               <w:top w:w="120" w:type="dxa"/>
@@ -3894,10 +3587,7 @@
           <w:p>
             <w:pPr>
               <w:bidi/>
-              <w:jc w:val="right"/>
-              <w:rPr>
-                <w:rFonts w:hint="eastAsia"/>
-              </w:rPr>
+              <w:jc w:val="both"/>
             </w:pPr>
             <w:r>
               <w:rPr>
@@ -3918,7 +3608,7 @@
         </w:trPr>
         <w:tc>
           <w:tcPr>
-            <w:tcW w:w="7056" w:type="dxa"/>
+            <w:tcW w:w="3162" w:type="dxa"/>
             <w:shd w:val="clear" w:color="auto" w:fill="EAF4F7"/>
             <w:tcMar>
               <w:top w:w="120" w:type="dxa"/>
@@ -3932,9 +3622,6 @@
             <w:pPr>
               <w:bidi/>
               <w:jc w:val="center"/>
-              <w:rPr>
-                <w:rFonts w:hint="eastAsia"/>
-              </w:rPr>
             </w:pPr>
             <w:r>
               <w:rPr>
@@ -3949,7 +3636,7 @@
         </w:tc>
         <w:tc>
           <w:tcPr>
-            <w:tcW w:w="2016" w:type="dxa"/>
+            <w:tcW w:w="5844" w:type="dxa"/>
             <w:shd w:val="clear" w:color="auto" w:fill="EAF4F7"/>
             <w:tcMar>
               <w:top w:w="120" w:type="dxa"/>
@@ -3962,10 +3649,7 @@
           <w:p>
             <w:pPr>
               <w:bidi/>
-              <w:jc w:val="right"/>
-              <w:rPr>
-                <w:rFonts w:hint="eastAsia"/>
-              </w:rPr>
+              <w:jc w:val="both"/>
             </w:pPr>
             <w:r>
               <w:rPr>
@@ -3983,9 +3667,6 @@
     <w:p>
       <w:pPr>
         <w:spacing w:after="40"/>
-        <w:rPr>
-          <w:rFonts w:hint="eastAsia"/>
-        </w:rPr>
       </w:pPr>
     </w:p>
     <w:p>
@@ -4045,9 +3726,6 @@
             <w:pPr>
               <w:bidi/>
               <w:jc w:val="center"/>
-              <w:rPr>
-                <w:rFonts w:hint="eastAsia"/>
-              </w:rPr>
             </w:pPr>
             <w:r>
               <w:rPr>
@@ -4077,9 +3755,6 @@
             <w:pPr>
               <w:bidi/>
               <w:jc w:val="center"/>
-              <w:rPr>
-                <w:rFonts w:hint="eastAsia"/>
-              </w:rPr>
             </w:pPr>
             <w:r>
               <w:rPr>
@@ -4109,9 +3784,6 @@
             <w:pPr>
               <w:bidi/>
               <w:jc w:val="center"/>
-              <w:rPr>
-                <w:rFonts w:hint="eastAsia"/>
-              </w:rPr>
             </w:pPr>
             <w:r>
               <w:rPr>
@@ -4147,9 +3819,6 @@
             <w:pPr>
               <w:bidi/>
               <w:jc w:val="center"/>
-              <w:rPr>
-                <w:rFonts w:hint="eastAsia"/>
-              </w:rPr>
             </w:pPr>
             <w:r>
               <w:rPr>
@@ -4158,7 +3827,6 @@
                 <w:sz w:val="18"/>
                 <w:rtl/>
               </w:rPr>
-              <w:lastRenderedPageBreak/>
               <w:t>جزو محدوده نسخه عملیاتی</w:t>
             </w:r>
           </w:p>
@@ -4179,9 +3847,6 @@
             <w:pPr>
               <w:bidi/>
               <w:jc w:val="center"/>
-              <w:rPr>
-                <w:rFonts w:hint="eastAsia"/>
-              </w:rPr>
             </w:pPr>
             <w:r>
               <w:rPr>
@@ -4209,10 +3874,7 @@
           <w:p>
             <w:pPr>
               <w:bidi/>
-              <w:jc w:val="right"/>
-              <w:rPr>
-                <w:rFonts w:hint="eastAsia"/>
-              </w:rPr>
+              <w:jc w:val="both"/>
             </w:pPr>
             <w:r>
               <w:rPr>
@@ -4247,9 +3909,6 @@
             <w:pPr>
               <w:bidi/>
               <w:jc w:val="center"/>
-              <w:rPr>
-                <w:rFonts w:hint="eastAsia"/>
-              </w:rPr>
             </w:pPr>
             <w:r>
               <w:rPr>
@@ -4258,6 +3917,7 @@
                 <w:sz w:val="18"/>
                 <w:rtl/>
               </w:rPr>
+              <w:lastRenderedPageBreak/>
               <w:t>آماده‌سازی معماری و قرارداد توسعه جداگانه</w:t>
             </w:r>
           </w:p>
@@ -4278,9 +3938,6 @@
             <w:pPr>
               <w:bidi/>
               <w:jc w:val="center"/>
-              <w:rPr>
-                <w:rFonts w:hint="eastAsia"/>
-              </w:rPr>
             </w:pPr>
             <w:r>
               <w:rPr>
@@ -4308,10 +3965,7 @@
           <w:p>
             <w:pPr>
               <w:bidi/>
-              <w:jc w:val="right"/>
-              <w:rPr>
-                <w:rFonts w:hint="eastAsia"/>
-              </w:rPr>
+              <w:jc w:val="both"/>
             </w:pPr>
             <w:r>
               <w:rPr>
@@ -4346,9 +4000,6 @@
             <w:pPr>
               <w:bidi/>
               <w:jc w:val="center"/>
-              <w:rPr>
-                <w:rFonts w:hint="eastAsia"/>
-              </w:rPr>
             </w:pPr>
             <w:r>
               <w:rPr>
@@ -4377,9 +4028,6 @@
             <w:pPr>
               <w:bidi/>
               <w:jc w:val="center"/>
-              <w:rPr>
-                <w:rFonts w:hint="eastAsia"/>
-              </w:rPr>
             </w:pPr>
             <w:r>
               <w:rPr>
@@ -4407,10 +4055,7 @@
           <w:p>
             <w:pPr>
               <w:bidi/>
-              <w:jc w:val="right"/>
-              <w:rPr>
-                <w:rFonts w:hint="eastAsia"/>
-              </w:rPr>
+              <w:jc w:val="both"/>
             </w:pPr>
             <w:r>
               <w:rPr>
@@ -4428,17 +4073,9 @@
     <w:p>
       <w:pPr>
         <w:spacing w:after="40"/>
-        <w:rPr>
-          <w:rFonts w:hint="eastAsia"/>
-        </w:rPr>
       </w:pPr>
     </w:p>
     <w:p>
-      <w:pPr>
-        <w:rPr>
-          <w:rFonts w:hint="eastAsia"/>
-        </w:rPr>
-      </w:pPr>
       <w:r>
         <w:br w:type="page"/>
       </w:r>
@@ -4463,9 +4100,6 @@
       <w:pPr>
         <w:keepNext/>
         <w:jc w:val="center"/>
-        <w:rPr>
-          <w:rFonts w:hint="eastAsia"/>
-        </w:rPr>
       </w:pPr>
       <w:r>
         <w:rPr>
@@ -4512,9 +4146,6 @@
       <w:pPr>
         <w:bidi/>
         <w:jc w:val="center"/>
-        <w:rPr>
-          <w:rFonts w:hint="eastAsia"/>
-        </w:rPr>
       </w:pPr>
       <w:r>
         <w:rPr>
@@ -4546,9 +4177,6 @@
         <w:bidi/>
         <w:spacing w:after="140" w:line="312" w:lineRule="auto"/>
         <w:jc w:val="both"/>
-        <w:rPr>
-          <w:rFonts w:hint="eastAsia"/>
-        </w:rPr>
       </w:pPr>
       <w:r>
         <w:rPr>
@@ -4564,9 +4192,6 @@
         <w:bidi/>
         <w:spacing w:after="140" w:line="312" w:lineRule="auto"/>
         <w:jc w:val="both"/>
-        <w:rPr>
-          <w:rFonts w:hint="eastAsia"/>
-        </w:rPr>
       </w:pPr>
       <w:r>
         <w:rPr>
@@ -4598,9 +4223,6 @@
         <w:bidi/>
         <w:spacing w:after="80" w:line="300" w:lineRule="auto"/>
         <w:jc w:val="both"/>
-        <w:rPr>
-          <w:rFonts w:hint="eastAsia"/>
-        </w:rPr>
       </w:pPr>
       <w:r>
         <w:rPr>
@@ -4617,9 +4239,6 @@
         <w:bidi/>
         <w:spacing w:after="80" w:line="300" w:lineRule="auto"/>
         <w:jc w:val="both"/>
-        <w:rPr>
-          <w:rFonts w:hint="eastAsia"/>
-        </w:rPr>
       </w:pPr>
       <w:r>
         <w:rPr>
@@ -4636,9 +4255,6 @@
         <w:bidi/>
         <w:spacing w:after="80" w:line="300" w:lineRule="auto"/>
         <w:jc w:val="both"/>
-        <w:rPr>
-          <w:rFonts w:hint="eastAsia"/>
-        </w:rPr>
       </w:pPr>
       <w:r>
         <w:rPr>
@@ -4655,9 +4271,6 @@
         <w:bidi/>
         <w:spacing w:after="80" w:line="300" w:lineRule="auto"/>
         <w:jc w:val="both"/>
-        <w:rPr>
-          <w:rFonts w:hint="eastAsia"/>
-        </w:rPr>
       </w:pPr>
       <w:r>
         <w:rPr>
@@ -4674,9 +4287,6 @@
         <w:bidi/>
         <w:spacing w:after="80" w:line="300" w:lineRule="auto"/>
         <w:jc w:val="both"/>
-        <w:rPr>
-          <w:rFonts w:hint="eastAsia"/>
-        </w:rPr>
       </w:pPr>
       <w:r>
         <w:rPr>
@@ -4688,11 +4298,6 @@
       </w:r>
     </w:p>
     <w:p>
-      <w:pPr>
-        <w:rPr>
-          <w:rFonts w:hint="eastAsia"/>
-        </w:rPr>
-      </w:pPr>
       <w:r>
         <w:br w:type="page"/>
       </w:r>
@@ -4702,7 +4307,7 @@
         <w:pStyle w:val="Heading1"/>
         <w:bidi/>
         <w:spacing w:before="240" w:after="140"/>
-        <w:jc w:val="right"/>
+        <w:jc w:val="both"/>
       </w:pPr>
       <w:r>
         <w:rPr>
@@ -4717,9 +4322,6 @@
       <w:pPr>
         <w:keepNext/>
         <w:jc w:val="center"/>
-        <w:rPr>
-          <w:rFonts w:hint="eastAsia"/>
-        </w:rPr>
       </w:pPr>
       <w:r>
         <w:rPr>
@@ -4766,9 +4368,6 @@
       <w:pPr>
         <w:bidi/>
         <w:jc w:val="center"/>
-        <w:rPr>
-          <w:rFonts w:hint="eastAsia"/>
-        </w:rPr>
       </w:pPr>
       <w:r>
         <w:rPr>
@@ -4785,7 +4384,18 @@
         <w:pStyle w:val="Heading2"/>
         <w:bidi/>
         <w:spacing w:before="160" w:after="140"/>
-        <w:jc w:val="right"/>
+        <w:jc w:val="both"/>
+        <w:rPr>
+          <w:rFonts w:ascii="IRANSansXFaNum" w:eastAsia="IRANSansXFaNum" w:hAnsi="IRANSansXFaNum" w:cs="IRANSansXFaNum"/>
+        </w:rPr>
+      </w:pPr>
+    </w:p>
+    <w:p>
+      <w:pPr>
+        <w:pStyle w:val="Heading2"/>
+        <w:bidi/>
+        <w:spacing w:before="160" w:after="140"/>
+        <w:jc w:val="both"/>
       </w:pPr>
       <w:r>
         <w:rPr>
@@ -4800,9 +4410,6 @@
         <w:bidi/>
         <w:spacing w:after="140" w:line="312" w:lineRule="auto"/>
         <w:jc w:val="both"/>
-        <w:rPr>
-          <w:rFonts w:hint="eastAsia"/>
-        </w:rPr>
       </w:pPr>
       <w:r>
         <w:rPr>
@@ -4854,9 +4461,6 @@
             <w:pPr>
               <w:bidi/>
               <w:jc w:val="center"/>
-              <w:rPr>
-                <w:rFonts w:hint="eastAsia"/>
-              </w:rPr>
             </w:pPr>
             <w:r>
               <w:rPr>
@@ -4886,9 +4490,6 @@
             <w:pPr>
               <w:bidi/>
               <w:jc w:val="center"/>
-              <w:rPr>
-                <w:rFonts w:hint="eastAsia"/>
-              </w:rPr>
             </w:pPr>
             <w:r>
               <w:rPr>
@@ -4924,9 +4525,6 @@
             <w:pPr>
               <w:bidi/>
               <w:jc w:val="center"/>
-              <w:rPr>
-                <w:rFonts w:hint="eastAsia"/>
-              </w:rPr>
             </w:pPr>
             <w:r>
               <w:rPr>
@@ -4954,10 +4552,7 @@
           <w:p>
             <w:pPr>
               <w:bidi/>
-              <w:jc w:val="right"/>
-              <w:rPr>
-                <w:rFonts w:hint="eastAsia"/>
-              </w:rPr>
+              <w:jc w:val="center"/>
             </w:pPr>
             <w:r>
               <w:rPr>
@@ -4992,9 +4587,6 @@
             <w:pPr>
               <w:bidi/>
               <w:jc w:val="center"/>
-              <w:rPr>
-                <w:rFonts w:hint="eastAsia"/>
-              </w:rPr>
             </w:pPr>
             <w:r>
               <w:rPr>
@@ -5023,9 +4615,6 @@
             <w:pPr>
               <w:bidi/>
               <w:jc w:val="center"/>
-              <w:rPr>
-                <w:rFonts w:hint="eastAsia"/>
-              </w:rPr>
             </w:pPr>
             <w:r>
               <w:rPr>
@@ -5060,9 +4649,6 @@
             <w:pPr>
               <w:bidi/>
               <w:jc w:val="center"/>
-              <w:rPr>
-                <w:rFonts w:hint="eastAsia"/>
-              </w:rPr>
             </w:pPr>
             <w:r>
               <w:rPr>
@@ -5091,9 +4677,6 @@
             <w:pPr>
               <w:bidi/>
               <w:jc w:val="center"/>
-              <w:rPr>
-                <w:rFonts w:hint="eastAsia"/>
-              </w:rPr>
             </w:pPr>
             <w:r>
               <w:rPr>
@@ -5128,9 +4711,6 @@
             <w:pPr>
               <w:bidi/>
               <w:jc w:val="center"/>
-              <w:rPr>
-                <w:rFonts w:hint="eastAsia"/>
-              </w:rPr>
             </w:pPr>
             <w:r>
               <w:rPr>
@@ -5139,6 +4719,7 @@
                 <w:sz w:val="19"/>
                 <w:rtl/>
               </w:rPr>
+              <w:lastRenderedPageBreak/>
               <w:t>هویت، محصول، درخواست، استعلام، پرداخت، قرارداد، پذیرنده و تسویه</w:t>
             </w:r>
           </w:p>
@@ -5159,9 +4740,6 @@
             <w:pPr>
               <w:bidi/>
               <w:jc w:val="center"/>
-              <w:rPr>
-                <w:rFonts w:hint="eastAsia"/>
-              </w:rPr>
             </w:pPr>
             <w:r>
               <w:rPr>
@@ -5196,9 +4774,6 @@
             <w:pPr>
               <w:bidi/>
               <w:jc w:val="center"/>
-              <w:rPr>
-                <w:rFonts w:hint="eastAsia"/>
-              </w:rPr>
             </w:pPr>
             <w:r>
               <w:rPr>
@@ -5207,7 +4782,6 @@
                 <w:sz w:val="19"/>
                 <w:rtl/>
               </w:rPr>
-              <w:lastRenderedPageBreak/>
               <w:t>دیتابیس، HTTP Client، TLS، Cache، Observability و Web</w:t>
             </w:r>
           </w:p>
@@ -5228,9 +4802,6 @@
             <w:pPr>
               <w:bidi/>
               <w:jc w:val="center"/>
-              <w:rPr>
-                <w:rFonts w:hint="eastAsia"/>
-              </w:rPr>
             </w:pPr>
             <w:r>
               <w:rPr>
@@ -5265,9 +4836,6 @@
             <w:pPr>
               <w:bidi/>
               <w:jc w:val="center"/>
-              <w:rPr>
-                <w:rFonts w:hint="eastAsia"/>
-              </w:rPr>
             </w:pPr>
             <w:r>
               <w:rPr>
@@ -5296,9 +4864,6 @@
             <w:pPr>
               <w:bidi/>
               <w:jc w:val="center"/>
-              <w:rPr>
-                <w:rFonts w:hint="eastAsia"/>
-              </w:rPr>
             </w:pPr>
             <w:r>
               <w:rPr>
@@ -5316,9 +4881,6 @@
     <w:p>
       <w:pPr>
         <w:spacing w:after="40"/>
-        <w:rPr>
-          <w:rFonts w:hint="eastAsia"/>
-        </w:rPr>
       </w:pPr>
     </w:p>
     <w:p>
@@ -5326,7 +4888,7 @@
         <w:pStyle w:val="Heading2"/>
         <w:bidi/>
         <w:spacing w:before="160" w:after="140"/>
-        <w:jc w:val="right"/>
+        <w:jc w:val="both"/>
       </w:pPr>
       <w:r>
         <w:rPr>
@@ -5341,10 +4903,7 @@
         <w:pStyle w:val="ListBullet"/>
         <w:bidi/>
         <w:spacing w:after="80" w:line="300" w:lineRule="auto"/>
-        <w:jc w:val="right"/>
-        <w:rPr>
-          <w:rFonts w:hint="eastAsia"/>
-        </w:rPr>
+        <w:jc w:val="both"/>
       </w:pPr>
       <w:r>
         <w:rPr>
@@ -5360,10 +4919,7 @@
         <w:pStyle w:val="ListBullet"/>
         <w:bidi/>
         <w:spacing w:after="80" w:line="300" w:lineRule="auto"/>
-        <w:jc w:val="right"/>
-        <w:rPr>
-          <w:rFonts w:hint="eastAsia"/>
-        </w:rPr>
+        <w:jc w:val="both"/>
       </w:pPr>
       <w:r>
         <w:rPr>
@@ -5379,10 +4935,7 @@
         <w:pStyle w:val="ListBullet"/>
         <w:bidi/>
         <w:spacing w:after="80" w:line="300" w:lineRule="auto"/>
-        <w:jc w:val="right"/>
-        <w:rPr>
-          <w:rFonts w:hint="eastAsia"/>
-        </w:rPr>
+        <w:jc w:val="both"/>
       </w:pPr>
       <w:r>
         <w:rPr>
@@ -5398,10 +4951,7 @@
         <w:pStyle w:val="ListBullet"/>
         <w:bidi/>
         <w:spacing w:after="80" w:line="300" w:lineRule="auto"/>
-        <w:jc w:val="right"/>
-        <w:rPr>
-          <w:rFonts w:hint="eastAsia"/>
-        </w:rPr>
+        <w:jc w:val="both"/>
       </w:pPr>
       <w:r>
         <w:rPr>
@@ -5417,10 +4967,7 @@
         <w:pStyle w:val="ListBullet"/>
         <w:bidi/>
         <w:spacing w:after="80" w:line="300" w:lineRule="auto"/>
-        <w:jc w:val="right"/>
-        <w:rPr>
-          <w:rFonts w:hint="eastAsia"/>
-        </w:rPr>
+        <w:jc w:val="both"/>
       </w:pPr>
       <w:r>
         <w:rPr>
@@ -5432,11 +4979,6 @@
       </w:r>
     </w:p>
     <w:p>
-      <w:pPr>
-        <w:rPr>
-          <w:rFonts w:hint="eastAsia"/>
-        </w:rPr>
-      </w:pPr>
       <w:r>
         <w:br w:type="page"/>
       </w:r>
@@ -5446,7 +4988,7 @@
         <w:pStyle w:val="Heading1"/>
         <w:bidi/>
         <w:spacing w:before="240" w:after="140"/>
-        <w:jc w:val="right"/>
+        <w:jc w:val="both"/>
       </w:pPr>
       <w:r>
         <w:rPr>
@@ -5462,7 +5004,7 @@
         <w:pStyle w:val="Heading2"/>
         <w:bidi/>
         <w:spacing w:before="160" w:after="140"/>
-        <w:jc w:val="right"/>
+        <w:jc w:val="both"/>
       </w:pPr>
       <w:r>
         <w:rPr>
@@ -5513,9 +5055,6 @@
             <w:pPr>
               <w:bidi/>
               <w:jc w:val="center"/>
-              <w:rPr>
-                <w:rFonts w:hint="eastAsia"/>
-              </w:rPr>
             </w:pPr>
             <w:r>
               <w:rPr>
@@ -5545,9 +5084,6 @@
             <w:pPr>
               <w:bidi/>
               <w:jc w:val="center"/>
-              <w:rPr>
-                <w:rFonts w:hint="eastAsia"/>
-              </w:rPr>
             </w:pPr>
             <w:r>
               <w:rPr>
@@ -5583,9 +5119,6 @@
             <w:pPr>
               <w:bidi/>
               <w:jc w:val="center"/>
-              <w:rPr>
-                <w:rFonts w:hint="eastAsia"/>
-              </w:rPr>
             </w:pPr>
             <w:r>
               <w:rPr>
@@ -5614,9 +5147,6 @@
             <w:pPr>
               <w:bidi/>
               <w:jc w:val="center"/>
-              <w:rPr>
-                <w:rFonts w:hint="eastAsia"/>
-              </w:rPr>
             </w:pPr>
             <w:r>
               <w:rPr>
@@ -5651,9 +5181,6 @@
             <w:pPr>
               <w:bidi/>
               <w:jc w:val="center"/>
-              <w:rPr>
-                <w:rFonts w:hint="eastAsia"/>
-              </w:rPr>
             </w:pPr>
             <w:r>
               <w:rPr>
@@ -5682,9 +5209,6 @@
             <w:pPr>
               <w:bidi/>
               <w:jc w:val="center"/>
-              <w:rPr>
-                <w:rFonts w:hint="eastAsia"/>
-              </w:rPr>
             </w:pPr>
             <w:r>
               <w:rPr>
@@ -5719,9 +5243,6 @@
             <w:pPr>
               <w:bidi/>
               <w:jc w:val="center"/>
-              <w:rPr>
-                <w:rFonts w:hint="eastAsia"/>
-              </w:rPr>
             </w:pPr>
             <w:r>
               <w:rPr>
@@ -5750,9 +5271,6 @@
             <w:pPr>
               <w:bidi/>
               <w:jc w:val="center"/>
-              <w:rPr>
-                <w:rFonts w:hint="eastAsia"/>
-              </w:rPr>
             </w:pPr>
             <w:r>
               <w:rPr>
@@ -5787,9 +5305,6 @@
             <w:pPr>
               <w:bidi/>
               <w:jc w:val="center"/>
-              <w:rPr>
-                <w:rFonts w:hint="eastAsia"/>
-              </w:rPr>
             </w:pPr>
             <w:r>
               <w:rPr>
@@ -5818,9 +5333,6 @@
             <w:pPr>
               <w:bidi/>
               <w:jc w:val="center"/>
-              <w:rPr>
-                <w:rFonts w:hint="eastAsia"/>
-              </w:rPr>
             </w:pPr>
             <w:r>
               <w:rPr>
@@ -5855,9 +5367,6 @@
             <w:pPr>
               <w:bidi/>
               <w:jc w:val="center"/>
-              <w:rPr>
-                <w:rFonts w:hint="eastAsia"/>
-              </w:rPr>
             </w:pPr>
             <w:r>
               <w:rPr>
@@ -5886,9 +5395,6 @@
             <w:pPr>
               <w:bidi/>
               <w:jc w:val="center"/>
-              <w:rPr>
-                <w:rFonts w:hint="eastAsia"/>
-              </w:rPr>
             </w:pPr>
             <w:r>
               <w:rPr>
@@ -5923,9 +5429,6 @@
             <w:pPr>
               <w:bidi/>
               <w:jc w:val="center"/>
-              <w:rPr>
-                <w:rFonts w:hint="eastAsia"/>
-              </w:rPr>
             </w:pPr>
             <w:r>
               <w:rPr>
@@ -5954,9 +5457,6 @@
             <w:pPr>
               <w:bidi/>
               <w:jc w:val="center"/>
-              <w:rPr>
-                <w:rFonts w:hint="eastAsia"/>
-              </w:rPr>
             </w:pPr>
             <w:r>
               <w:rPr>
@@ -5991,9 +5491,6 @@
             <w:pPr>
               <w:bidi/>
               <w:jc w:val="center"/>
-              <w:rPr>
-                <w:rFonts w:hint="eastAsia"/>
-              </w:rPr>
             </w:pPr>
             <w:r>
               <w:rPr>
@@ -6022,9 +5519,6 @@
             <w:pPr>
               <w:bidi/>
               <w:jc w:val="center"/>
-              <w:rPr>
-                <w:rFonts w:hint="eastAsia"/>
-              </w:rPr>
             </w:pPr>
             <w:r>
               <w:rPr>
@@ -6042,9 +5536,6 @@
     <w:p>
       <w:pPr>
         <w:spacing w:after="40"/>
-        <w:rPr>
-          <w:rFonts w:hint="eastAsia"/>
-        </w:rPr>
       </w:pPr>
     </w:p>
     <w:p>
@@ -6052,7 +5543,7 @@
         <w:pStyle w:val="Heading2"/>
         <w:bidi/>
         <w:spacing w:before="160" w:after="140"/>
-        <w:jc w:val="right"/>
+        <w:jc w:val="both"/>
       </w:pPr>
       <w:r>
         <w:rPr>
@@ -6103,9 +5594,6 @@
             <w:pPr>
               <w:bidi/>
               <w:jc w:val="center"/>
-              <w:rPr>
-                <w:rFonts w:hint="eastAsia"/>
-              </w:rPr>
             </w:pPr>
             <w:r>
               <w:rPr>
@@ -6135,9 +5623,6 @@
             <w:pPr>
               <w:bidi/>
               <w:jc w:val="center"/>
-              <w:rPr>
-                <w:rFonts w:hint="eastAsia"/>
-              </w:rPr>
             </w:pPr>
             <w:r>
               <w:rPr>
@@ -6173,9 +5658,6 @@
             <w:pPr>
               <w:bidi/>
               <w:jc w:val="center"/>
-              <w:rPr>
-                <w:rFonts w:hint="eastAsia"/>
-              </w:rPr>
             </w:pPr>
             <w:r>
               <w:rPr>
@@ -6203,10 +5685,7 @@
           <w:p>
             <w:pPr>
               <w:bidi/>
-              <w:jc w:val="right"/>
-              <w:rPr>
-                <w:rFonts w:hint="eastAsia"/>
-              </w:rPr>
+              <w:jc w:val="both"/>
             </w:pPr>
             <w:r>
               <w:rPr>
@@ -6215,7 +5694,25 @@
                 <w:sz w:val="18"/>
                 <w:rtl/>
               </w:rPr>
-              <w:t>P95 کمتر از ۳۰۰ میلی‌ثانیه</w:t>
+              <w:t xml:space="preserve">P95 کمتر از </w:t>
+            </w:r>
+            <w:r>
+              <w:rPr>
+                <w:rFonts w:eastAsia="IRANSansXFaNum" w:hint="cs"/>
+                <w:color w:val="000000"/>
+                <w:sz w:val="18"/>
+                <w:rtl/>
+              </w:rPr>
+              <w:t>500</w:t>
+            </w:r>
+            <w:r>
+              <w:rPr>
+                <w:rFonts w:eastAsia="IRANSansXFaNum"/>
+                <w:color w:val="000000"/>
+                <w:sz w:val="18"/>
+                <w:rtl/>
+              </w:rPr>
+              <w:t xml:space="preserve"> میلی‌ثانیه</w:t>
             </w:r>
           </w:p>
         </w:tc>
@@ -6241,9 +5738,6 @@
             <w:pPr>
               <w:bidi/>
               <w:jc w:val="center"/>
-              <w:rPr>
-                <w:rFonts w:hint="eastAsia"/>
-              </w:rPr>
             </w:pPr>
             <w:r>
               <w:rPr>
@@ -6271,10 +5765,7 @@
           <w:p>
             <w:pPr>
               <w:bidi/>
-              <w:jc w:val="right"/>
-              <w:rPr>
-                <w:rFonts w:hint="eastAsia"/>
-              </w:rPr>
+              <w:jc w:val="both"/>
             </w:pPr>
             <w:r>
               <w:rPr>
@@ -6309,9 +5800,6 @@
             <w:pPr>
               <w:bidi/>
               <w:jc w:val="center"/>
-              <w:rPr>
-                <w:rFonts w:hint="eastAsia"/>
-              </w:rPr>
             </w:pPr>
             <w:r>
               <w:rPr>
@@ -6341,9 +5829,6 @@
             <w:pPr>
               <w:bidi/>
               <w:jc w:val="center"/>
-              <w:rPr>
-                <w:rFonts w:hint="eastAsia"/>
-              </w:rPr>
             </w:pPr>
             <w:r>
               <w:rPr>
@@ -6378,9 +5863,6 @@
             <w:pPr>
               <w:bidi/>
               <w:jc w:val="center"/>
-              <w:rPr>
-                <w:rFonts w:hint="eastAsia"/>
-              </w:rPr>
             </w:pPr>
             <w:r>
               <w:rPr>
@@ -6409,9 +5891,6 @@
             <w:pPr>
               <w:bidi/>
               <w:jc w:val="center"/>
-              <w:rPr>
-                <w:rFonts w:hint="eastAsia"/>
-              </w:rPr>
             </w:pPr>
             <w:r>
               <w:rPr>
@@ -6446,9 +5925,6 @@
             <w:pPr>
               <w:bidi/>
               <w:jc w:val="center"/>
-              <w:rPr>
-                <w:rFonts w:hint="eastAsia"/>
-              </w:rPr>
             </w:pPr>
             <w:r>
               <w:rPr>
@@ -6477,9 +5953,6 @@
             <w:pPr>
               <w:bidi/>
               <w:jc w:val="center"/>
-              <w:rPr>
-                <w:rFonts w:hint="eastAsia"/>
-              </w:rPr>
             </w:pPr>
             <w:r>
               <w:rPr>
@@ -6497,9 +5970,6 @@
     <w:p>
       <w:pPr>
         <w:spacing w:after="40"/>
-        <w:rPr>
-          <w:rFonts w:hint="eastAsia"/>
-        </w:rPr>
       </w:pPr>
     </w:p>
     <w:p>
@@ -6507,9 +5977,6 @@
         <w:bidi/>
         <w:spacing w:after="140" w:line="312" w:lineRule="auto"/>
         <w:jc w:val="both"/>
-        <w:rPr>
-          <w:rFonts w:hint="eastAsia"/>
-        </w:rPr>
       </w:pPr>
       <w:r>
         <w:rPr>
@@ -6522,11 +5989,6 @@
       </w:r>
     </w:p>
     <w:p>
-      <w:pPr>
-        <w:rPr>
-          <w:rFonts w:hint="eastAsia"/>
-        </w:rPr>
-      </w:pPr>
       <w:r>
         <w:br w:type="page"/>
       </w:r>
@@ -6536,7 +5998,7 @@
         <w:pStyle w:val="Heading1"/>
         <w:bidi/>
         <w:spacing w:before="240" w:after="140"/>
-        <w:jc w:val="right"/>
+        <w:jc w:val="both"/>
       </w:pPr>
       <w:r>
         <w:rPr>
@@ -6551,9 +6013,6 @@
       <w:pPr>
         <w:keepNext/>
         <w:jc w:val="center"/>
-        <w:rPr>
-          <w:rFonts w:hint="eastAsia"/>
-        </w:rPr>
       </w:pPr>
       <w:r>
         <w:rPr>
@@ -6600,9 +6059,6 @@
       <w:pPr>
         <w:bidi/>
         <w:jc w:val="center"/>
-        <w:rPr>
-          <w:rFonts w:hint="eastAsia"/>
-        </w:rPr>
       </w:pPr>
       <w:r>
         <w:rPr>
@@ -6656,9 +6112,6 @@
             <w:pPr>
               <w:bidi/>
               <w:jc w:val="center"/>
-              <w:rPr>
-                <w:rFonts w:hint="eastAsia"/>
-              </w:rPr>
             </w:pPr>
             <w:r>
               <w:rPr>
@@ -6688,9 +6141,6 @@
             <w:pPr>
               <w:bidi/>
               <w:jc w:val="center"/>
-              <w:rPr>
-                <w:rFonts w:hint="eastAsia"/>
-              </w:rPr>
             </w:pPr>
             <w:r>
               <w:rPr>
@@ -6720,9 +6170,6 @@
             <w:pPr>
               <w:bidi/>
               <w:jc w:val="center"/>
-              <w:rPr>
-                <w:rFonts w:hint="eastAsia"/>
-              </w:rPr>
             </w:pPr>
             <w:r>
               <w:rPr>
@@ -6758,9 +6205,6 @@
             <w:pPr>
               <w:bidi/>
               <w:jc w:val="center"/>
-              <w:rPr>
-                <w:rFonts w:hint="eastAsia"/>
-              </w:rPr>
             </w:pPr>
             <w:r>
               <w:rPr>
@@ -6789,18 +6233,42 @@
             <w:pPr>
               <w:bidi/>
               <w:jc w:val="center"/>
-              <w:rPr>
-                <w:rFonts w:hint="eastAsia"/>
-              </w:rPr>
-            </w:pPr>
-            <w:r>
-              <w:rPr>
-                <w:rFonts w:eastAsia="IRANSansXFaNum"/>
+            </w:pPr>
+            <w:r>
+              <w:rPr>
+                <w:rFonts w:eastAsia="IRANSansXFaNum" w:hint="cs"/>
                 <w:color w:val="000000"/>
                 <w:sz w:val="17"/>
                 <w:rtl/>
               </w:rPr>
-              <w:t>۴ تا ۶ هفته</w:t>
+              <w:t>1</w:t>
+            </w:r>
+            <w:r>
+              <w:rPr>
+                <w:rFonts w:eastAsia="IRANSansXFaNum"/>
+                <w:color w:val="000000"/>
+                <w:sz w:val="17"/>
+                <w:rtl/>
+              </w:rPr>
+              <w:t xml:space="preserve"> تا </w:t>
+            </w:r>
+            <w:r>
+              <w:rPr>
+                <w:rFonts w:eastAsia="IRANSansXFaNum" w:hint="cs"/>
+                <w:color w:val="000000"/>
+                <w:sz w:val="17"/>
+                <w:rtl/>
+              </w:rPr>
+              <w:t>2</w:t>
+            </w:r>
+            <w:r>
+              <w:rPr>
+                <w:rFonts w:eastAsia="IRANSansXFaNum"/>
+                <w:color w:val="000000"/>
+                <w:sz w:val="17"/>
+                <w:rtl/>
+              </w:rPr>
+              <w:t xml:space="preserve"> هفته</w:t>
             </w:r>
           </w:p>
         </w:tc>
@@ -6819,10 +6287,7 @@
           <w:p>
             <w:pPr>
               <w:bidi/>
-              <w:jc w:val="right"/>
-              <w:rPr>
-                <w:rFonts w:hint="eastAsia"/>
-              </w:rPr>
+              <w:jc w:val="center"/>
             </w:pPr>
             <w:r>
               <w:rPr>
@@ -6857,9 +6322,6 @@
             <w:pPr>
               <w:bidi/>
               <w:jc w:val="center"/>
-              <w:rPr>
-                <w:rFonts w:hint="eastAsia"/>
-              </w:rPr>
             </w:pPr>
             <w:r>
               <w:rPr>
@@ -6888,18 +6350,42 @@
             <w:pPr>
               <w:bidi/>
               <w:jc w:val="center"/>
-              <w:rPr>
-                <w:rFonts w:hint="eastAsia"/>
-              </w:rPr>
-            </w:pPr>
-            <w:r>
-              <w:rPr>
-                <w:rFonts w:eastAsia="IRANSansXFaNum"/>
+            </w:pPr>
+            <w:r>
+              <w:rPr>
+                <w:rFonts w:eastAsia="IRANSansXFaNum" w:hint="cs"/>
                 <w:color w:val="000000"/>
                 <w:sz w:val="17"/>
                 <w:rtl/>
               </w:rPr>
-              <w:t>۸ تا ۱۰ هفته</w:t>
+              <w:t>1</w:t>
+            </w:r>
+            <w:r>
+              <w:rPr>
+                <w:rFonts w:eastAsia="IRANSansXFaNum"/>
+                <w:color w:val="000000"/>
+                <w:sz w:val="17"/>
+                <w:rtl/>
+              </w:rPr>
+              <w:t xml:space="preserve"> تا </w:t>
+            </w:r>
+            <w:r>
+              <w:rPr>
+                <w:rFonts w:eastAsia="IRANSansXFaNum" w:hint="cs"/>
+                <w:color w:val="000000"/>
+                <w:sz w:val="17"/>
+                <w:rtl/>
+              </w:rPr>
+              <w:t>2</w:t>
+            </w:r>
+            <w:r>
+              <w:rPr>
+                <w:rFonts w:eastAsia="IRANSansXFaNum"/>
+                <w:color w:val="000000"/>
+                <w:sz w:val="17"/>
+                <w:rtl/>
+              </w:rPr>
+              <w:t xml:space="preserve"> هفته</w:t>
             </w:r>
           </w:p>
         </w:tc>
@@ -6919,9 +6405,6 @@
             <w:pPr>
               <w:bidi/>
               <w:jc w:val="center"/>
-              <w:rPr>
-                <w:rFonts w:hint="eastAsia"/>
-              </w:rPr>
             </w:pPr>
             <w:r>
               <w:rPr>
@@ -6956,9 +6439,6 @@
             <w:pPr>
               <w:bidi/>
               <w:jc w:val="center"/>
-              <w:rPr>
-                <w:rFonts w:hint="eastAsia"/>
-              </w:rPr>
             </w:pPr>
             <w:r>
               <w:rPr>
@@ -6987,18 +6467,51 @@
             <w:pPr>
               <w:bidi/>
               <w:jc w:val="center"/>
-              <w:rPr>
-                <w:rFonts w:hint="eastAsia"/>
-              </w:rPr>
-            </w:pPr>
-            <w:r>
-              <w:rPr>
-                <w:rFonts w:eastAsia="IRANSansXFaNum"/>
+            </w:pPr>
+            <w:r>
+              <w:rPr>
+                <w:rFonts w:eastAsia="IRANSansXFaNum" w:hint="cs"/>
                 <w:color w:val="000000"/>
                 <w:sz w:val="17"/>
                 <w:rtl/>
               </w:rPr>
-              <w:t>۱۴ تا ۱۸ هفته</w:t>
+              <w:t>10</w:t>
+            </w:r>
+            <w:r>
+              <w:rPr>
+                <w:rFonts w:eastAsia="IRANSansXFaNum" w:hint="cs"/>
+                <w:color w:val="000000"/>
+                <w:sz w:val="17"/>
+                <w:rtl/>
+              </w:rPr>
+              <w:t xml:space="preserve"> تا </w:t>
+            </w:r>
+            <w:r>
+              <w:rPr>
+                <w:rFonts w:eastAsia="IRANSansXFaNum" w:hint="cs"/>
+                <w:color w:val="000000"/>
+                <w:sz w:val="17"/>
+                <w:rtl/>
+              </w:rPr>
+              <w:t>1</w:t>
+            </w:r>
+            <w:r>
+              <w:rPr>
+                <w:rFonts w:eastAsia="IRANSansXFaNum" w:hint="cs"/>
+                <w:color w:val="000000"/>
+                <w:sz w:val="17"/>
+                <w:rtl/>
+              </w:rPr>
+              <w:t>2</w:t>
+            </w:r>
+            <w:r>
+              <w:rPr>
+                <w:rFonts w:eastAsia="IRANSansXFaNum"/>
+                <w:color w:val="000000"/>
+                <w:sz w:val="17"/>
+                <w:rtl/>
+              </w:rPr>
+              <w:t xml:space="preserve"> هفته</w:t>
             </w:r>
           </w:p>
         </w:tc>
@@ -7018,9 +6531,6 @@
             <w:pPr>
               <w:bidi/>
               <w:jc w:val="center"/>
-              <w:rPr>
-                <w:rFonts w:hint="eastAsia"/>
-              </w:rPr>
             </w:pPr>
             <w:r>
               <w:rPr>
@@ -7055,9 +6565,6 @@
             <w:pPr>
               <w:bidi/>
               <w:jc w:val="center"/>
-              <w:rPr>
-                <w:rFonts w:hint="eastAsia"/>
-              </w:rPr>
             </w:pPr>
             <w:r>
               <w:rPr>
@@ -7086,18 +6593,42 @@
             <w:pPr>
               <w:bidi/>
               <w:jc w:val="center"/>
-              <w:rPr>
-                <w:rFonts w:hint="eastAsia"/>
-              </w:rPr>
-            </w:pPr>
-            <w:r>
-              <w:rPr>
-                <w:rFonts w:eastAsia="IRANSansXFaNum"/>
+            </w:pPr>
+            <w:r>
+              <w:rPr>
+                <w:rFonts w:eastAsia="IRANSansXFaNum" w:hint="cs"/>
                 <w:color w:val="000000"/>
                 <w:sz w:val="17"/>
                 <w:rtl/>
               </w:rPr>
-              <w:t>۱۰ تا ۱۴ هفته</w:t>
+              <w:t>6</w:t>
+            </w:r>
+            <w:r>
+              <w:rPr>
+                <w:rFonts w:eastAsia="IRANSansXFaNum" w:hint="cs"/>
+                <w:color w:val="000000"/>
+                <w:sz w:val="17"/>
+                <w:rtl/>
+              </w:rPr>
+              <w:t xml:space="preserve"> تا </w:t>
+            </w:r>
+            <w:r>
+              <w:rPr>
+                <w:rFonts w:eastAsia="IRANSansXFaNum" w:hint="cs"/>
+                <w:color w:val="000000"/>
+                <w:sz w:val="17"/>
+                <w:rtl/>
+              </w:rPr>
+              <w:t>8</w:t>
+            </w:r>
+            <w:r>
+              <w:rPr>
+                <w:rFonts w:eastAsia="IRANSansXFaNum"/>
+                <w:color w:val="000000"/>
+                <w:sz w:val="17"/>
+                <w:rtl/>
+              </w:rPr>
+              <w:t xml:space="preserve"> هفته</w:t>
             </w:r>
           </w:p>
         </w:tc>
@@ -7117,9 +6648,6 @@
             <w:pPr>
               <w:bidi/>
               <w:jc w:val="center"/>
-              <w:rPr>
-                <w:rFonts w:hint="eastAsia"/>
-              </w:rPr>
             </w:pPr>
             <w:r>
               <w:rPr>
@@ -7154,9 +6682,6 @@
             <w:pPr>
               <w:bidi/>
               <w:jc w:val="center"/>
-              <w:rPr>
-                <w:rFonts w:hint="eastAsia"/>
-              </w:rPr>
             </w:pPr>
             <w:r>
               <w:rPr>
@@ -7185,18 +6710,24 @@
             <w:pPr>
               <w:bidi/>
               <w:jc w:val="center"/>
-              <w:rPr>
-                <w:rFonts w:hint="eastAsia"/>
-              </w:rPr>
-            </w:pPr>
-            <w:r>
-              <w:rPr>
-                <w:rFonts w:eastAsia="IRANSansXFaNum"/>
+            </w:pPr>
+            <w:r>
+              <w:rPr>
+                <w:rFonts w:eastAsia="IRANSansXFaNum" w:hint="cs"/>
                 <w:color w:val="000000"/>
                 <w:sz w:val="17"/>
                 <w:rtl/>
               </w:rPr>
-              <w:t>۸ هفته</w:t>
+              <w:t>3</w:t>
+            </w:r>
+            <w:r>
+              <w:rPr>
+                <w:rFonts w:eastAsia="IRANSansXFaNum"/>
+                <w:color w:val="000000"/>
+                <w:sz w:val="17"/>
+                <w:rtl/>
+              </w:rPr>
+              <w:t xml:space="preserve"> هفته</w:t>
             </w:r>
           </w:p>
         </w:tc>
@@ -7216,9 +6747,6 @@
             <w:pPr>
               <w:bidi/>
               <w:jc w:val="center"/>
-              <w:rPr>
-                <w:rFonts w:hint="eastAsia"/>
-              </w:rPr>
             </w:pPr>
             <w:r>
               <w:rPr>
@@ -7253,9 +6781,6 @@
             <w:pPr>
               <w:bidi/>
               <w:jc w:val="center"/>
-              <w:rPr>
-                <w:rFonts w:hint="eastAsia"/>
-              </w:rPr>
             </w:pPr>
             <w:r>
               <w:rPr>
@@ -7284,18 +6809,24 @@
             <w:pPr>
               <w:bidi/>
               <w:jc w:val="center"/>
-              <w:rPr>
-                <w:rFonts w:hint="eastAsia"/>
-              </w:rPr>
-            </w:pPr>
-            <w:r>
-              <w:rPr>
-                <w:rFonts w:eastAsia="IRANSansXFaNum"/>
+            </w:pPr>
+            <w:r>
+              <w:rPr>
+                <w:rFonts w:eastAsia="IRANSansXFaNum" w:hint="cs"/>
                 <w:color w:val="000000"/>
                 <w:sz w:val="17"/>
                 <w:rtl/>
               </w:rPr>
-              <w:t>۳ ماه</w:t>
+              <w:t>2</w:t>
+            </w:r>
+            <w:r>
+              <w:rPr>
+                <w:rFonts w:eastAsia="IRANSansXFaNum"/>
+                <w:color w:val="000000"/>
+                <w:sz w:val="17"/>
+                <w:rtl/>
+              </w:rPr>
+              <w:t xml:space="preserve"> ماه</w:t>
             </w:r>
           </w:p>
         </w:tc>
@@ -7314,10 +6845,7 @@
           <w:p>
             <w:pPr>
               <w:bidi/>
-              <w:jc w:val="right"/>
-              <w:rPr>
-                <w:rFonts w:hint="eastAsia"/>
-              </w:rPr>
+              <w:jc w:val="center"/>
             </w:pPr>
             <w:r>
               <w:rPr>
@@ -7335,9 +6863,6 @@
     <w:p>
       <w:pPr>
         <w:spacing w:after="40"/>
-        <w:rPr>
-          <w:rFonts w:hint="eastAsia"/>
-        </w:rPr>
       </w:pPr>
     </w:p>
     <w:p>
@@ -7345,7 +6870,7 @@
         <w:pStyle w:val="Heading2"/>
         <w:bidi/>
         <w:spacing w:before="160" w:after="140"/>
-        <w:jc w:val="right"/>
+        <w:jc w:val="both"/>
       </w:pPr>
       <w:r>
         <w:rPr>
@@ -7360,9 +6885,6 @@
         <w:bidi/>
         <w:spacing w:after="140" w:line="312" w:lineRule="auto"/>
         <w:jc w:val="both"/>
-        <w:rPr>
-          <w:rFonts w:hint="eastAsia"/>
-        </w:rPr>
       </w:pPr>
       <w:r>
         <w:rPr>
@@ -7374,11 +6896,6 @@
       </w:r>
     </w:p>
     <w:p>
-      <w:pPr>
-        <w:rPr>
-          <w:rFonts w:hint="eastAsia"/>
-        </w:rPr>
-      </w:pPr>
       <w:r>
         <w:br w:type="page"/>
       </w:r>
@@ -7388,7 +6905,7 @@
         <w:pStyle w:val="Heading1"/>
         <w:bidi/>
         <w:spacing w:before="240" w:after="140"/>
-        <w:jc w:val="right"/>
+        <w:jc w:val="both"/>
       </w:pPr>
       <w:r>
         <w:rPr>
@@ -7404,7 +6921,7 @@
         <w:pStyle w:val="Heading2"/>
         <w:bidi/>
         <w:spacing w:before="160" w:after="140"/>
-        <w:jc w:val="right"/>
+        <w:jc w:val="both"/>
       </w:pPr>
       <w:r>
         <w:rPr>
@@ -7456,9 +6973,6 @@
             <w:pPr>
               <w:bidi/>
               <w:jc w:val="center"/>
-              <w:rPr>
-                <w:rFonts w:hint="eastAsia"/>
-              </w:rPr>
             </w:pPr>
             <w:r>
               <w:rPr>
@@ -7488,9 +7002,6 @@
             <w:pPr>
               <w:bidi/>
               <w:jc w:val="center"/>
-              <w:rPr>
-                <w:rFonts w:hint="eastAsia"/>
-              </w:rPr>
             </w:pPr>
             <w:r>
               <w:rPr>
@@ -7520,9 +7031,6 @@
             <w:pPr>
               <w:bidi/>
               <w:jc w:val="center"/>
-              <w:rPr>
-                <w:rFonts w:hint="eastAsia"/>
-              </w:rPr>
             </w:pPr>
             <w:r>
               <w:rPr>
@@ -7558,9 +7066,6 @@
             <w:pPr>
               <w:bidi/>
               <w:jc w:val="center"/>
-              <w:rPr>
-                <w:rFonts w:hint="eastAsia"/>
-              </w:rPr>
             </w:pPr>
             <w:r>
               <w:rPr>
@@ -7589,9 +7094,6 @@
             <w:pPr>
               <w:bidi/>
               <w:jc w:val="center"/>
-              <w:rPr>
-                <w:rFonts w:hint="eastAsia"/>
-              </w:rPr>
             </w:pPr>
             <w:r>
               <w:rPr>
@@ -7620,9 +7122,6 @@
             <w:pPr>
               <w:bidi/>
               <w:jc w:val="center"/>
-              <w:rPr>
-                <w:rFonts w:hint="eastAsia"/>
-              </w:rPr>
             </w:pPr>
             <w:r>
               <w:rPr>
@@ -7657,9 +7156,6 @@
             <w:pPr>
               <w:bidi/>
               <w:jc w:val="center"/>
-              <w:rPr>
-                <w:rFonts w:hint="eastAsia"/>
-              </w:rPr>
             </w:pPr>
             <w:r>
               <w:rPr>
@@ -7688,9 +7184,6 @@
             <w:pPr>
               <w:bidi/>
               <w:jc w:val="center"/>
-              <w:rPr>
-                <w:rFonts w:hint="eastAsia"/>
-              </w:rPr>
             </w:pPr>
             <w:r>
               <w:rPr>
@@ -7718,10 +7211,7 @@
           <w:p>
             <w:pPr>
               <w:bidi/>
-              <w:jc w:val="right"/>
-              <w:rPr>
-                <w:rFonts w:hint="eastAsia"/>
-              </w:rPr>
+              <w:jc w:val="center"/>
             </w:pPr>
             <w:r>
               <w:rPr>
@@ -7756,9 +7246,6 @@
             <w:pPr>
               <w:bidi/>
               <w:jc w:val="center"/>
-              <w:rPr>
-                <w:rFonts w:hint="eastAsia"/>
-              </w:rPr>
             </w:pPr>
             <w:r>
               <w:rPr>
@@ -7787,9 +7274,6 @@
             <w:pPr>
               <w:bidi/>
               <w:jc w:val="center"/>
-              <w:rPr>
-                <w:rFonts w:hint="eastAsia"/>
-              </w:rPr>
             </w:pPr>
             <w:r>
               <w:rPr>
@@ -7818,9 +7302,6 @@
             <w:pPr>
               <w:bidi/>
               <w:jc w:val="center"/>
-              <w:rPr>
-                <w:rFonts w:hint="eastAsia"/>
-              </w:rPr>
             </w:pPr>
             <w:r>
               <w:rPr>
@@ -7855,9 +7336,6 @@
             <w:pPr>
               <w:bidi/>
               <w:jc w:val="center"/>
-              <w:rPr>
-                <w:rFonts w:hint="eastAsia"/>
-              </w:rPr>
             </w:pPr>
             <w:r>
               <w:rPr>
@@ -7886,9 +7364,6 @@
             <w:pPr>
               <w:bidi/>
               <w:jc w:val="center"/>
-              <w:rPr>
-                <w:rFonts w:hint="eastAsia"/>
-              </w:rPr>
             </w:pPr>
             <w:r>
               <w:rPr>
@@ -7917,9 +7392,6 @@
             <w:pPr>
               <w:bidi/>
               <w:jc w:val="center"/>
-              <w:rPr>
-                <w:rFonts w:hint="eastAsia"/>
-              </w:rPr>
             </w:pPr>
             <w:r>
               <w:rPr>
@@ -7954,9 +7426,6 @@
             <w:pPr>
               <w:bidi/>
               <w:jc w:val="center"/>
-              <w:rPr>
-                <w:rFonts w:hint="eastAsia"/>
-              </w:rPr>
             </w:pPr>
             <w:r>
               <w:rPr>
@@ -7985,9 +7454,6 @@
             <w:pPr>
               <w:bidi/>
               <w:jc w:val="center"/>
-              <w:rPr>
-                <w:rFonts w:hint="eastAsia"/>
-              </w:rPr>
             </w:pPr>
             <w:r>
               <w:rPr>
@@ -8016,9 +7482,6 @@
             <w:pPr>
               <w:bidi/>
               <w:jc w:val="center"/>
-              <w:rPr>
-                <w:rFonts w:hint="eastAsia"/>
-              </w:rPr>
             </w:pPr>
             <w:r>
               <w:rPr>
@@ -8053,9 +7516,6 @@
             <w:pPr>
               <w:bidi/>
               <w:jc w:val="center"/>
-              <w:rPr>
-                <w:rFonts w:hint="eastAsia"/>
-              </w:rPr>
             </w:pPr>
             <w:r>
               <w:rPr>
@@ -8084,9 +7544,6 @@
             <w:pPr>
               <w:bidi/>
               <w:jc w:val="center"/>
-              <w:rPr>
-                <w:rFonts w:hint="eastAsia"/>
-              </w:rPr>
             </w:pPr>
             <w:r>
               <w:rPr>
@@ -8115,9 +7572,6 @@
             <w:pPr>
               <w:bidi/>
               <w:jc w:val="center"/>
-              <w:rPr>
-                <w:rFonts w:hint="eastAsia"/>
-              </w:rPr>
             </w:pPr>
             <w:r>
               <w:rPr>
@@ -8152,9 +7606,6 @@
             <w:pPr>
               <w:bidi/>
               <w:jc w:val="center"/>
-              <w:rPr>
-                <w:rFonts w:hint="eastAsia"/>
-              </w:rPr>
             </w:pPr>
             <w:r>
               <w:rPr>
@@ -8183,9 +7634,6 @@
             <w:pPr>
               <w:bidi/>
               <w:jc w:val="center"/>
-              <w:rPr>
-                <w:rFonts w:hint="eastAsia"/>
-              </w:rPr>
             </w:pPr>
             <w:r>
               <w:rPr>
@@ -8214,9 +7662,6 @@
             <w:pPr>
               <w:bidi/>
               <w:jc w:val="center"/>
-              <w:rPr>
-                <w:rFonts w:hint="eastAsia"/>
-              </w:rPr>
             </w:pPr>
             <w:r>
               <w:rPr>
@@ -8251,9 +7696,6 @@
             <w:pPr>
               <w:bidi/>
               <w:jc w:val="center"/>
-              <w:rPr>
-                <w:rFonts w:hint="eastAsia"/>
-              </w:rPr>
             </w:pPr>
             <w:r>
               <w:rPr>
@@ -8281,10 +7723,7 @@
           <w:p>
             <w:pPr>
               <w:bidi/>
-              <w:jc w:val="right"/>
-              <w:rPr>
-                <w:rFonts w:hint="eastAsia"/>
-              </w:rPr>
+              <w:jc w:val="center"/>
             </w:pPr>
             <w:r>
               <w:rPr>
@@ -8313,9 +7752,6 @@
             <w:pPr>
               <w:bidi/>
               <w:jc w:val="center"/>
-              <w:rPr>
-                <w:rFonts w:hint="eastAsia"/>
-              </w:rPr>
             </w:pPr>
             <w:r>
               <w:rPr>
@@ -8333,9 +7769,6 @@
     <w:p>
       <w:pPr>
         <w:spacing w:after="40"/>
-        <w:rPr>
-          <w:rFonts w:hint="eastAsia"/>
-        </w:rPr>
       </w:pPr>
     </w:p>
     <w:p>
@@ -8359,9 +7792,36 @@
         <w:bidi/>
         <w:spacing w:after="80" w:line="300" w:lineRule="auto"/>
         <w:jc w:val="both"/>
+      </w:pPr>
+      <w:r>
         <w:rPr>
-          <w:rFonts w:hint="eastAsia"/>
+          <w:rFonts w:hint="cs"/>
+          <w:rtl/>
+          <w:lang w:bidi="fa-IR"/>
         </w:rPr>
+        <w:t xml:space="preserve">ارائه مستندات فرآیندها و </w:t>
+      </w:r>
+      <w:r>
+        <w:rPr>
+          <w:lang w:bidi="fa-IR"/>
+        </w:rPr>
+        <w:t>usecase</w:t>
+      </w:r>
+      <w:r>
+        <w:rPr>
+          <w:rFonts w:hint="cs"/>
+          <w:rtl/>
+          <w:lang w:bidi="fa-IR"/>
+        </w:rPr>
+        <w:t xml:space="preserve"> ها</w:t>
+      </w:r>
+    </w:p>
+    <w:p>
+      <w:pPr>
+        <w:pStyle w:val="ListBullet"/>
+        <w:bidi/>
+        <w:spacing w:after="80" w:line="300" w:lineRule="auto"/>
+        <w:jc w:val="both"/>
       </w:pPr>
       <w:r>
         <w:rPr>
@@ -8378,9 +7838,6 @@
         <w:bidi/>
         <w:spacing w:after="80" w:line="300" w:lineRule="auto"/>
         <w:jc w:val="both"/>
-        <w:rPr>
-          <w:rFonts w:hint="eastAsia"/>
-        </w:rPr>
       </w:pPr>
       <w:r>
         <w:rPr>
@@ -8397,9 +7854,6 @@
         <w:bidi/>
         <w:spacing w:after="80" w:line="300" w:lineRule="auto"/>
         <w:jc w:val="both"/>
-        <w:rPr>
-          <w:rFonts w:hint="eastAsia"/>
-        </w:rPr>
       </w:pPr>
       <w:r>
         <w:rPr>
@@ -8416,9 +7870,6 @@
         <w:bidi/>
         <w:spacing w:after="80" w:line="300" w:lineRule="auto"/>
         <w:jc w:val="both"/>
-        <w:rPr>
-          <w:rFonts w:hint="eastAsia"/>
-        </w:rPr>
       </w:pPr>
       <w:r>
         <w:rPr>
@@ -8435,9 +7886,6 @@
         <w:bidi/>
         <w:spacing w:after="80" w:line="300" w:lineRule="auto"/>
         <w:jc w:val="both"/>
-        <w:rPr>
-          <w:rFonts w:hint="eastAsia"/>
-        </w:rPr>
       </w:pPr>
       <w:r>
         <w:rPr>
@@ -8506,9 +7954,6 @@
             <w:pPr>
               <w:bidi/>
               <w:jc w:val="center"/>
-              <w:rPr>
-                <w:rFonts w:hint="eastAsia"/>
-              </w:rPr>
             </w:pPr>
             <w:r>
               <w:rPr>
@@ -8538,9 +7983,6 @@
             <w:pPr>
               <w:bidi/>
               <w:jc w:val="center"/>
-              <w:rPr>
-                <w:rFonts w:hint="eastAsia"/>
-              </w:rPr>
             </w:pPr>
             <w:r>
               <w:rPr>
@@ -8570,9 +8012,6 @@
             <w:pPr>
               <w:bidi/>
               <w:jc w:val="center"/>
-              <w:rPr>
-                <w:rFonts w:hint="eastAsia"/>
-              </w:rPr>
             </w:pPr>
             <w:r>
               <w:rPr>
@@ -8608,9 +8047,6 @@
             <w:pPr>
               <w:bidi/>
               <w:jc w:val="center"/>
-              <w:rPr>
-                <w:rFonts w:hint="eastAsia"/>
-              </w:rPr>
             </w:pPr>
             <w:r>
               <w:rPr>
@@ -8639,9 +8075,6 @@
             <w:pPr>
               <w:bidi/>
               <w:jc w:val="center"/>
-              <w:rPr>
-                <w:rFonts w:hint="eastAsia"/>
-              </w:rPr>
             </w:pPr>
             <w:r>
               <w:rPr>
@@ -8670,9 +8103,6 @@
             <w:pPr>
               <w:bidi/>
               <w:jc w:val="center"/>
-              <w:rPr>
-                <w:rFonts w:hint="eastAsia"/>
-              </w:rPr>
             </w:pPr>
             <w:r>
               <w:rPr>
@@ -8707,9 +8137,6 @@
             <w:pPr>
               <w:bidi/>
               <w:jc w:val="center"/>
-              <w:rPr>
-                <w:rFonts w:hint="eastAsia"/>
-              </w:rPr>
             </w:pPr>
             <w:r>
               <w:rPr>
@@ -8738,9 +8165,6 @@
             <w:pPr>
               <w:bidi/>
               <w:jc w:val="center"/>
-              <w:rPr>
-                <w:rFonts w:hint="eastAsia"/>
-              </w:rPr>
             </w:pPr>
             <w:r>
               <w:rPr>
@@ -8769,9 +8193,6 @@
             <w:pPr>
               <w:bidi/>
               <w:jc w:val="center"/>
-              <w:rPr>
-                <w:rFonts w:hint="eastAsia"/>
-              </w:rPr>
             </w:pPr>
             <w:r>
               <w:rPr>
@@ -8806,9 +8227,6 @@
             <w:pPr>
               <w:bidi/>
               <w:jc w:val="center"/>
-              <w:rPr>
-                <w:rFonts w:hint="eastAsia"/>
-              </w:rPr>
             </w:pPr>
             <w:r>
               <w:rPr>
@@ -8837,9 +8255,6 @@
             <w:pPr>
               <w:bidi/>
               <w:jc w:val="center"/>
-              <w:rPr>
-                <w:rFonts w:hint="eastAsia"/>
-              </w:rPr>
             </w:pPr>
             <w:r>
               <w:rPr>
@@ -8868,9 +8283,6 @@
             <w:pPr>
               <w:bidi/>
               <w:jc w:val="right"/>
-              <w:rPr>
-                <w:rFonts w:hint="eastAsia"/>
-              </w:rPr>
             </w:pPr>
             <w:r>
               <w:rPr>
@@ -8905,9 +8317,6 @@
             <w:pPr>
               <w:bidi/>
               <w:jc w:val="center"/>
-              <w:rPr>
-                <w:rFonts w:hint="eastAsia"/>
-              </w:rPr>
             </w:pPr>
             <w:r>
               <w:rPr>
@@ -8936,9 +8345,6 @@
             <w:pPr>
               <w:bidi/>
               <w:jc w:val="center"/>
-              <w:rPr>
-                <w:rFonts w:hint="eastAsia"/>
-              </w:rPr>
             </w:pPr>
             <w:r>
               <w:rPr>
@@ -8967,9 +8373,6 @@
             <w:pPr>
               <w:bidi/>
               <w:jc w:val="center"/>
-              <w:rPr>
-                <w:rFonts w:hint="eastAsia"/>
-              </w:rPr>
             </w:pPr>
             <w:r>
               <w:rPr>
@@ -9004,9 +8407,6 @@
             <w:pPr>
               <w:bidi/>
               <w:jc w:val="center"/>
-              <w:rPr>
-                <w:rFonts w:hint="eastAsia"/>
-              </w:rPr>
             </w:pPr>
             <w:r>
               <w:rPr>
@@ -9035,9 +8435,6 @@
             <w:pPr>
               <w:bidi/>
               <w:jc w:val="center"/>
-              <w:rPr>
-                <w:rFonts w:hint="eastAsia"/>
-              </w:rPr>
             </w:pPr>
             <w:r>
               <w:rPr>
@@ -9066,9 +8463,6 @@
             <w:pPr>
               <w:bidi/>
               <w:jc w:val="right"/>
-              <w:rPr>
-                <w:rFonts w:hint="eastAsia"/>
-              </w:rPr>
             </w:pPr>
             <w:r>
               <w:rPr>
@@ -9086,17 +8480,9 @@
     <w:p>
       <w:pPr>
         <w:spacing w:after="40"/>
-        <w:rPr>
-          <w:rFonts w:hint="eastAsia"/>
-        </w:rPr>
       </w:pPr>
     </w:p>
     <w:p>
-      <w:pPr>
-        <w:rPr>
-          <w:rFonts w:hint="eastAsia"/>
-        </w:rPr>
-      </w:pPr>
       <w:r>
         <w:br w:type="page"/>
       </w:r>
@@ -9138,9 +8524,6 @@
         <w:bidi/>
         <w:spacing w:after="80" w:line="300" w:lineRule="auto"/>
         <w:jc w:val="both"/>
-        <w:rPr>
-          <w:rFonts w:hint="eastAsia"/>
-        </w:rPr>
       </w:pPr>
       <w:r>
         <w:rPr>
@@ -9157,9 +8540,6 @@
         <w:bidi/>
         <w:spacing w:after="80" w:line="300" w:lineRule="auto"/>
         <w:jc w:val="both"/>
-        <w:rPr>
-          <w:rFonts w:hint="eastAsia"/>
-        </w:rPr>
       </w:pPr>
       <w:r>
         <w:rPr>
@@ -9176,66 +8556,6 @@
         <w:bidi/>
         <w:spacing w:after="80" w:line="300" w:lineRule="auto"/>
         <w:jc w:val="both"/>
-        <w:rPr>
-          <w:rFonts w:hint="eastAsia"/>
-        </w:rPr>
-      </w:pPr>
-      <w:r>
-        <w:rPr>
-          <w:rFonts w:eastAsia="IRANSansXFaNum"/>
-          <w:color w:val="000000"/>
-          <w:rtl/>
-        </w:rPr>
-        <w:t>Contract Test برای APIهای provider و پاسخ‌های خطا</w:t>
-      </w:r>
-    </w:p>
-    <w:p>
-      <w:pPr>
-        <w:pStyle w:val="ListBullet"/>
-        <w:bidi/>
-        <w:spacing w:after="80" w:line="300" w:lineRule="auto"/>
-        <w:jc w:val="both"/>
-        <w:rPr>
-          <w:rFonts w:hint="eastAsia"/>
-        </w:rPr>
-      </w:pPr>
-      <w:r>
-        <w:rPr>
-          <w:rFonts w:eastAsia="IRANSansXFaNum"/>
-          <w:color w:val="000000"/>
-          <w:rtl/>
-        </w:rPr>
-        <w:t>End to End Test برای سفرهای مشتری، عملیات و پذیرنده</w:t>
-      </w:r>
-    </w:p>
-    <w:p>
-      <w:pPr>
-        <w:pStyle w:val="ListBullet"/>
-        <w:bidi/>
-        <w:spacing w:after="80" w:line="300" w:lineRule="auto"/>
-        <w:jc w:val="both"/>
-        <w:rPr>
-          <w:rFonts w:hint="eastAsia"/>
-        </w:rPr>
-      </w:pPr>
-      <w:r>
-        <w:rPr>
-          <w:rFonts w:eastAsia="IRANSansXFaNum"/>
-          <w:color w:val="000000"/>
-          <w:rtl/>
-        </w:rPr>
-        <w:t>Performance Test براساس workload مصوب و تفکیک زمان provider</w:t>
-      </w:r>
-    </w:p>
-    <w:p>
-      <w:pPr>
-        <w:pStyle w:val="ListBullet"/>
-        <w:bidi/>
-        <w:spacing w:after="80" w:line="300" w:lineRule="auto"/>
-        <w:jc w:val="both"/>
-        <w:rPr>
-          <w:rFonts w:hint="eastAsia"/>
-        </w:rPr>
       </w:pPr>
       <w:r>
         <w:rPr>
@@ -9252,9 +8572,6 @@
         <w:bidi/>
         <w:spacing w:after="80" w:line="300" w:lineRule="auto"/>
         <w:jc w:val="both"/>
-        <w:rPr>
-          <w:rFonts w:hint="eastAsia"/>
-        </w:rPr>
       </w:pPr>
       <w:r>
         <w:rPr>
@@ -9270,7 +8587,7 @@
         <w:pStyle w:val="Heading2"/>
         <w:bidi/>
         <w:spacing w:before="160" w:after="140"/>
-        <w:jc w:val="right"/>
+        <w:jc w:val="both"/>
       </w:pPr>
       <w:r>
         <w:rPr>
@@ -9321,9 +8638,6 @@
             <w:pPr>
               <w:bidi/>
               <w:jc w:val="center"/>
-              <w:rPr>
-                <w:rFonts w:hint="eastAsia"/>
-              </w:rPr>
             </w:pPr>
             <w:r>
               <w:rPr>
@@ -9353,9 +8667,6 @@
             <w:pPr>
               <w:bidi/>
               <w:jc w:val="center"/>
-              <w:rPr>
-                <w:rFonts w:hint="eastAsia"/>
-              </w:rPr>
             </w:pPr>
             <w:r>
               <w:rPr>
@@ -9391,9 +8702,6 @@
             <w:pPr>
               <w:bidi/>
               <w:jc w:val="center"/>
-              <w:rPr>
-                <w:rFonts w:hint="eastAsia"/>
-              </w:rPr>
             </w:pPr>
             <w:r>
               <w:rPr>
@@ -9422,9 +8730,6 @@
             <w:pPr>
               <w:bidi/>
               <w:jc w:val="center"/>
-              <w:rPr>
-                <w:rFonts w:hint="eastAsia"/>
-              </w:rPr>
             </w:pPr>
             <w:r>
               <w:rPr>
@@ -9446,22 +8751,19 @@
         <w:tc>
           <w:tcPr>
             <w:tcW w:w="5472" w:type="dxa"/>
-            <w:shd w:val="clear" w:color="auto" w:fill="EAF4F7"/>
-            <w:tcMar>
-              <w:top w:w="120" w:type="dxa"/>
-              <w:left w:w="140" w:type="dxa"/>
-              <w:bottom w:w="120" w:type="dxa"/>
-              <w:right w:w="140" w:type="dxa"/>
-            </w:tcMar>
-            <w:vAlign w:val="center"/>
-          </w:tcPr>
-          <w:p>
-            <w:pPr>
-              <w:bidi/>
-              <w:jc w:val="center"/>
-              <w:rPr>
-                <w:rFonts w:hint="eastAsia"/>
-              </w:rPr>
+            <w:shd w:val="clear" w:color="auto" w:fill="FFFFFF"/>
+            <w:tcMar>
+              <w:top w:w="120" w:type="dxa"/>
+              <w:left w:w="140" w:type="dxa"/>
+              <w:bottom w:w="120" w:type="dxa"/>
+              <w:right w:w="140" w:type="dxa"/>
+            </w:tcMar>
+            <w:vAlign w:val="center"/>
+          </w:tcPr>
+          <w:p>
+            <w:pPr>
+              <w:bidi/>
+              <w:jc w:val="center"/>
             </w:pPr>
             <w:r>
               <w:rPr>
@@ -9470,29 +8772,26 @@
                 <w:sz w:val="19"/>
                 <w:rtl/>
               </w:rPr>
-              <w:t>گزارش pipeline و test suite</w:t>
+              <w:t>خروجی بررسی امنیت</w:t>
             </w:r>
           </w:p>
         </w:tc>
         <w:tc>
           <w:tcPr>
             <w:tcW w:w="3456" w:type="dxa"/>
-            <w:shd w:val="clear" w:color="auto" w:fill="EAF4F7"/>
-            <w:tcMar>
-              <w:top w:w="120" w:type="dxa"/>
-              <w:left w:w="140" w:type="dxa"/>
-              <w:bottom w:w="120" w:type="dxa"/>
-              <w:right w:w="140" w:type="dxa"/>
-            </w:tcMar>
-            <w:vAlign w:val="center"/>
-          </w:tcPr>
-          <w:p>
-            <w:pPr>
-              <w:bidi/>
-              <w:jc w:val="center"/>
-              <w:rPr>
-                <w:rFonts w:hint="eastAsia"/>
-              </w:rPr>
+            <w:shd w:val="clear" w:color="auto" w:fill="FFFFFF"/>
+            <w:tcMar>
+              <w:top w:w="120" w:type="dxa"/>
+              <w:left w:w="140" w:type="dxa"/>
+              <w:bottom w:w="120" w:type="dxa"/>
+              <w:right w:w="140" w:type="dxa"/>
+            </w:tcMar>
+            <w:vAlign w:val="center"/>
+          </w:tcPr>
+          <w:p>
+            <w:pPr>
+              <w:bidi/>
+              <w:jc w:val="center"/>
             </w:pPr>
             <w:r>
               <w:rPr>
@@ -9501,7 +8800,7 @@
                 <w:sz w:val="19"/>
                 <w:rtl/>
               </w:rPr>
-              <w:t>موفقیت تست خودکار</w:t>
+              <w:t>نبود آسیب‌پذیری Critical و High باز</w:t>
             </w:r>
           </w:p>
         </w:tc>
@@ -9514,22 +8813,19 @@
         <w:tc>
           <w:tcPr>
             <w:tcW w:w="5472" w:type="dxa"/>
-            <w:shd w:val="clear" w:color="auto" w:fill="FFFFFF"/>
-            <w:tcMar>
-              <w:top w:w="120" w:type="dxa"/>
-              <w:left w:w="140" w:type="dxa"/>
-              <w:bottom w:w="120" w:type="dxa"/>
-              <w:right w:w="140" w:type="dxa"/>
-            </w:tcMar>
-            <w:vAlign w:val="center"/>
-          </w:tcPr>
-          <w:p>
-            <w:pPr>
-              <w:bidi/>
-              <w:jc w:val="center"/>
-              <w:rPr>
-                <w:rFonts w:hint="eastAsia"/>
-              </w:rPr>
+            <w:shd w:val="clear" w:color="auto" w:fill="EAF4F7"/>
+            <w:tcMar>
+              <w:top w:w="120" w:type="dxa"/>
+              <w:left w:w="140" w:type="dxa"/>
+              <w:bottom w:w="120" w:type="dxa"/>
+              <w:right w:w="140" w:type="dxa"/>
+            </w:tcMar>
+            <w:vAlign w:val="center"/>
+          </w:tcPr>
+          <w:p>
+            <w:pPr>
+              <w:bidi/>
+              <w:jc w:val="center"/>
             </w:pPr>
             <w:r>
               <w:rPr>
@@ -9538,29 +8834,26 @@
                 <w:sz w:val="19"/>
                 <w:rtl/>
               </w:rPr>
-              <w:t>خروجی بررسی امنیت</w:t>
+              <w:t>نسخه API و راهنمای عملیاتی</w:t>
             </w:r>
           </w:p>
         </w:tc>
         <w:tc>
           <w:tcPr>
             <w:tcW w:w="3456" w:type="dxa"/>
-            <w:shd w:val="clear" w:color="auto" w:fill="FFFFFF"/>
-            <w:tcMar>
-              <w:top w:w="120" w:type="dxa"/>
-              <w:left w:w="140" w:type="dxa"/>
-              <w:bottom w:w="120" w:type="dxa"/>
-              <w:right w:w="140" w:type="dxa"/>
-            </w:tcMar>
-            <w:vAlign w:val="center"/>
-          </w:tcPr>
-          <w:p>
-            <w:pPr>
-              <w:bidi/>
-              <w:jc w:val="right"/>
-              <w:rPr>
-                <w:rFonts w:hint="eastAsia"/>
-              </w:rPr>
+            <w:shd w:val="clear" w:color="auto" w:fill="EAF4F7"/>
+            <w:tcMar>
+              <w:top w:w="120" w:type="dxa"/>
+              <w:left w:w="140" w:type="dxa"/>
+              <w:bottom w:w="120" w:type="dxa"/>
+              <w:right w:w="140" w:type="dxa"/>
+            </w:tcMar>
+            <w:vAlign w:val="center"/>
+          </w:tcPr>
+          <w:p>
+            <w:pPr>
+              <w:bidi/>
+              <w:jc w:val="center"/>
             </w:pPr>
             <w:r>
               <w:rPr>
@@ -9569,7 +8862,7 @@
                 <w:sz w:val="19"/>
                 <w:rtl/>
               </w:rPr>
-              <w:t>نبود آسیب‌پذیری Critical و High باز</w:t>
+              <w:t>مستندات</w:t>
             </w:r>
           </w:p>
         </w:tc>
@@ -9582,22 +8875,19 @@
         <w:tc>
           <w:tcPr>
             <w:tcW w:w="5472" w:type="dxa"/>
-            <w:shd w:val="clear" w:color="auto" w:fill="EAF4F7"/>
-            <w:tcMar>
-              <w:top w:w="120" w:type="dxa"/>
-              <w:left w:w="140" w:type="dxa"/>
-              <w:bottom w:w="120" w:type="dxa"/>
-              <w:right w:w="140" w:type="dxa"/>
-            </w:tcMar>
-            <w:vAlign w:val="center"/>
-          </w:tcPr>
-          <w:p>
-            <w:pPr>
-              <w:bidi/>
-              <w:jc w:val="center"/>
-              <w:rPr>
-                <w:rFonts w:hint="eastAsia"/>
-              </w:rPr>
+            <w:shd w:val="clear" w:color="auto" w:fill="FFFFFF"/>
+            <w:tcMar>
+              <w:top w:w="120" w:type="dxa"/>
+              <w:left w:w="140" w:type="dxa"/>
+              <w:bottom w:w="120" w:type="dxa"/>
+              <w:right w:w="140" w:type="dxa"/>
+            </w:tcMar>
+            <w:vAlign w:val="center"/>
+          </w:tcPr>
+          <w:p>
+            <w:pPr>
+              <w:bidi/>
+              <w:jc w:val="center"/>
             </w:pPr>
             <w:r>
               <w:rPr>
@@ -9606,29 +8896,26 @@
                 <w:sz w:val="19"/>
                 <w:rtl/>
               </w:rPr>
-              <w:t>نسخه API و راهنمای عملیاتی</w:t>
+              <w:t>صورت‌جلسه Demo یا UAT</w:t>
             </w:r>
           </w:p>
         </w:tc>
         <w:tc>
           <w:tcPr>
             <w:tcW w:w="3456" w:type="dxa"/>
-            <w:shd w:val="clear" w:color="auto" w:fill="EAF4F7"/>
-            <w:tcMar>
-              <w:top w:w="120" w:type="dxa"/>
-              <w:left w:w="140" w:type="dxa"/>
-              <w:bottom w:w="120" w:type="dxa"/>
-              <w:right w:w="140" w:type="dxa"/>
-            </w:tcMar>
-            <w:vAlign w:val="center"/>
-          </w:tcPr>
-          <w:p>
-            <w:pPr>
-              <w:bidi/>
-              <w:jc w:val="center"/>
-              <w:rPr>
-                <w:rFonts w:hint="eastAsia"/>
-              </w:rPr>
+            <w:shd w:val="clear" w:color="auto" w:fill="FFFFFF"/>
+            <w:tcMar>
+              <w:top w:w="120" w:type="dxa"/>
+              <w:left w:w="140" w:type="dxa"/>
+              <w:bottom w:w="120" w:type="dxa"/>
+              <w:right w:w="140" w:type="dxa"/>
+            </w:tcMar>
+            <w:vAlign w:val="center"/>
+          </w:tcPr>
+          <w:p>
+            <w:pPr>
+              <w:bidi/>
+              <w:jc w:val="center"/>
             </w:pPr>
             <w:r>
               <w:rPr>
@@ -9637,7 +8924,7 @@
                 <w:sz w:val="19"/>
                 <w:rtl/>
               </w:rPr>
-              <w:t>مستندات</w:t>
+              <w:t>تأیید Product Owner</w:t>
             </w:r>
           </w:p>
         </w:tc>
@@ -9650,74 +8937,6 @@
         <w:tc>
           <w:tcPr>
             <w:tcW w:w="5472" w:type="dxa"/>
-            <w:shd w:val="clear" w:color="auto" w:fill="FFFFFF"/>
-            <w:tcMar>
-              <w:top w:w="120" w:type="dxa"/>
-              <w:left w:w="140" w:type="dxa"/>
-              <w:bottom w:w="120" w:type="dxa"/>
-              <w:right w:w="140" w:type="dxa"/>
-            </w:tcMar>
-            <w:vAlign w:val="center"/>
-          </w:tcPr>
-          <w:p>
-            <w:pPr>
-              <w:bidi/>
-              <w:jc w:val="center"/>
-              <w:rPr>
-                <w:rFonts w:hint="eastAsia"/>
-              </w:rPr>
-            </w:pPr>
-            <w:r>
-              <w:rPr>
-                <w:rFonts w:eastAsia="IRANSansXFaNum"/>
-                <w:color w:val="000000"/>
-                <w:sz w:val="19"/>
-                <w:rtl/>
-              </w:rPr>
-              <w:t>صورت‌جلسه Demo یا UAT</w:t>
-            </w:r>
-          </w:p>
-        </w:tc>
-        <w:tc>
-          <w:tcPr>
-            <w:tcW w:w="3456" w:type="dxa"/>
-            <w:shd w:val="clear" w:color="auto" w:fill="FFFFFF"/>
-            <w:tcMar>
-              <w:top w:w="120" w:type="dxa"/>
-              <w:left w:w="140" w:type="dxa"/>
-              <w:bottom w:w="120" w:type="dxa"/>
-              <w:right w:w="140" w:type="dxa"/>
-            </w:tcMar>
-            <w:vAlign w:val="center"/>
-          </w:tcPr>
-          <w:p>
-            <w:pPr>
-              <w:bidi/>
-              <w:jc w:val="right"/>
-              <w:rPr>
-                <w:rFonts w:hint="eastAsia"/>
-              </w:rPr>
-            </w:pPr>
-            <w:r>
-              <w:rPr>
-                <w:rFonts w:eastAsia="IRANSansXFaNum"/>
-                <w:color w:val="000000"/>
-                <w:sz w:val="19"/>
-                <w:rtl/>
-              </w:rPr>
-              <w:t>تأیید Product Owner</w:t>
-            </w:r>
-          </w:p>
-        </w:tc>
-      </w:tr>
-      <w:tr>
-        <w:trPr>
-          <w:cantSplit/>
-          <w:jc w:val="center"/>
-        </w:trPr>
-        <w:tc>
-          <w:tcPr>
-            <w:tcW w:w="5472" w:type="dxa"/>
             <w:shd w:val="clear" w:color="auto" w:fill="EAF4F7"/>
             <w:tcMar>
               <w:top w:w="120" w:type="dxa"/>
@@ -9731,19 +8950,7 @@
             <w:pPr>
               <w:bidi/>
               <w:jc w:val="center"/>
-              <w:rPr>
-                <w:rFonts w:hint="eastAsia"/>
-              </w:rPr>
-            </w:pPr>
-            <w:r>
-              <w:rPr>
-                <w:rFonts w:eastAsia="IRANSansXFaNum"/>
-                <w:color w:val="000000"/>
-                <w:sz w:val="19"/>
-                <w:rtl/>
-              </w:rPr>
-              <w:t>ثبت release note و rollback plan</w:t>
-            </w:r>
+            </w:pPr>
           </w:p>
         </w:tc>
         <w:tc>
@@ -9762,19 +8969,7 @@
             <w:pPr>
               <w:bidi/>
               <w:jc w:val="center"/>
-              <w:rPr>
-                <w:rFonts w:hint="eastAsia"/>
-              </w:rPr>
-            </w:pPr>
-            <w:r>
-              <w:rPr>
-                <w:rFonts w:eastAsia="IRANSansXFaNum"/>
-                <w:color w:val="000000"/>
-                <w:sz w:val="19"/>
-                <w:rtl/>
-              </w:rPr>
-              <w:t>آمادگی انتشار</w:t>
-            </w:r>
+            </w:pPr>
           </w:p>
         </w:tc>
       </w:tr>
@@ -9782,9 +8977,6 @@
     <w:p>
       <w:pPr>
         <w:spacing w:after="40"/>
-        <w:rPr>
-          <w:rFonts w:hint="eastAsia"/>
-        </w:rPr>
       </w:pPr>
     </w:p>
     <w:p>
@@ -9792,7 +8984,7 @@
         <w:pStyle w:val="Heading2"/>
         <w:bidi/>
         <w:spacing w:before="160" w:after="140"/>
-        <w:jc w:val="right"/>
+        <w:jc w:val="both"/>
       </w:pPr>
       <w:r>
         <w:rPr>
@@ -9807,9 +8999,6 @@
         <w:bidi/>
         <w:spacing w:after="140" w:line="312" w:lineRule="auto"/>
         <w:jc w:val="both"/>
-        <w:rPr>
-          <w:rFonts w:hint="eastAsia"/>
-        </w:rPr>
       </w:pPr>
       <w:r>
         <w:rPr>
@@ -9821,11 +9010,6 @@
       </w:r>
     </w:p>
     <w:p>
-      <w:pPr>
-        <w:rPr>
-          <w:rFonts w:hint="eastAsia"/>
-        </w:rPr>
-      </w:pPr>
       <w:r>
         <w:br w:type="page"/>
       </w:r>
@@ -9835,7 +9019,7 @@
         <w:pStyle w:val="Heading1"/>
         <w:bidi/>
         <w:spacing w:before="240" w:after="140"/>
-        <w:jc w:val="right"/>
+        <w:jc w:val="both"/>
       </w:pPr>
       <w:r>
         <w:rPr>
@@ -9851,7 +9035,7 @@
         <w:pStyle w:val="Heading2"/>
         <w:bidi/>
         <w:spacing w:before="160" w:after="140"/>
-        <w:jc w:val="right"/>
+        <w:jc w:val="both"/>
       </w:pPr>
       <w:r>
         <w:rPr>
@@ -9902,9 +9086,6 @@
             <w:pPr>
               <w:bidi/>
               <w:jc w:val="center"/>
-              <w:rPr>
-                <w:rFonts w:hint="eastAsia"/>
-              </w:rPr>
             </w:pPr>
             <w:r>
               <w:rPr>
@@ -9934,9 +9115,6 @@
             <w:pPr>
               <w:bidi/>
               <w:jc w:val="center"/>
-              <w:rPr>
-                <w:rFonts w:hint="eastAsia"/>
-              </w:rPr>
             </w:pPr>
             <w:r>
               <w:rPr>
@@ -9972,9 +9150,6 @@
             <w:pPr>
               <w:bidi/>
               <w:jc w:val="center"/>
-              <w:rPr>
-                <w:rFonts w:hint="eastAsia"/>
-              </w:rPr>
             </w:pPr>
             <w:r>
               <w:rPr>
@@ -10003,9 +9178,6 @@
             <w:pPr>
               <w:bidi/>
               <w:jc w:val="center"/>
-              <w:rPr>
-                <w:rFonts w:hint="eastAsia"/>
-              </w:rPr>
             </w:pPr>
             <w:r>
               <w:rPr>
@@ -10040,9 +9212,6 @@
             <w:pPr>
               <w:bidi/>
               <w:jc w:val="center"/>
-              <w:rPr>
-                <w:rFonts w:hint="eastAsia"/>
-              </w:rPr>
             </w:pPr>
             <w:r>
               <w:rPr>
@@ -10071,9 +9240,6 @@
             <w:pPr>
               <w:bidi/>
               <w:jc w:val="center"/>
-              <w:rPr>
-                <w:rFonts w:hint="eastAsia"/>
-              </w:rPr>
             </w:pPr>
             <w:r>
               <w:rPr>
@@ -10108,9 +9274,6 @@
             <w:pPr>
               <w:bidi/>
               <w:jc w:val="center"/>
-              <w:rPr>
-                <w:rFonts w:hint="eastAsia"/>
-              </w:rPr>
             </w:pPr>
             <w:r>
               <w:rPr>
@@ -10139,9 +9302,6 @@
             <w:pPr>
               <w:bidi/>
               <w:jc w:val="center"/>
-              <w:rPr>
-                <w:rFonts w:hint="eastAsia"/>
-              </w:rPr>
             </w:pPr>
             <w:r>
               <w:rPr>
@@ -10176,9 +9336,6 @@
             <w:pPr>
               <w:bidi/>
               <w:jc w:val="center"/>
-              <w:rPr>
-                <w:rFonts w:hint="eastAsia"/>
-              </w:rPr>
             </w:pPr>
             <w:r>
               <w:rPr>
@@ -10207,9 +9364,6 @@
             <w:pPr>
               <w:bidi/>
               <w:jc w:val="center"/>
-              <w:rPr>
-                <w:rFonts w:hint="eastAsia"/>
-              </w:rPr>
             </w:pPr>
             <w:r>
               <w:rPr>
@@ -10244,9 +9398,6 @@
             <w:pPr>
               <w:bidi/>
               <w:jc w:val="center"/>
-              <w:rPr>
-                <w:rFonts w:hint="eastAsia"/>
-              </w:rPr>
             </w:pPr>
             <w:r>
               <w:rPr>
@@ -10275,9 +9426,6 @@
             <w:pPr>
               <w:bidi/>
               <w:jc w:val="center"/>
-              <w:rPr>
-                <w:rFonts w:hint="eastAsia"/>
-              </w:rPr>
             </w:pPr>
             <w:r>
               <w:rPr>
@@ -10295,9 +9443,6 @@
     <w:p>
       <w:pPr>
         <w:spacing w:after="40"/>
-        <w:rPr>
-          <w:rFonts w:hint="eastAsia"/>
-        </w:rPr>
       </w:pPr>
     </w:p>
     <w:p>
@@ -10305,7 +9450,7 @@
         <w:pStyle w:val="Heading2"/>
         <w:bidi/>
         <w:spacing w:before="160" w:after="140"/>
-        <w:jc w:val="right"/>
+        <w:jc w:val="both"/>
       </w:pPr>
       <w:r>
         <w:rPr>
@@ -10320,29 +9465,7 @@
         <w:pStyle w:val="ListBullet"/>
         <w:bidi/>
         <w:spacing w:after="80" w:line="300" w:lineRule="auto"/>
-        <w:jc w:val="right"/>
-        <w:rPr>
-          <w:rFonts w:hint="eastAsia"/>
-        </w:rPr>
-      </w:pPr>
-      <w:r>
-        <w:rPr>
-          <w:rFonts w:eastAsia="IRANSansXFaNum"/>
-          <w:color w:val="000000"/>
-          <w:rtl/>
-        </w:rPr>
-        <w:t>Pipeline ساخت و استقرار و سیاست approval برای Production</w:t>
-      </w:r>
-    </w:p>
-    <w:p>
-      <w:pPr>
-        <w:pStyle w:val="ListBullet"/>
-        <w:bidi/>
-        <w:spacing w:after="80" w:line="300" w:lineRule="auto"/>
-        <w:jc w:val="right"/>
-        <w:rPr>
-          <w:rFonts w:hint="eastAsia"/>
-        </w:rPr>
+        <w:jc w:val="both"/>
       </w:pPr>
       <w:r>
         <w:rPr>
@@ -10358,10 +9481,7 @@
         <w:pStyle w:val="ListBullet"/>
         <w:bidi/>
         <w:spacing w:after="80" w:line="300" w:lineRule="auto"/>
-        <w:jc w:val="right"/>
-        <w:rPr>
-          <w:rFonts w:hint="eastAsia"/>
-        </w:rPr>
+        <w:jc w:val="both"/>
       </w:pPr>
       <w:r>
         <w:rPr>
@@ -10377,29 +9497,7 @@
         <w:pStyle w:val="ListBullet"/>
         <w:bidi/>
         <w:spacing w:after="80" w:line="300" w:lineRule="auto"/>
-        <w:jc w:val="right"/>
-        <w:rPr>
-          <w:rFonts w:hint="eastAsia"/>
-        </w:rPr>
-      </w:pPr>
-      <w:r>
-        <w:rPr>
-          <w:rFonts w:eastAsia="IRANSansXFaNum"/>
-          <w:color w:val="000000"/>
-          <w:rtl/>
-        </w:rPr>
-        <w:t>Dashboardهای سلامت سرویس، دیتابیس، queue، job و provider</w:t>
-      </w:r>
-    </w:p>
-    <w:p>
-      <w:pPr>
-        <w:pStyle w:val="ListBullet"/>
-        <w:bidi/>
-        <w:spacing w:after="80" w:line="300" w:lineRule="auto"/>
-        <w:jc w:val="right"/>
-        <w:rPr>
-          <w:rFonts w:hint="eastAsia"/>
-        </w:rPr>
+        <w:jc w:val="both"/>
       </w:pPr>
       <w:r>
         <w:rPr>
@@ -10415,10 +9513,7 @@
         <w:pStyle w:val="ListBullet"/>
         <w:bidi/>
         <w:spacing w:after="80" w:line="300" w:lineRule="auto"/>
-        <w:jc w:val="right"/>
-        <w:rPr>
-          <w:rFonts w:hint="eastAsia"/>
-        </w:rPr>
+        <w:jc w:val="both"/>
       </w:pPr>
       <w:r>
         <w:rPr>
@@ -10434,7 +9529,7 @@
         <w:pStyle w:val="Heading2"/>
         <w:bidi/>
         <w:spacing w:before="160" w:after="140"/>
-        <w:jc w:val="right"/>
+        <w:jc w:val="both"/>
       </w:pPr>
       <w:r>
         <w:rPr>
@@ -10449,9 +9544,6 @@
         <w:bidi/>
         <w:spacing w:after="140" w:line="312" w:lineRule="auto"/>
         <w:jc w:val="both"/>
-        <w:rPr>
-          <w:rFonts w:hint="eastAsia"/>
-        </w:rPr>
       </w:pPr>
       <w:r>
         <w:rPr>
@@ -10463,11 +9555,6 @@
       </w:r>
     </w:p>
     <w:p>
-      <w:pPr>
-        <w:rPr>
-          <w:rFonts w:hint="eastAsia"/>
-        </w:rPr>
-      </w:pPr>
       <w:r>
         <w:br w:type="page"/>
       </w:r>
@@ -10477,7 +9564,7 @@
         <w:pStyle w:val="Heading1"/>
         <w:bidi/>
         <w:spacing w:before="240" w:after="140"/>
-        <w:jc w:val="right"/>
+        <w:jc w:val="both"/>
       </w:pPr>
       <w:r>
         <w:rPr>
@@ -10493,7 +9580,7 @@
         <w:pStyle w:val="Heading2"/>
         <w:bidi/>
         <w:spacing w:before="160" w:after="140"/>
-        <w:jc w:val="right"/>
+        <w:jc w:val="both"/>
       </w:pPr>
       <w:r>
         <w:rPr>
@@ -10508,17 +9595,22 @@
         <w:bidi/>
         <w:spacing w:after="140" w:line="312" w:lineRule="auto"/>
         <w:jc w:val="both"/>
+      </w:pPr>
+      <w:r>
         <w:rPr>
-          <w:rFonts w:hint="eastAsia"/>
+          <w:rFonts w:eastAsia="IRANSansXFaNum" w:hint="cs"/>
+          <w:color w:val="000000"/>
+          <w:rtl/>
         </w:rPr>
-      </w:pPr>
+        <w:t>دو</w:t>
+      </w:r>
       <w:r>
         <w:rPr>
           <w:rFonts w:eastAsia="IRANSansXFaNum"/>
           <w:color w:val="000000"/>
           <w:rtl/>
         </w:rPr>
-        <w:t>سه ماه رفع اشکال پس از راه‌اندازی Production در مبلغ پیاده‌سازی منظور شده است. ضمانت شامل رفع مغایرت با نیازمندی و معیار پذیرش مصوب است و توسعه قابلیت جدید، تغییر مقررات، تغییر API provider یا افزایش ظرفیت زیرساخت را شامل نمی‌شود.</w:t>
+        <w:t xml:space="preserve"> ماه رفع اشکال پس از راه‌اندازی Production در مبلغ پیاده‌سازی منظور شده است. ضمانت شامل رفع مغایرت با نیازمندی و معیار پذیرش مصوب است و توسعه قابلیت جدید، تغییر مقررات، تغییر API provider یا افزایش ظرفیت زیرساخت را شامل نمی‌شود.</w:t>
       </w:r>
     </w:p>
     <w:p>
@@ -10526,7 +9618,7 @@
         <w:pStyle w:val="Heading2"/>
         <w:bidi/>
         <w:spacing w:before="160" w:after="140"/>
-        <w:jc w:val="right"/>
+        <w:jc w:val="both"/>
       </w:pPr>
       <w:r>
         <w:rPr>
@@ -10578,9 +9670,6 @@
             <w:pPr>
               <w:bidi/>
               <w:jc w:val="center"/>
-              <w:rPr>
-                <w:rFonts w:hint="eastAsia"/>
-              </w:rPr>
             </w:pPr>
             <w:r>
               <w:rPr>
@@ -10610,9 +9699,6 @@
             <w:pPr>
               <w:bidi/>
               <w:jc w:val="center"/>
-              <w:rPr>
-                <w:rFonts w:hint="eastAsia"/>
-              </w:rPr>
             </w:pPr>
             <w:r>
               <w:rPr>
@@ -10642,9 +9728,6 @@
             <w:pPr>
               <w:bidi/>
               <w:jc w:val="center"/>
-              <w:rPr>
-                <w:rFonts w:hint="eastAsia"/>
-              </w:rPr>
             </w:pPr>
             <w:r>
               <w:rPr>
@@ -10667,6 +9750,7 @@
         <w:tc>
           <w:tcPr>
             <w:tcW w:w="2160" w:type="dxa"/>
+            <w:vMerge w:val="restart"/>
             <w:shd w:val="clear" w:color="auto" w:fill="FFFFFF"/>
             <w:tcMar>
               <w:top w:w="120" w:type="dxa"/>
@@ -10680,18 +9764,15 @@
             <w:pPr>
               <w:bidi/>
               <w:jc w:val="center"/>
-              <w:rPr>
-                <w:rFonts w:hint="eastAsia"/>
-              </w:rPr>
-            </w:pPr>
-            <w:r>
-              <w:rPr>
-                <w:rFonts w:eastAsia="IRANSansXFaNum"/>
+            </w:pPr>
+            <w:r>
+              <w:rPr>
+                <w:rFonts w:eastAsia="IRANSansXFaNum" w:hint="cs"/>
                 <w:color w:val="000000"/>
                 <w:sz w:val="18"/>
                 <w:rtl/>
               </w:rPr>
-              <w:t>۵۰۰ میلیون تومان</w:t>
+              <w:t>در قالب کارمزدهای عنوان شده</w:t>
             </w:r>
           </w:p>
         </w:tc>
@@ -10710,10 +9791,7 @@
           <w:p>
             <w:pPr>
               <w:bidi/>
-              <w:jc w:val="right"/>
-              <w:rPr>
-                <w:rFonts w:hint="eastAsia"/>
-              </w:rPr>
+              <w:jc w:val="both"/>
             </w:pPr>
             <w:r>
               <w:rPr>
@@ -10723,6 +9801,15 @@
                 <w:rtl/>
               </w:rPr>
               <w:t>روزهای کاری ۸ تا ۱۷، مانیتورینگ و رسیدگی به رخداد</w:t>
+            </w:r>
+            <w:r>
+              <w:rPr>
+                <w:rFonts w:eastAsia="IRANSansXFaNum" w:hint="cs"/>
+                <w:color w:val="000000"/>
+                <w:sz w:val="18"/>
+                <w:rtl/>
+              </w:rPr>
+              <w:t xml:space="preserve"> جهت پشتیبانی لایه 3</w:t>
             </w:r>
           </w:p>
         </w:tc>
@@ -10742,9 +9829,6 @@
             <w:pPr>
               <w:bidi/>
               <w:jc w:val="center"/>
-              <w:rPr>
-                <w:rFonts w:hint="eastAsia"/>
-              </w:rPr>
             </w:pPr>
             <w:r>
               <w:rPr>
@@ -10766,6 +9850,7 @@
         <w:tc>
           <w:tcPr>
             <w:tcW w:w="2160" w:type="dxa"/>
+            <w:vMerge/>
             <w:shd w:val="clear" w:color="auto" w:fill="EAF4F7"/>
             <w:tcMar>
               <w:top w:w="120" w:type="dxa"/>
@@ -10778,20 +9863,7 @@
           <w:p>
             <w:pPr>
               <w:bidi/>
-              <w:jc w:val="center"/>
-              <w:rPr>
-                <w:rFonts w:hint="eastAsia"/>
-              </w:rPr>
-            </w:pPr>
-            <w:r>
-              <w:rPr>
-                <w:rFonts w:eastAsia="IRANSansXFaNum"/>
-                <w:color w:val="000000"/>
-                <w:sz w:val="18"/>
-                <w:rtl/>
-              </w:rPr>
-              <w:t>۸۵۰ میلیون تومان</w:t>
-            </w:r>
+            </w:pPr>
           </w:p>
         </w:tc>
         <w:tc>
@@ -10809,19 +9881,52 @@
           <w:p>
             <w:pPr>
               <w:bidi/>
-              <w:jc w:val="right"/>
-              <w:rPr>
-                <w:rFonts w:hint="eastAsia"/>
-              </w:rPr>
-            </w:pPr>
-            <w:r>
-              <w:rPr>
-                <w:rFonts w:eastAsia="IRANSansXFaNum"/>
+              <w:jc w:val="both"/>
+            </w:pPr>
+            <w:r>
+              <w:rPr>
+                <w:rFonts w:eastAsia="IRANSansXFaNum" w:hint="cs"/>
                 <w:color w:val="000000"/>
                 <w:sz w:val="18"/>
                 <w:rtl/>
               </w:rPr>
-              <w:t>On Call شبانه‌روزی برای رخداد بحرانی و پوشش عملیاتی</w:t>
+              <w:t xml:space="preserve">آموزش و راه اندازی پرسنل تیم  </w:t>
+            </w:r>
+            <w:r>
+              <w:rPr>
+                <w:rFonts w:eastAsia="IRANSansXFaNum"/>
+                <w:color w:val="000000"/>
+                <w:sz w:val="18"/>
+                <w:rtl/>
+              </w:rPr>
+              <w:t xml:space="preserve">On Call </w:t>
+            </w:r>
+            <w:r>
+              <w:rPr>
+                <w:rFonts w:eastAsia="IRANSansXFaNum" w:hint="cs"/>
+                <w:color w:val="000000"/>
+                <w:sz w:val="18"/>
+                <w:rtl/>
+              </w:rPr>
+              <w:t xml:space="preserve">شرکت شقایق بصورت </w:t>
+            </w:r>
+            <w:r>
+              <w:rPr>
+                <w:rFonts w:eastAsia="IRANSansXFaNum"/>
+                <w:color w:val="000000"/>
+                <w:sz w:val="18"/>
+                <w:rtl/>
+              </w:rPr>
+              <w:t>شبانه‌روزی برای رخداد بحرانی و پوشش عملیاتی</w:t>
+            </w:r>
+            <w:r>
+              <w:rPr>
+                <w:rFonts w:eastAsia="IRANSansXFaNum" w:hint="cs"/>
+                <w:color w:val="000000"/>
+                <w:sz w:val="18"/>
+                <w:rtl/>
+              </w:rPr>
+              <w:t xml:space="preserve"> </w:t>
             </w:r>
           </w:p>
         </w:tc>
@@ -10841,9 +9946,6 @@
             <w:pPr>
               <w:bidi/>
               <w:jc w:val="center"/>
-              <w:rPr>
-                <w:rFonts w:hint="eastAsia"/>
-              </w:rPr>
             </w:pPr>
             <w:r>
               <w:rPr>
@@ -10878,19 +9980,7 @@
             <w:pPr>
               <w:bidi/>
               <w:jc w:val="center"/>
-              <w:rPr>
-                <w:rFonts w:hint="eastAsia"/>
-              </w:rPr>
-            </w:pPr>
-            <w:r>
-              <w:rPr>
-                <w:rFonts w:eastAsia="IRANSansXFaNum"/>
-                <w:color w:val="000000"/>
-                <w:sz w:val="18"/>
-                <w:rtl/>
-              </w:rPr>
-              <w:t>برآورد جداگانه</w:t>
-            </w:r>
+            </w:pPr>
           </w:p>
         </w:tc>
         <w:tc>
@@ -10908,20 +9998,8 @@
           <w:p>
             <w:pPr>
               <w:bidi/>
-              <w:jc w:val="right"/>
-              <w:rPr>
-                <w:rFonts w:hint="eastAsia"/>
-              </w:rPr>
-            </w:pPr>
-            <w:r>
-              <w:rPr>
-                <w:rFonts w:eastAsia="IRANSansXFaNum"/>
-                <w:color w:val="000000"/>
-                <w:sz w:val="18"/>
-                <w:rtl/>
-              </w:rPr>
-              <w:t>تیم ظرفیت رزروشده برای roadmap و بهبود مستمر</w:t>
-            </w:r>
+              <w:jc w:val="both"/>
+            </w:pPr>
           </w:p>
         </w:tc>
         <w:tc>
@@ -10940,19 +10018,7 @@
             <w:pPr>
               <w:bidi/>
               <w:jc w:val="center"/>
-              <w:rPr>
-                <w:rFonts w:hint="eastAsia"/>
-              </w:rPr>
-            </w:pPr>
-            <w:r>
-              <w:rPr>
-                <w:rFonts w:eastAsia="IRANSansXFaNum"/>
-                <w:color w:val="000000"/>
-                <w:sz w:val="18"/>
-                <w:rtl/>
-              </w:rPr>
-              <w:t>توسعه مستمر</w:t>
-            </w:r>
+            </w:pPr>
           </w:p>
         </w:tc>
       </w:tr>
@@ -10960,9 +10026,6 @@
     <w:p>
       <w:pPr>
         <w:spacing w:after="40"/>
-        <w:rPr>
-          <w:rFonts w:hint="eastAsia"/>
-        </w:rPr>
       </w:pPr>
     </w:p>
     <w:p>
@@ -10970,14 +10033,14 @@
         <w:pStyle w:val="Heading2"/>
         <w:bidi/>
         <w:spacing w:before="160" w:after="140"/>
-        <w:jc w:val="right"/>
+        <w:jc w:val="both"/>
       </w:pPr>
       <w:r>
         <w:rPr>
           <w:rFonts w:ascii="IRANSansXFaNum" w:eastAsia="IRANSansXFaNum" w:hAnsi="IRANSansXFaNum" w:cs="IRANSansXFaNum"/>
           <w:rtl/>
         </w:rPr>
-        <w:t>اهداف پاسخ‌گویی بسته استاندارد</w:t>
+        <w:t>اهداف پاسخ‌گویی</w:t>
       </w:r>
     </w:p>
     <w:tbl>
@@ -11023,9 +10086,6 @@
             <w:pPr>
               <w:bidi/>
               <w:jc w:val="center"/>
-              <w:rPr>
-                <w:rFonts w:hint="eastAsia"/>
-              </w:rPr>
             </w:pPr>
             <w:r>
               <w:rPr>
@@ -11055,9 +10115,6 @@
             <w:pPr>
               <w:bidi/>
               <w:jc w:val="center"/>
-              <w:rPr>
-                <w:rFonts w:hint="eastAsia"/>
-              </w:rPr>
             </w:pPr>
             <w:r>
               <w:rPr>
@@ -11087,9 +10144,6 @@
             <w:pPr>
               <w:bidi/>
               <w:jc w:val="center"/>
-              <w:rPr>
-                <w:rFonts w:hint="eastAsia"/>
-              </w:rPr>
             </w:pPr>
             <w:r>
               <w:rPr>
@@ -11119,9 +10173,6 @@
             <w:pPr>
               <w:bidi/>
               <w:jc w:val="center"/>
-              <w:rPr>
-                <w:rFonts w:hint="eastAsia"/>
-              </w:rPr>
             </w:pPr>
             <w:r>
               <w:rPr>
@@ -11157,9 +10208,6 @@
             <w:pPr>
               <w:bidi/>
               <w:jc w:val="center"/>
-              <w:rPr>
-                <w:rFonts w:hint="eastAsia"/>
-              </w:rPr>
             </w:pPr>
             <w:r>
               <w:rPr>
@@ -11188,9 +10236,6 @@
             <w:pPr>
               <w:bidi/>
               <w:jc w:val="center"/>
-              <w:rPr>
-                <w:rFonts w:hint="eastAsia"/>
-              </w:rPr>
             </w:pPr>
             <w:r>
               <w:rPr>
@@ -11218,10 +10263,7 @@
           <w:p>
             <w:pPr>
               <w:bidi/>
-              <w:jc w:val="right"/>
-              <w:rPr>
-                <w:rFonts w:hint="eastAsia"/>
-              </w:rPr>
+              <w:jc w:val="both"/>
             </w:pPr>
             <w:r>
               <w:rPr>
@@ -11250,9 +10292,6 @@
             <w:pPr>
               <w:bidi/>
               <w:jc w:val="center"/>
-              <w:rPr>
-                <w:rFonts w:hint="eastAsia"/>
-              </w:rPr>
             </w:pPr>
             <w:r>
               <w:rPr>
@@ -11287,9 +10326,6 @@
             <w:pPr>
               <w:bidi/>
               <w:jc w:val="center"/>
-              <w:rPr>
-                <w:rFonts w:hint="eastAsia"/>
-              </w:rPr>
             </w:pPr>
             <w:r>
               <w:rPr>
@@ -11318,9 +10354,6 @@
             <w:pPr>
               <w:bidi/>
               <w:jc w:val="center"/>
-              <w:rPr>
-                <w:rFonts w:hint="eastAsia"/>
-              </w:rPr>
             </w:pPr>
             <w:r>
               <w:rPr>
@@ -11348,10 +10381,7 @@
           <w:p>
             <w:pPr>
               <w:bidi/>
-              <w:jc w:val="right"/>
-              <w:rPr>
-                <w:rFonts w:hint="eastAsia"/>
-              </w:rPr>
+              <w:jc w:val="both"/>
             </w:pPr>
             <w:r>
               <w:rPr>
@@ -11380,9 +10410,6 @@
             <w:pPr>
               <w:bidi/>
               <w:jc w:val="center"/>
-              <w:rPr>
-                <w:rFonts w:hint="eastAsia"/>
-              </w:rPr>
             </w:pPr>
             <w:r>
               <w:rPr>
@@ -11417,9 +10444,6 @@
             <w:pPr>
               <w:bidi/>
               <w:jc w:val="center"/>
-              <w:rPr>
-                <w:rFonts w:hint="eastAsia"/>
-              </w:rPr>
             </w:pPr>
             <w:r>
               <w:rPr>
@@ -11448,9 +10472,6 @@
             <w:pPr>
               <w:bidi/>
               <w:jc w:val="center"/>
-              <w:rPr>
-                <w:rFonts w:hint="eastAsia"/>
-              </w:rPr>
             </w:pPr>
             <w:r>
               <w:rPr>
@@ -11478,10 +10499,7 @@
           <w:p>
             <w:pPr>
               <w:bidi/>
-              <w:jc w:val="right"/>
-              <w:rPr>
-                <w:rFonts w:hint="eastAsia"/>
-              </w:rPr>
+              <w:jc w:val="both"/>
             </w:pPr>
             <w:r>
               <w:rPr>
@@ -11510,9 +10528,6 @@
             <w:pPr>
               <w:bidi/>
               <w:jc w:val="center"/>
-              <w:rPr>
-                <w:rFonts w:hint="eastAsia"/>
-              </w:rPr>
             </w:pPr>
             <w:r>
               <w:rPr>
@@ -11547,9 +10562,6 @@
             <w:pPr>
               <w:bidi/>
               <w:jc w:val="center"/>
-              <w:rPr>
-                <w:rFonts w:hint="eastAsia"/>
-              </w:rPr>
             </w:pPr>
             <w:r>
               <w:rPr>
@@ -11578,9 +10590,6 @@
             <w:pPr>
               <w:bidi/>
               <w:jc w:val="center"/>
-              <w:rPr>
-                <w:rFonts w:hint="eastAsia"/>
-              </w:rPr>
             </w:pPr>
             <w:r>
               <w:rPr>
@@ -11608,10 +10617,7 @@
           <w:p>
             <w:pPr>
               <w:bidi/>
-              <w:jc w:val="right"/>
-              <w:rPr>
-                <w:rFonts w:hint="eastAsia"/>
-              </w:rPr>
+              <w:jc w:val="both"/>
             </w:pPr>
             <w:r>
               <w:rPr>
@@ -11640,9 +10646,6 @@
             <w:pPr>
               <w:bidi/>
               <w:jc w:val="center"/>
-              <w:rPr>
-                <w:rFonts w:hint="eastAsia"/>
-              </w:rPr>
             </w:pPr>
             <w:r>
               <w:rPr>
@@ -11660,9 +10663,6 @@
     <w:p>
       <w:pPr>
         <w:spacing w:after="40"/>
-        <w:rPr>
-          <w:rFonts w:hint="eastAsia"/>
-        </w:rPr>
       </w:pPr>
     </w:p>
     <w:p>
@@ -11670,9 +10670,6 @@
         <w:bidi/>
         <w:spacing w:after="140" w:line="312" w:lineRule="auto"/>
         <w:jc w:val="both"/>
-        <w:rPr>
-          <w:rFonts w:hint="eastAsia"/>
-        </w:rPr>
       </w:pPr>
       <w:r>
         <w:rPr>
@@ -11687,43 +10684,10 @@
     </w:p>
     <w:p>
       <w:pPr>
-        <w:pStyle w:val="Heading2"/>
-        <w:bidi/>
-        <w:spacing w:before="160" w:after="140"/>
-        <w:jc w:val="right"/>
-      </w:pPr>
-      <w:r>
-        <w:rPr>
-          <w:rFonts w:ascii="IRANSansXFaNum" w:eastAsia="IRANSansXFaNum" w:hAnsi="IRANSansXFaNum" w:cs="IRANSansXFaNum"/>
-          <w:rtl/>
-        </w:rPr>
-        <w:t>پشتیبانی در مدل مشارکت در کارمزد</w:t>
-      </w:r>
-    </w:p>
-    <w:p>
-      <w:pPr>
-        <w:bidi/>
-        <w:spacing w:after="140" w:line="312" w:lineRule="auto"/>
-        <w:jc w:val="both"/>
-        <w:rPr>
-          <w:rFonts w:hint="eastAsia"/>
-        </w:rPr>
-      </w:pPr>
-      <w:r>
-        <w:rPr>
-          <w:rFonts w:eastAsia="IRANSansXFaNum"/>
-          <w:color w:val="000000"/>
-          <w:rtl/>
-        </w:rPr>
-        <w:t>در صورت انتخاب مدل مشارکتی بخش ۱۲، پشتیبانی استاندارد ۸ در ۵ در کل دوره مشارکت جزو تعهد پیمانکار است و هزینه جداگانه‌ای ندارد. کارفرما در هر ماه مکلف است مبلغ بیشتر از میان سهم کارمزدی پیمانکار و حداقل پرداخت تضمین‌شده را بپردازد؛ بنابراین نبود فروش، کاهش تراکنش یا عدم وصول کارمزد از مشتریان، تعهد پرداخت حداقل تضمین‌شده را ساقط یا معلق نمی‌کند. ارتقای خدمت به پوشش حیاتی ۲۴ در ۷ با افزایش کف تضمین‌شده یا پرداخت مابه‌التفاوت بسته حیاتی انجام می‌شود.</w:t>
-      </w:r>
-    </w:p>
-    <w:p>
-      <w:pPr>
         <w:pStyle w:val="Heading1"/>
         <w:bidi/>
         <w:spacing w:before="240" w:after="140"/>
-        <w:jc w:val="right"/>
+        <w:jc w:val="both"/>
       </w:pPr>
       <w:r>
         <w:rPr>
@@ -11738,15 +10702,8 @@
         <w:pStyle w:val="Heading2"/>
         <w:bidi/>
         <w:spacing w:before="160" w:after="140"/>
-        <w:jc w:val="right"/>
-      </w:pPr>
-      <w:r>
-        <w:rPr>
-          <w:rFonts w:ascii="IRANSansXFaNum" w:eastAsia="IRANSansXFaNum" w:hAnsi="IRANSansXFaNum" w:cs="IRANSansXFaNum"/>
-          <w:rtl/>
-        </w:rPr>
-        <w:t>مدل اول پرداخت ثابت</w:t>
-      </w:r>
+        <w:jc w:val="both"/>
+      </w:pPr>
     </w:p>
     <w:tbl>
       <w:tblPr>
@@ -11789,9 +10746,6 @@
             <w:pPr>
               <w:bidi/>
               <w:jc w:val="center"/>
-              <w:rPr>
-                <w:rFonts w:hint="eastAsia"/>
-              </w:rPr>
             </w:pPr>
             <w:r>
               <w:rPr>
@@ -11821,9 +10775,6 @@
             <w:pPr>
               <w:bidi/>
               <w:jc w:val="center"/>
-              <w:rPr>
-                <w:rFonts w:hint="eastAsia"/>
-              </w:rPr>
             </w:pPr>
             <w:r>
               <w:rPr>
@@ -11859,18 +10810,24 @@
             <w:pPr>
               <w:bidi/>
               <w:jc w:val="center"/>
-              <w:rPr>
-                <w:rFonts w:hint="eastAsia"/>
-              </w:rPr>
-            </w:pPr>
-            <w:r>
-              <w:rPr>
-                <w:rFonts w:eastAsia="IRANSansXFaNum"/>
+            </w:pPr>
+            <w:r>
+              <w:rPr>
+                <w:rFonts w:eastAsia="IRANSansXFaNum" w:hint="cs"/>
                 <w:color w:val="000000"/>
                 <w:sz w:val="20"/>
                 <w:rtl/>
               </w:rPr>
-              <w:t>۲۶٬۸۰۰٬۰۰۰٬۰۰۰</w:t>
+              <w:t>5</w:t>
+            </w:r>
+            <w:r>
+              <w:rPr>
+                <w:rFonts w:eastAsia="IRANSansXFaNum"/>
+                <w:color w:val="000000"/>
+                <w:sz w:val="20"/>
+                <w:rtl/>
+              </w:rPr>
+              <w:t>٬۸۰۰٬۰۰۰٬۰۰۰</w:t>
             </w:r>
           </w:p>
         </w:tc>
@@ -11889,10 +10846,7 @@
           <w:p>
             <w:pPr>
               <w:bidi/>
-              <w:jc w:val="right"/>
-              <w:rPr>
-                <w:rFonts w:hint="eastAsia"/>
-              </w:rPr>
+              <w:jc w:val="center"/>
             </w:pPr>
             <w:r>
               <w:rPr>
@@ -11927,9 +10881,6 @@
             <w:pPr>
               <w:bidi/>
               <w:jc w:val="center"/>
-              <w:rPr>
-                <w:rFonts w:hint="eastAsia"/>
-              </w:rPr>
             </w:pPr>
             <w:r>
               <w:rPr>
@@ -11958,9 +10909,6 @@
             <w:pPr>
               <w:bidi/>
               <w:jc w:val="center"/>
-              <w:rPr>
-                <w:rFonts w:hint="eastAsia"/>
-              </w:rPr>
             </w:pPr>
             <w:r>
               <w:rPr>
@@ -11995,18 +10943,24 @@
             <w:pPr>
               <w:bidi/>
               <w:jc w:val="center"/>
-              <w:rPr>
-                <w:rFonts w:hint="eastAsia"/>
-              </w:rPr>
-            </w:pPr>
-            <w:r>
-              <w:rPr>
-                <w:rFonts w:eastAsia="IRANSansXFaNum"/>
+            </w:pPr>
+            <w:r>
+              <w:rPr>
+                <w:rFonts w:eastAsia="IRANSansXFaNum" w:hint="cs"/>
                 <w:color w:val="000000"/>
                 <w:sz w:val="20"/>
                 <w:rtl/>
               </w:rPr>
-              <w:t>۲۴٬۵۰۰٬۰۰۰٬۰۰۰</w:t>
+              <w:t>3</w:t>
+            </w:r>
+            <w:r>
+              <w:rPr>
+                <w:rFonts w:eastAsia="IRANSansXFaNum"/>
+                <w:color w:val="000000"/>
+                <w:sz w:val="20"/>
+                <w:rtl/>
+              </w:rPr>
+              <w:t>٬۵۰۰٬۰۰۰٬۰۰۰</w:t>
             </w:r>
           </w:p>
         </w:tc>
@@ -12025,10 +10979,7 @@
           <w:p>
             <w:pPr>
               <w:bidi/>
-              <w:jc w:val="right"/>
-              <w:rPr>
-                <w:rFonts w:hint="eastAsia"/>
-              </w:rPr>
+              <w:jc w:val="center"/>
             </w:pPr>
             <w:r>
               <w:rPr>
@@ -12038,6 +10989,89 @@
                 <w:rtl/>
               </w:rPr>
               <w:t>مبلغ خالص پیشنهادی اجرای نسخه عملیاتی</w:t>
+            </w:r>
+          </w:p>
+        </w:tc>
+      </w:tr>
+      <w:tr>
+        <w:trPr>
+          <w:cantSplit/>
+          <w:jc w:val="center"/>
+        </w:trPr>
+        <w:tc>
+          <w:tcPr>
+            <w:tcW w:w="3168" w:type="dxa"/>
+            <w:shd w:val="clear" w:color="auto" w:fill="FFFFFF"/>
+            <w:tcMar>
+              <w:top w:w="120" w:type="dxa"/>
+              <w:left w:w="140" w:type="dxa"/>
+              <w:bottom w:w="120" w:type="dxa"/>
+              <w:right w:w="140" w:type="dxa"/>
+            </w:tcMar>
+            <w:vAlign w:val="center"/>
+          </w:tcPr>
+          <w:p>
+            <w:pPr>
+              <w:bidi/>
+              <w:jc w:val="center"/>
+              <w:rPr>
+                <w:rFonts w:eastAsia="IRANSansXFaNum" w:hint="cs"/>
+                <w:color w:val="000000"/>
+                <w:sz w:val="20"/>
+                <w:rtl/>
+              </w:rPr>
+            </w:pPr>
+            <w:r>
+              <w:rPr>
+                <w:rFonts w:eastAsia="IRANSansXFaNum" w:hint="cs"/>
+                <w:color w:val="000000"/>
+                <w:sz w:val="17"/>
+                <w:rtl/>
+              </w:rPr>
+              <w:t>25</w:t>
+            </w:r>
+            <w:r>
+              <w:rPr>
+                <w:rFonts w:eastAsia="IRANSansXFaNum"/>
+                <w:color w:val="000000"/>
+                <w:sz w:val="17"/>
+                <w:rtl/>
+              </w:rPr>
+              <w:t xml:space="preserve"> درصد از خالص کارمزد قابل تقسیم که در هر ماه واقعاً توسط کارفرما یا شرکت‌های وابسته و عاملان وصول دریافت شده است</w:t>
+            </w:r>
+          </w:p>
+        </w:tc>
+        <w:tc>
+          <w:tcPr>
+            <w:tcW w:w="5904" w:type="dxa"/>
+            <w:shd w:val="clear" w:color="auto" w:fill="FFFFFF"/>
+            <w:tcMar>
+              <w:top w:w="120" w:type="dxa"/>
+              <w:left w:w="140" w:type="dxa"/>
+              <w:bottom w:w="120" w:type="dxa"/>
+              <w:right w:w="140" w:type="dxa"/>
+            </w:tcMar>
+            <w:vAlign w:val="center"/>
+          </w:tcPr>
+          <w:p>
+            <w:pPr>
+              <w:bidi/>
+              <w:jc w:val="center"/>
+              <w:rPr>
+                <w:rFonts w:eastAsia="IRANSansXFaNum"/>
+                <w:color w:val="000000"/>
+                <w:sz w:val="20"/>
+                <w:rtl/>
+              </w:rPr>
+            </w:pPr>
+            <w:r>
+              <w:rPr>
+                <w:rFonts w:eastAsia="IRANSansXFaNum"/>
+                <w:color w:val="000000"/>
+                <w:sz w:val="17"/>
+                <w:rtl/>
+              </w:rPr>
+              <w:t>سهم کارمزدی پیمانکار</w:t>
             </w:r>
           </w:p>
         </w:tc>
@@ -12046,9 +11080,6 @@
     <w:p>
       <w:pPr>
         <w:spacing w:after="40"/>
-        <w:rPr>
-          <w:rFonts w:hint="eastAsia"/>
-        </w:rPr>
       </w:pPr>
     </w:p>
     <w:p>
@@ -12056,9 +11087,6 @@
         <w:bidi/>
         <w:spacing w:after="140" w:line="312" w:lineRule="auto"/>
         <w:jc w:val="both"/>
-        <w:rPr>
-          <w:rFonts w:hint="eastAsia"/>
-        </w:rPr>
       </w:pPr>
       <w:r>
         <w:rPr>
@@ -12067,7 +11095,34 @@
           <w:sz w:val="19"/>
           <w:rtl/>
         </w:rPr>
-        <w:t>مالیات و عوارض قانونی به مبلغ فوق افزوده می‌شود. هزینه زیرساخت، تجهیزات، لایسنس، پیامک، eKYC، امضای دیجیتال، سرویس‌های استعلامی، HSM و تست نفوذ شرکت ثالث در مبلغ فوق منظور نشده است.</w:t>
+        <w:t>مالیات و عوارض قانونی به مبلغ فوق افزوده می‌شود. هزینه زیرساخت، تجهیزات، لایسنس، پیامک، eKYC، امضای دیجیتال، سرویس‌های استعلامی، HSM و تست نفوذ شرکت ثالث در مبلغ فوق منظور نشده است</w:t>
+      </w:r>
+      <w:r>
+        <w:rPr>
+          <w:rFonts w:eastAsia="IRANSansXFaNum"/>
+          <w:color w:val="66788A"/>
+          <w:sz w:val="19"/>
+        </w:rPr>
+        <w:t xml:space="preserve"> </w:t>
+      </w:r>
+      <w:r>
+        <w:rPr>
+          <w:rFonts w:eastAsia="IRANSansXFaNum" w:hint="cs"/>
+          <w:color w:val="66788A"/>
+          <w:sz w:val="19"/>
+          <w:rtl/>
+          <w:lang w:bidi="fa-IR"/>
+        </w:rPr>
+        <w:t xml:space="preserve"> و بر عهده کارفرما می باشد</w:t>
+      </w:r>
+      <w:r>
+        <w:rPr>
+          <w:rFonts w:eastAsia="IRANSansXFaNum"/>
+          <w:color w:val="66788A"/>
+          <w:sz w:val="19"/>
+          <w:rtl/>
+        </w:rPr>
+        <w:t>.</w:t>
       </w:r>
     </w:p>
     <w:p>
@@ -12075,7 +11130,7 @@
         <w:pStyle w:val="Heading2"/>
         <w:bidi/>
         <w:spacing w:before="160" w:after="140"/>
-        <w:jc w:val="right"/>
+        <w:jc w:val="both"/>
       </w:pPr>
       <w:r>
         <w:rPr>
@@ -12127,9 +11182,6 @@
             <w:pPr>
               <w:bidi/>
               <w:jc w:val="center"/>
-              <w:rPr>
-                <w:rFonts w:hint="eastAsia"/>
-              </w:rPr>
             </w:pPr>
             <w:r>
               <w:rPr>
@@ -12159,9 +11211,6 @@
             <w:pPr>
               <w:bidi/>
               <w:jc w:val="center"/>
-              <w:rPr>
-                <w:rFonts w:hint="eastAsia"/>
-              </w:rPr>
             </w:pPr>
             <w:r>
               <w:rPr>
@@ -12191,9 +11240,6 @@
             <w:pPr>
               <w:bidi/>
               <w:jc w:val="center"/>
-              <w:rPr>
-                <w:rFonts w:hint="eastAsia"/>
-              </w:rPr>
             </w:pPr>
             <w:r>
               <w:rPr>
@@ -12229,18 +11275,24 @@
             <w:pPr>
               <w:bidi/>
               <w:jc w:val="center"/>
-              <w:rPr>
-                <w:rFonts w:hint="eastAsia"/>
-              </w:rPr>
-            </w:pPr>
-            <w:r>
-              <w:rPr>
-                <w:rFonts w:eastAsia="IRANSansXFaNum"/>
+            </w:pPr>
+            <w:r>
+              <w:rPr>
+                <w:rFonts w:eastAsia="IRANSansXFaNum" w:hint="cs"/>
                 <w:color w:val="000000"/>
                 <w:sz w:val="18"/>
                 <w:rtl/>
               </w:rPr>
-              <w:t>۴٬۹۰۰٬۰۰۰٬۰۰۰</w:t>
+              <w:t>7</w:t>
+            </w:r>
+            <w:r>
+              <w:rPr>
+                <w:rFonts w:eastAsia="IRANSansXFaNum"/>
+                <w:color w:val="000000"/>
+                <w:sz w:val="18"/>
+                <w:rtl/>
+              </w:rPr>
+              <w:t>۰۰٬۰۰۰٬۰۰۰</w:t>
             </w:r>
           </w:p>
         </w:tc>
@@ -12260,9 +11312,6 @@
             <w:pPr>
               <w:bidi/>
               <w:jc w:val="center"/>
-              <w:rPr>
-                <w:rFonts w:hint="eastAsia"/>
-              </w:rPr>
             </w:pPr>
             <w:r>
               <w:rPr>
@@ -12290,10 +11339,7 @@
           <w:p>
             <w:pPr>
               <w:bidi/>
-              <w:jc w:val="right"/>
-              <w:rPr>
-                <w:rFonts w:hint="eastAsia"/>
-              </w:rPr>
+              <w:jc w:val="both"/>
             </w:pPr>
             <w:r>
               <w:rPr>
@@ -12328,18 +11374,24 @@
             <w:pPr>
               <w:bidi/>
               <w:jc w:val="center"/>
-              <w:rPr>
-                <w:rFonts w:hint="eastAsia"/>
-              </w:rPr>
-            </w:pPr>
-            <w:r>
-              <w:rPr>
-                <w:rFonts w:eastAsia="IRANSansXFaNum"/>
+            </w:pPr>
+            <w:r>
+              <w:rPr>
+                <w:rFonts w:eastAsia="IRANSansXFaNum" w:hint="cs"/>
                 <w:color w:val="000000"/>
                 <w:sz w:val="18"/>
                 <w:rtl/>
               </w:rPr>
-              <w:t>۲٬۴۵۰٬۰۰۰٬۰۰۰</w:t>
+              <w:t>3</w:t>
+            </w:r>
+            <w:r>
+              <w:rPr>
+                <w:rFonts w:eastAsia="IRANSansXFaNum"/>
+                <w:color w:val="000000"/>
+                <w:sz w:val="18"/>
+                <w:rtl/>
+              </w:rPr>
+              <w:t>۵۰٬۰۰۰٬۰۰۰</w:t>
             </w:r>
           </w:p>
         </w:tc>
@@ -12359,9 +11411,6 @@
             <w:pPr>
               <w:bidi/>
               <w:jc w:val="center"/>
-              <w:rPr>
-                <w:rFonts w:hint="eastAsia"/>
-              </w:rPr>
             </w:pPr>
             <w:r>
               <w:rPr>
@@ -12389,10 +11438,7 @@
           <w:p>
             <w:pPr>
               <w:bidi/>
-              <w:jc w:val="right"/>
-              <w:rPr>
-                <w:rFonts w:hint="eastAsia"/>
-              </w:rPr>
+              <w:jc w:val="both"/>
             </w:pPr>
             <w:r>
               <w:rPr>
@@ -12427,18 +11473,24 @@
             <w:pPr>
               <w:bidi/>
               <w:jc w:val="center"/>
-              <w:rPr>
-                <w:rFonts w:hint="eastAsia"/>
-              </w:rPr>
-            </w:pPr>
-            <w:r>
-              <w:rPr>
-                <w:rFonts w:eastAsia="IRANSansXFaNum"/>
+            </w:pPr>
+            <w:r>
+              <w:rPr>
+                <w:rFonts w:eastAsia="IRANSansXFaNum" w:hint="cs"/>
                 <w:color w:val="000000"/>
                 <w:sz w:val="18"/>
                 <w:rtl/>
               </w:rPr>
-              <w:t>۴٬۹۰۰٬۰۰۰٬۰۰۰</w:t>
+              <w:t>7</w:t>
+            </w:r>
+            <w:r>
+              <w:rPr>
+                <w:rFonts w:eastAsia="IRANSansXFaNum"/>
+                <w:color w:val="000000"/>
+                <w:sz w:val="18"/>
+                <w:rtl/>
+              </w:rPr>
+              <w:t>۰۰٬۰۰۰٬۰۰۰</w:t>
             </w:r>
           </w:p>
         </w:tc>
@@ -12458,9 +11510,6 @@
             <w:pPr>
               <w:bidi/>
               <w:jc w:val="center"/>
-              <w:rPr>
-                <w:rFonts w:hint="eastAsia"/>
-              </w:rPr>
             </w:pPr>
             <w:r>
               <w:rPr>
@@ -12488,10 +11537,7 @@
           <w:p>
             <w:pPr>
               <w:bidi/>
-              <w:jc w:val="right"/>
-              <w:rPr>
-                <w:rFonts w:hint="eastAsia"/>
-              </w:rPr>
+              <w:jc w:val="both"/>
             </w:pPr>
             <w:r>
               <w:rPr>
@@ -12526,19 +11572,25 @@
             <w:pPr>
               <w:bidi/>
               <w:jc w:val="center"/>
-              <w:rPr>
-                <w:rFonts w:hint="eastAsia"/>
-              </w:rPr>
-            </w:pPr>
-            <w:r>
-              <w:rPr>
-                <w:rFonts w:eastAsia="IRANSansXFaNum"/>
+            </w:pPr>
+            <w:r>
+              <w:rPr>
+                <w:rFonts w:eastAsia="IRANSansXFaNum" w:hint="cs"/>
                 <w:color w:val="000000"/>
                 <w:sz w:val="18"/>
                 <w:rtl/>
               </w:rPr>
               <w:lastRenderedPageBreak/>
-              <w:t>۶٬۱۲۵٬۰۰۰٬۰۰۰</w:t>
+              <w:t>87</w:t>
+            </w:r>
+            <w:r>
+              <w:rPr>
+                <w:rFonts w:eastAsia="IRANSansXFaNum"/>
+                <w:color w:val="000000"/>
+                <w:sz w:val="18"/>
+                <w:rtl/>
+              </w:rPr>
+              <w:t>۵٬۰۰۰٬۰۰۰</w:t>
             </w:r>
           </w:p>
         </w:tc>
@@ -12558,9 +11610,6 @@
             <w:pPr>
               <w:bidi/>
               <w:jc w:val="center"/>
-              <w:rPr>
-                <w:rFonts w:hint="eastAsia"/>
-              </w:rPr>
             </w:pPr>
             <w:r>
               <w:rPr>
@@ -12588,10 +11637,7 @@
           <w:p>
             <w:pPr>
               <w:bidi/>
-              <w:jc w:val="right"/>
-              <w:rPr>
-                <w:rFonts w:hint="eastAsia"/>
-              </w:rPr>
+              <w:jc w:val="both"/>
             </w:pPr>
             <w:r>
               <w:rPr>
@@ -12626,18 +11672,24 @@
             <w:pPr>
               <w:bidi/>
               <w:jc w:val="center"/>
-              <w:rPr>
-                <w:rFonts w:hint="eastAsia"/>
-              </w:rPr>
-            </w:pPr>
-            <w:r>
-              <w:rPr>
-                <w:rFonts w:eastAsia="IRANSansXFaNum"/>
+            </w:pPr>
+            <w:r>
+              <w:rPr>
+                <w:rFonts w:eastAsia="IRANSansXFaNum" w:hint="cs"/>
                 <w:color w:val="000000"/>
                 <w:sz w:val="18"/>
                 <w:rtl/>
               </w:rPr>
-              <w:t>۳٬۶۷۵٬۰۰۰٬۰۰۰</w:t>
+              <w:t>525</w:t>
+            </w:r>
+            <w:r>
+              <w:rPr>
+                <w:rFonts w:eastAsia="IRANSansXFaNum"/>
+                <w:color w:val="000000"/>
+                <w:sz w:val="18"/>
+                <w:rtl/>
+              </w:rPr>
+              <w:t>٬۰۰۰٬۰۰۰</w:t>
             </w:r>
           </w:p>
         </w:tc>
@@ -12657,9 +11709,6 @@
             <w:pPr>
               <w:bidi/>
               <w:jc w:val="center"/>
-              <w:rPr>
-                <w:rFonts w:hint="eastAsia"/>
-              </w:rPr>
             </w:pPr>
             <w:r>
               <w:rPr>
@@ -12687,10 +11736,7 @@
           <w:p>
             <w:pPr>
               <w:bidi/>
-              <w:jc w:val="right"/>
-              <w:rPr>
-                <w:rFonts w:hint="eastAsia"/>
-              </w:rPr>
+              <w:jc w:val="both"/>
             </w:pPr>
             <w:r>
               <w:rPr>
@@ -12725,18 +11771,24 @@
             <w:pPr>
               <w:bidi/>
               <w:jc w:val="center"/>
-              <w:rPr>
-                <w:rFonts w:hint="eastAsia"/>
-              </w:rPr>
-            </w:pPr>
-            <w:r>
-              <w:rPr>
-                <w:rFonts w:eastAsia="IRANSansXFaNum"/>
+            </w:pPr>
+            <w:r>
+              <w:rPr>
+                <w:rFonts w:eastAsia="IRANSansXFaNum" w:hint="cs"/>
                 <w:color w:val="000000"/>
                 <w:sz w:val="18"/>
                 <w:rtl/>
               </w:rPr>
-              <w:t>۱٬۲۲۵٬۰۰۰٬۰۰۰</w:t>
+              <w:t>175</w:t>
+            </w:r>
+            <w:r>
+              <w:rPr>
+                <w:rFonts w:eastAsia="IRANSansXFaNum"/>
+                <w:color w:val="000000"/>
+                <w:sz w:val="18"/>
+                <w:rtl/>
+              </w:rPr>
+              <w:t>٬۰۰۰٬۰۰۰</w:t>
             </w:r>
           </w:p>
         </w:tc>
@@ -12756,9 +11808,6 @@
             <w:pPr>
               <w:bidi/>
               <w:jc w:val="center"/>
-              <w:rPr>
-                <w:rFonts w:hint="eastAsia"/>
-              </w:rPr>
             </w:pPr>
             <w:r>
               <w:rPr>
@@ -12786,10 +11835,7 @@
           <w:p>
             <w:pPr>
               <w:bidi/>
-              <w:jc w:val="right"/>
-              <w:rPr>
-                <w:rFonts w:hint="eastAsia"/>
-              </w:rPr>
+              <w:jc w:val="both"/>
             </w:pPr>
             <w:r>
               <w:rPr>
@@ -12824,18 +11870,24 @@
             <w:pPr>
               <w:bidi/>
               <w:jc w:val="center"/>
-              <w:rPr>
-                <w:rFonts w:hint="eastAsia"/>
-              </w:rPr>
-            </w:pPr>
-            <w:r>
-              <w:rPr>
-                <w:rFonts w:eastAsia="IRANSansXFaNum"/>
+            </w:pPr>
+            <w:r>
+              <w:rPr>
+                <w:rFonts w:eastAsia="IRANSansXFaNum" w:hint="cs"/>
                 <w:color w:val="000000"/>
                 <w:sz w:val="18"/>
                 <w:rtl/>
               </w:rPr>
-              <w:t>۱٬۲۲۵٬۰۰۰٬۰۰۰</w:t>
+              <w:t>175</w:t>
+            </w:r>
+            <w:r>
+              <w:rPr>
+                <w:rFonts w:eastAsia="IRANSansXFaNum"/>
+                <w:color w:val="000000"/>
+                <w:sz w:val="18"/>
+                <w:rtl/>
+              </w:rPr>
+              <w:t>٬۰۰۰٬۰۰۰</w:t>
             </w:r>
           </w:p>
         </w:tc>
@@ -12855,9 +11907,6 @@
             <w:pPr>
               <w:bidi/>
               <w:jc w:val="center"/>
-              <w:rPr>
-                <w:rFonts w:hint="eastAsia"/>
-              </w:rPr>
             </w:pPr>
             <w:r>
               <w:rPr>
@@ -12885,10 +11934,7 @@
           <w:p>
             <w:pPr>
               <w:bidi/>
-              <w:jc w:val="right"/>
-              <w:rPr>
-                <w:rFonts w:hint="eastAsia"/>
-              </w:rPr>
+              <w:jc w:val="both"/>
             </w:pPr>
             <w:r>
               <w:rPr>
@@ -12906,9 +11952,6 @@
     <w:p>
       <w:pPr>
         <w:spacing w:after="40"/>
-        <w:rPr>
-          <w:rFonts w:hint="eastAsia"/>
-        </w:rPr>
       </w:pPr>
     </w:p>
     <w:p>
@@ -12916,586 +11959,7 @@
         <w:pStyle w:val="Heading2"/>
         <w:bidi/>
         <w:spacing w:before="160" w:after="140"/>
-        <w:jc w:val="right"/>
-      </w:pPr>
-      <w:r>
-        <w:rPr>
-          <w:rFonts w:ascii="IRANSansXFaNum" w:eastAsia="IRANSansXFaNum" w:hAnsi="IRANSansXFaNum" w:cs="IRANSansXFaNum"/>
-          <w:rtl/>
-        </w:rPr>
-        <w:t>مدل دوم مشارکت در کارمزد با حداقل تضمین‌شده</w:t>
-      </w:r>
-    </w:p>
-    <w:p>
-      <w:pPr>
-        <w:bidi/>
-        <w:spacing w:after="140" w:line="312" w:lineRule="auto"/>
         <w:jc w:val="both"/>
-        <w:rPr>
-          <w:rFonts w:hint="eastAsia"/>
-        </w:rPr>
-      </w:pPr>
-      <w:r>
-        <w:rPr>
-          <w:rFonts w:eastAsia="IRANSansXFaNum"/>
-          <w:color w:val="000000"/>
-          <w:rtl/>
-        </w:rPr>
-        <w:t>این مدل با هدف هم‌راستا کردن منافع طرفین و تأمین پایدار هزینه نگهداری پیشنهاد می‌شود. ارقام زیر پیشنهاد اولیه تجاری است و پس از دریافت پیش‌بینی حجم فروش، نرخ کارمزد و سناریوی رشد، در قرارداد نهایی تثبیت خواهد شد.</w:t>
-      </w:r>
-    </w:p>
-    <w:tbl>
-      <w:tblPr>
-        <w:bidiVisual/>
-        <w:tblW w:w="0" w:type="auto"/>
-        <w:jc w:val="center"/>
-        <w:tblBorders>
-          <w:top w:val="single" w:sz="6" w:space="0" w:color="D9D9D9"/>
-          <w:left w:val="single" w:sz="6" w:space="0" w:color="D9D9D9"/>
-          <w:bottom w:val="single" w:sz="6" w:space="0" w:color="D9D9D9"/>
-          <w:right w:val="single" w:sz="6" w:space="0" w:color="D9D9D9"/>
-          <w:insideH w:val="single" w:sz="6" w:space="0" w:color="D9D9D9"/>
-          <w:insideV w:val="single" w:sz="6" w:space="0" w:color="D9D9D9"/>
-        </w:tblBorders>
-        <w:tblLayout w:type="fixed"/>
-        <w:tblLook w:val="04A0" w:firstRow="1" w:lastRow="0" w:firstColumn="1" w:lastColumn="0" w:noHBand="0" w:noVBand="1"/>
-      </w:tblPr>
-      <w:tblGrid>
-        <w:gridCol w:w="6336"/>
-        <w:gridCol w:w="2736"/>
-      </w:tblGrid>
-      <w:tr>
-        <w:trPr>
-          <w:tblHeader/>
-          <w:jc w:val="center"/>
-        </w:trPr>
-        <w:tc>
-          <w:tcPr>
-            <w:tcW w:w="6336" w:type="dxa"/>
-            <w:shd w:val="clear" w:color="auto" w:fill="102A43"/>
-            <w:tcMar>
-              <w:top w:w="120" w:type="dxa"/>
-              <w:left w:w="140" w:type="dxa"/>
-              <w:bottom w:w="120" w:type="dxa"/>
-              <w:right w:w="140" w:type="dxa"/>
-            </w:tcMar>
-            <w:vAlign w:val="center"/>
-          </w:tcPr>
-          <w:p>
-            <w:pPr>
-              <w:bidi/>
-              <w:jc w:val="center"/>
-              <w:rPr>
-                <w:rFonts w:hint="eastAsia"/>
-              </w:rPr>
-            </w:pPr>
-            <w:r>
-              <w:rPr>
-                <w:rFonts w:eastAsia="IRANSansXFaNum"/>
-                <w:b/>
-                <w:color w:val="FFFFFF"/>
-                <w:sz w:val="17"/>
-                <w:rtl/>
-              </w:rPr>
-              <w:t>شرط پیشنهادی</w:t>
-            </w:r>
-          </w:p>
-        </w:tc>
-        <w:tc>
-          <w:tcPr>
-            <w:tcW w:w="2736" w:type="dxa"/>
-            <w:shd w:val="clear" w:color="auto" w:fill="102A43"/>
-            <w:tcMar>
-              <w:top w:w="120" w:type="dxa"/>
-              <w:left w:w="140" w:type="dxa"/>
-              <w:bottom w:w="120" w:type="dxa"/>
-              <w:right w:w="140" w:type="dxa"/>
-            </w:tcMar>
-            <w:vAlign w:val="center"/>
-          </w:tcPr>
-          <w:p>
-            <w:pPr>
-              <w:bidi/>
-              <w:jc w:val="center"/>
-              <w:rPr>
-                <w:rFonts w:hint="eastAsia"/>
-              </w:rPr>
-            </w:pPr>
-            <w:r>
-              <w:rPr>
-                <w:rFonts w:eastAsia="IRANSansXFaNum"/>
-                <w:b/>
-                <w:color w:val="FFFFFF"/>
-                <w:sz w:val="17"/>
-                <w:rtl/>
-              </w:rPr>
-              <w:t>موضوع</w:t>
-            </w:r>
-          </w:p>
-        </w:tc>
-      </w:tr>
-      <w:tr>
-        <w:trPr>
-          <w:cantSplit/>
-          <w:jc w:val="center"/>
-        </w:trPr>
-        <w:tc>
-          <w:tcPr>
-            <w:tcW w:w="6336" w:type="dxa"/>
-            <w:shd w:val="clear" w:color="auto" w:fill="FFFFFF"/>
-            <w:tcMar>
-              <w:top w:w="120" w:type="dxa"/>
-              <w:left w:w="140" w:type="dxa"/>
-              <w:bottom w:w="120" w:type="dxa"/>
-              <w:right w:w="140" w:type="dxa"/>
-            </w:tcMar>
-            <w:vAlign w:val="center"/>
-          </w:tcPr>
-          <w:p>
-            <w:pPr>
-              <w:bidi/>
-              <w:jc w:val="center"/>
-              <w:rPr>
-                <w:rFonts w:hint="eastAsia"/>
-              </w:rPr>
-            </w:pPr>
-            <w:r>
-              <w:rPr>
-                <w:rFonts w:eastAsia="IRANSansXFaNum"/>
-                <w:color w:val="000000"/>
-                <w:sz w:val="17"/>
-                <w:rtl/>
-              </w:rPr>
-              <w:t>۱۲٬۲۵۰٬۰۰۰٬۰۰۰ تومان معادل ۵۰ درصد مبلغ خالص اجرا که متناسب با milestoneهای برنامه پرداخت مدل ثابت پرداخت می‌شود</w:t>
-            </w:r>
-          </w:p>
-        </w:tc>
-        <w:tc>
-          <w:tcPr>
-            <w:tcW w:w="2736" w:type="dxa"/>
-            <w:shd w:val="clear" w:color="auto" w:fill="FFFFFF"/>
-            <w:tcMar>
-              <w:top w:w="120" w:type="dxa"/>
-              <w:left w:w="140" w:type="dxa"/>
-              <w:bottom w:w="120" w:type="dxa"/>
-              <w:right w:w="140" w:type="dxa"/>
-            </w:tcMar>
-            <w:vAlign w:val="center"/>
-          </w:tcPr>
-          <w:p>
-            <w:pPr>
-              <w:bidi/>
-              <w:jc w:val="right"/>
-              <w:rPr>
-                <w:rFonts w:hint="eastAsia"/>
-              </w:rPr>
-            </w:pPr>
-            <w:r>
-              <w:rPr>
-                <w:rFonts w:eastAsia="IRANSansXFaNum"/>
-                <w:color w:val="000000"/>
-                <w:sz w:val="17"/>
-                <w:rtl/>
-              </w:rPr>
-              <w:t>پرداخت اجرای اولیه</w:t>
-            </w:r>
-          </w:p>
-        </w:tc>
-      </w:tr>
-      <w:tr>
-        <w:trPr>
-          <w:cantSplit/>
-          <w:jc w:val="center"/>
-        </w:trPr>
-        <w:tc>
-          <w:tcPr>
-            <w:tcW w:w="6336" w:type="dxa"/>
-            <w:shd w:val="clear" w:color="auto" w:fill="EAF4F7"/>
-            <w:tcMar>
-              <w:top w:w="120" w:type="dxa"/>
-              <w:left w:w="140" w:type="dxa"/>
-              <w:bottom w:w="120" w:type="dxa"/>
-              <w:right w:w="140" w:type="dxa"/>
-            </w:tcMar>
-            <w:vAlign w:val="center"/>
-          </w:tcPr>
-          <w:p>
-            <w:pPr>
-              <w:bidi/>
-              <w:jc w:val="center"/>
-              <w:rPr>
-                <w:rFonts w:hint="eastAsia"/>
-              </w:rPr>
-            </w:pPr>
-            <w:r>
-              <w:rPr>
-                <w:rFonts w:eastAsia="IRANSansXFaNum"/>
-                <w:color w:val="000000"/>
-                <w:sz w:val="17"/>
-                <w:rtl/>
-              </w:rPr>
-              <w:t>۱۵ درصد از خالص کارمزد قابل تقسیم که در هر ماه واقعاً توسط کارفرما یا شرکت‌های وابسته و عاملان وصول دریافت شده است</w:t>
-            </w:r>
-          </w:p>
-        </w:tc>
-        <w:tc>
-          <w:tcPr>
-            <w:tcW w:w="2736" w:type="dxa"/>
-            <w:shd w:val="clear" w:color="auto" w:fill="EAF4F7"/>
-            <w:tcMar>
-              <w:top w:w="120" w:type="dxa"/>
-              <w:left w:w="140" w:type="dxa"/>
-              <w:bottom w:w="120" w:type="dxa"/>
-              <w:right w:w="140" w:type="dxa"/>
-            </w:tcMar>
-            <w:vAlign w:val="center"/>
-          </w:tcPr>
-          <w:p>
-            <w:pPr>
-              <w:bidi/>
-              <w:jc w:val="right"/>
-              <w:rPr>
-                <w:rFonts w:hint="eastAsia"/>
-              </w:rPr>
-            </w:pPr>
-            <w:r>
-              <w:rPr>
-                <w:rFonts w:eastAsia="IRANSansXFaNum"/>
-                <w:color w:val="000000"/>
-                <w:sz w:val="17"/>
-                <w:rtl/>
-              </w:rPr>
-              <w:t>سهم کارمزدی پیمانکار</w:t>
-            </w:r>
-          </w:p>
-        </w:tc>
-      </w:tr>
-      <w:tr>
-        <w:trPr>
-          <w:cantSplit/>
-          <w:jc w:val="center"/>
-        </w:trPr>
-        <w:tc>
-          <w:tcPr>
-            <w:tcW w:w="6336" w:type="dxa"/>
-            <w:shd w:val="clear" w:color="auto" w:fill="FFFFFF"/>
-            <w:tcMar>
-              <w:top w:w="120" w:type="dxa"/>
-              <w:left w:w="140" w:type="dxa"/>
-              <w:bottom w:w="120" w:type="dxa"/>
-              <w:right w:w="140" w:type="dxa"/>
-            </w:tcMar>
-            <w:vAlign w:val="center"/>
-          </w:tcPr>
-          <w:p>
-            <w:pPr>
-              <w:bidi/>
-              <w:jc w:val="center"/>
-              <w:rPr>
-                <w:rFonts w:hint="eastAsia"/>
-              </w:rPr>
-            </w:pPr>
-            <w:r>
-              <w:rPr>
-                <w:rFonts w:eastAsia="IRANSansXFaNum"/>
-                <w:color w:val="000000"/>
-                <w:sz w:val="17"/>
-                <w:rtl/>
-              </w:rPr>
-              <w:t>۸۵۰ میلیون تومان در ماه؛ کارفرما مکلف است مبلغ بیشتر از میان سهم کارمزدی محاسبه‌شده و این کف را بپردازد</w:t>
-            </w:r>
-          </w:p>
-        </w:tc>
-        <w:tc>
-          <w:tcPr>
-            <w:tcW w:w="2736" w:type="dxa"/>
-            <w:shd w:val="clear" w:color="auto" w:fill="FFFFFF"/>
-            <w:tcMar>
-              <w:top w:w="120" w:type="dxa"/>
-              <w:left w:w="140" w:type="dxa"/>
-              <w:bottom w:w="120" w:type="dxa"/>
-              <w:right w:w="140" w:type="dxa"/>
-            </w:tcMar>
-            <w:vAlign w:val="center"/>
-          </w:tcPr>
-          <w:p>
-            <w:pPr>
-              <w:bidi/>
-              <w:jc w:val="right"/>
-              <w:rPr>
-                <w:rFonts w:hint="eastAsia"/>
-              </w:rPr>
-            </w:pPr>
-            <w:r>
-              <w:rPr>
-                <w:rFonts w:eastAsia="IRANSansXFaNum"/>
-                <w:color w:val="000000"/>
-                <w:sz w:val="17"/>
-                <w:rtl/>
-              </w:rPr>
-              <w:t>حداقل پرداخت تضمین‌شده</w:t>
-            </w:r>
-          </w:p>
-        </w:tc>
-      </w:tr>
-      <w:tr>
-        <w:trPr>
-          <w:cantSplit/>
-          <w:jc w:val="center"/>
-        </w:trPr>
-        <w:tc>
-          <w:tcPr>
-            <w:tcW w:w="6336" w:type="dxa"/>
-            <w:shd w:val="clear" w:color="auto" w:fill="EAF4F7"/>
-            <w:tcMar>
-              <w:top w:w="120" w:type="dxa"/>
-              <w:left w:w="140" w:type="dxa"/>
-              <w:bottom w:w="120" w:type="dxa"/>
-              <w:right w:w="140" w:type="dxa"/>
-            </w:tcMar>
-            <w:vAlign w:val="center"/>
-          </w:tcPr>
-          <w:p>
-            <w:pPr>
-              <w:bidi/>
-              <w:jc w:val="center"/>
-              <w:rPr>
-                <w:rFonts w:hint="eastAsia"/>
-              </w:rPr>
-            </w:pPr>
-            <w:r>
-              <w:rPr>
-                <w:rFonts w:eastAsia="IRANSansXFaNum"/>
-                <w:color w:val="000000"/>
-                <w:sz w:val="17"/>
-                <w:rtl/>
-              </w:rPr>
-              <w:t>۳۶ ماه از نخستین ماه کامل پس از راه‌اندازی Production</w:t>
-            </w:r>
-          </w:p>
-        </w:tc>
-        <w:tc>
-          <w:tcPr>
-            <w:tcW w:w="2736" w:type="dxa"/>
-            <w:shd w:val="clear" w:color="auto" w:fill="EAF4F7"/>
-            <w:tcMar>
-              <w:top w:w="120" w:type="dxa"/>
-              <w:left w:w="140" w:type="dxa"/>
-              <w:bottom w:w="120" w:type="dxa"/>
-              <w:right w:w="140" w:type="dxa"/>
-            </w:tcMar>
-            <w:vAlign w:val="center"/>
-          </w:tcPr>
-          <w:p>
-            <w:pPr>
-              <w:bidi/>
-              <w:jc w:val="center"/>
-              <w:rPr>
-                <w:rFonts w:hint="eastAsia"/>
-              </w:rPr>
-            </w:pPr>
-            <w:r>
-              <w:rPr>
-                <w:rFonts w:eastAsia="IRANSansXFaNum"/>
-                <w:color w:val="000000"/>
-                <w:sz w:val="17"/>
-                <w:rtl/>
-              </w:rPr>
-              <w:t>دوره مشارکت</w:t>
-            </w:r>
-          </w:p>
-        </w:tc>
-      </w:tr>
-      <w:tr>
-        <w:trPr>
-          <w:cantSplit/>
-          <w:jc w:val="center"/>
-        </w:trPr>
-        <w:tc>
-          <w:tcPr>
-            <w:tcW w:w="6336" w:type="dxa"/>
-            <w:shd w:val="clear" w:color="auto" w:fill="FFFFFF"/>
-            <w:tcMar>
-              <w:top w:w="120" w:type="dxa"/>
-              <w:left w:w="140" w:type="dxa"/>
-              <w:bottom w:w="120" w:type="dxa"/>
-              <w:right w:w="140" w:type="dxa"/>
-            </w:tcMar>
-            <w:vAlign w:val="center"/>
-          </w:tcPr>
-          <w:p>
-            <w:pPr>
-              <w:bidi/>
-              <w:jc w:val="center"/>
-              <w:rPr>
-                <w:rFonts w:hint="eastAsia"/>
-              </w:rPr>
-            </w:pPr>
-            <w:r>
-              <w:rPr>
-                <w:rFonts w:eastAsia="IRANSansXFaNum"/>
-                <w:color w:val="000000"/>
-                <w:sz w:val="17"/>
-                <w:rtl/>
-              </w:rPr>
-              <w:t>پشتیبانی استاندارد ۸ در ۵، مانیتورینگ و رسیدگی به رخداد در دوره مشارکت بدون صورتحساب ماهانه جداگانه</w:t>
-            </w:r>
-          </w:p>
-        </w:tc>
-        <w:tc>
-          <w:tcPr>
-            <w:tcW w:w="2736" w:type="dxa"/>
-            <w:shd w:val="clear" w:color="auto" w:fill="FFFFFF"/>
-            <w:tcMar>
-              <w:top w:w="120" w:type="dxa"/>
-              <w:left w:w="140" w:type="dxa"/>
-              <w:bottom w:w="120" w:type="dxa"/>
-              <w:right w:w="140" w:type="dxa"/>
-            </w:tcMar>
-            <w:vAlign w:val="center"/>
-          </w:tcPr>
-          <w:p>
-            <w:pPr>
-              <w:bidi/>
-              <w:jc w:val="center"/>
-              <w:rPr>
-                <w:rFonts w:hint="eastAsia"/>
-              </w:rPr>
-            </w:pPr>
-            <w:r>
-              <w:rPr>
-                <w:rFonts w:eastAsia="IRANSansXFaNum"/>
-                <w:color w:val="000000"/>
-                <w:sz w:val="17"/>
-                <w:rtl/>
-              </w:rPr>
-              <w:t>خدمت مشمول مشارکت</w:t>
-            </w:r>
-          </w:p>
-        </w:tc>
-      </w:tr>
-      <w:tr>
-        <w:trPr>
-          <w:cantSplit/>
-          <w:jc w:val="center"/>
-        </w:trPr>
-        <w:tc>
-          <w:tcPr>
-            <w:tcW w:w="6336" w:type="dxa"/>
-            <w:shd w:val="clear" w:color="auto" w:fill="EAF4F7"/>
-            <w:tcMar>
-              <w:top w:w="120" w:type="dxa"/>
-              <w:left w:w="140" w:type="dxa"/>
-              <w:bottom w:w="120" w:type="dxa"/>
-              <w:right w:w="140" w:type="dxa"/>
-            </w:tcMar>
-            <w:vAlign w:val="center"/>
-          </w:tcPr>
-          <w:p>
-            <w:pPr>
-              <w:bidi/>
-              <w:jc w:val="center"/>
-              <w:rPr>
-                <w:rFonts w:hint="eastAsia"/>
-              </w:rPr>
-            </w:pPr>
-            <w:r>
-              <w:rPr>
-                <w:rFonts w:eastAsia="IRANSansXFaNum"/>
-                <w:color w:val="000000"/>
-                <w:sz w:val="17"/>
-                <w:rtl/>
-              </w:rPr>
-              <w:lastRenderedPageBreak/>
-              <w:t>تسویه ماهانه حداکثر تا دهمین روز کاری ماه بعد همراه با گزارش فروش، کارمزد، کسورات، برگشت‌ها و مغایرت‌ها</w:t>
-            </w:r>
-          </w:p>
-        </w:tc>
-        <w:tc>
-          <w:tcPr>
-            <w:tcW w:w="2736" w:type="dxa"/>
-            <w:shd w:val="clear" w:color="auto" w:fill="EAF4F7"/>
-            <w:tcMar>
-              <w:top w:w="120" w:type="dxa"/>
-              <w:left w:w="140" w:type="dxa"/>
-              <w:bottom w:w="120" w:type="dxa"/>
-              <w:right w:w="140" w:type="dxa"/>
-            </w:tcMar>
-            <w:vAlign w:val="center"/>
-          </w:tcPr>
-          <w:p>
-            <w:pPr>
-              <w:bidi/>
-              <w:jc w:val="center"/>
-              <w:rPr>
-                <w:rFonts w:hint="eastAsia"/>
-              </w:rPr>
-            </w:pPr>
-            <w:r>
-              <w:rPr>
-                <w:rFonts w:eastAsia="IRANSansXFaNum"/>
-                <w:color w:val="000000"/>
-                <w:sz w:val="17"/>
-                <w:rtl/>
-              </w:rPr>
-              <w:t>تسویه و گزارش‌دهی</w:t>
-            </w:r>
-          </w:p>
-        </w:tc>
-      </w:tr>
-    </w:tbl>
-    <w:p>
-      <w:pPr>
-        <w:spacing w:after="40"/>
-        <w:rPr>
-          <w:rFonts w:hint="eastAsia"/>
-        </w:rPr>
-      </w:pPr>
-    </w:p>
-    <w:p>
-      <w:pPr>
-        <w:bidi/>
-        <w:spacing w:after="140" w:line="312" w:lineRule="auto"/>
-        <w:jc w:val="both"/>
-        <w:rPr>
-          <w:rFonts w:hint="eastAsia"/>
-        </w:rPr>
-      </w:pPr>
-      <w:r>
-        <w:rPr>
-          <w:rFonts w:eastAsia="IRANSansXFaNum"/>
-          <w:color w:val="000000"/>
-          <w:sz w:val="18"/>
-          <w:rtl/>
-        </w:rPr>
-        <w:t>خالص کارمزد قابل تقسیم عبارت است از کارمزد خدمات و تراکنش‌های موفق سامانه که وصول قطعی شده، پس از کسر مالیات و عوارض، برگشت وجه، chargeback، سهم بانک یا PSP، هزینه providerهای ثالث و کسورات الزامی قانونی. اصل تسهیلات، سود و وجه تسویه پذیرنده جزو مبنای کارمزد نیست. حداقل تضمین‌شده مستقل از میزان فروش و وصول کارمزد است و در ماه بدون فروش نیز به طور کامل پرداخت می‌شود.</w:t>
-      </w:r>
-    </w:p>
-    <w:p>
-      <w:pPr>
-        <w:bidi/>
-        <w:spacing w:after="140" w:line="312" w:lineRule="auto"/>
-        <w:jc w:val="both"/>
-        <w:rPr>
-          <w:rFonts w:hint="eastAsia"/>
-        </w:rPr>
-      </w:pPr>
-      <w:r>
-        <w:rPr>
-          <w:rFonts w:eastAsia="IRANSansXFaNum"/>
-          <w:color w:val="66788A"/>
-          <w:sz w:val="18"/>
-          <w:rtl/>
-        </w:rPr>
-        <w:t>کارفرما باید دسترسی برخط یا گزارش قابل حسابرسی از تراکنش‌ها، کارمزدها و اسناد تسویه را در اختیار پیمانکار بگذارد. در صورت تأخیر در ارائه گزارش، مبلغ حداقل تضمین‌شده در سررسید پرداخت می‌شود و تعدیل سهم واقعی پس از دریافت گزارش در صورتحساب بعدی انجام خواهد شد. مدل ثابت و مدل مشارکتی جایگزین یکدیگرند و انتخاب هر مدل باید صریحاً در قرارداد درج شود.</w:t>
-      </w:r>
-    </w:p>
-    <w:p>
-      <w:pPr>
-        <w:pStyle w:val="Heading2"/>
-        <w:bidi/>
-        <w:spacing w:before="160" w:after="140"/>
-        <w:jc w:val="right"/>
       </w:pPr>
       <w:r>
         <w:rPr>
@@ -13510,10 +11974,7 @@
         <w:pStyle w:val="ListBullet"/>
         <w:bidi/>
         <w:spacing w:after="80" w:line="300" w:lineRule="auto"/>
-        <w:jc w:val="right"/>
-        <w:rPr>
-          <w:rFonts w:hint="eastAsia"/>
-        </w:rPr>
+        <w:jc w:val="both"/>
       </w:pPr>
       <w:r>
         <w:rPr>
@@ -13529,10 +11990,7 @@
         <w:pStyle w:val="ListBullet"/>
         <w:bidi/>
         <w:spacing w:after="80" w:line="300" w:lineRule="auto"/>
-        <w:jc w:val="right"/>
-        <w:rPr>
-          <w:rFonts w:hint="eastAsia"/>
-        </w:rPr>
+        <w:jc w:val="both"/>
       </w:pPr>
       <w:r>
         <w:rPr>
@@ -13548,10 +12006,7 @@
         <w:pStyle w:val="ListBullet"/>
         <w:bidi/>
         <w:spacing w:after="80" w:line="300" w:lineRule="auto"/>
-        <w:jc w:val="right"/>
-        <w:rPr>
-          <w:rFonts w:hint="eastAsia"/>
-        </w:rPr>
+        <w:jc w:val="both"/>
       </w:pPr>
       <w:r>
         <w:rPr>
@@ -13567,10 +12022,7 @@
         <w:pStyle w:val="ListBullet"/>
         <w:bidi/>
         <w:spacing w:after="80" w:line="300" w:lineRule="auto"/>
-        <w:jc w:val="right"/>
-        <w:rPr>
-          <w:rFonts w:hint="eastAsia"/>
-        </w:rPr>
+        <w:jc w:val="both"/>
       </w:pPr>
       <w:r>
         <w:rPr>
@@ -13582,11 +12034,6 @@
       </w:r>
     </w:p>
     <w:p>
-      <w:pPr>
-        <w:rPr>
-          <w:rFonts w:hint="eastAsia"/>
-        </w:rPr>
-      </w:pPr>
       <w:r>
         <w:br w:type="page"/>
       </w:r>
@@ -13596,7 +12043,7 @@
         <w:pStyle w:val="Heading1"/>
         <w:bidi/>
         <w:spacing w:before="240" w:after="140"/>
-        <w:jc w:val="right"/>
+        <w:jc w:val="both"/>
       </w:pPr>
       <w:r>
         <w:rPr>
@@ -13612,7 +12059,7 @@
         <w:pStyle w:val="Heading2"/>
         <w:bidi/>
         <w:spacing w:before="160" w:after="140"/>
-        <w:jc w:val="right"/>
+        <w:jc w:val="both"/>
       </w:pPr>
       <w:r>
         <w:rPr>
@@ -13627,10 +12074,7 @@
         <w:pStyle w:val="ListBullet"/>
         <w:bidi/>
         <w:spacing w:after="80" w:line="300" w:lineRule="auto"/>
-        <w:jc w:val="right"/>
-        <w:rPr>
-          <w:rFonts w:hint="eastAsia"/>
-        </w:rPr>
+        <w:jc w:val="both"/>
       </w:pPr>
       <w:r>
         <w:rPr>
@@ -13646,10 +12090,7 @@
         <w:pStyle w:val="ListBullet"/>
         <w:bidi/>
         <w:spacing w:after="80" w:line="300" w:lineRule="auto"/>
-        <w:jc w:val="right"/>
-        <w:rPr>
-          <w:rFonts w:hint="eastAsia"/>
-        </w:rPr>
+        <w:jc w:val="both"/>
       </w:pPr>
       <w:r>
         <w:rPr>
@@ -13665,10 +12106,7 @@
         <w:pStyle w:val="ListBullet"/>
         <w:bidi/>
         <w:spacing w:after="80" w:line="300" w:lineRule="auto"/>
-        <w:jc w:val="right"/>
-        <w:rPr>
-          <w:rFonts w:hint="eastAsia"/>
-        </w:rPr>
+        <w:jc w:val="both"/>
       </w:pPr>
       <w:r>
         <w:rPr>
@@ -13684,10 +12122,7 @@
         <w:pStyle w:val="ListBullet"/>
         <w:bidi/>
         <w:spacing w:after="80" w:line="300" w:lineRule="auto"/>
-        <w:jc w:val="right"/>
-        <w:rPr>
-          <w:rFonts w:hint="eastAsia"/>
-        </w:rPr>
+        <w:jc w:val="both"/>
       </w:pPr>
       <w:r>
         <w:rPr>
@@ -13703,10 +12138,7 @@
         <w:pStyle w:val="ListBullet"/>
         <w:bidi/>
         <w:spacing w:after="80" w:line="300" w:lineRule="auto"/>
-        <w:jc w:val="right"/>
-        <w:rPr>
-          <w:rFonts w:hint="eastAsia"/>
-        </w:rPr>
+        <w:jc w:val="both"/>
       </w:pPr>
       <w:r>
         <w:rPr>
@@ -13722,10 +12154,7 @@
         <w:pStyle w:val="ListBullet"/>
         <w:bidi/>
         <w:spacing w:after="80" w:line="300" w:lineRule="auto"/>
-        <w:jc w:val="right"/>
-        <w:rPr>
-          <w:rFonts w:hint="eastAsia"/>
-        </w:rPr>
+        <w:jc w:val="both"/>
       </w:pPr>
       <w:r>
         <w:rPr>
@@ -13741,7 +12170,7 @@
         <w:pStyle w:val="Heading2"/>
         <w:bidi/>
         <w:spacing w:before="160" w:after="140"/>
-        <w:jc w:val="right"/>
+        <w:jc w:val="both"/>
       </w:pPr>
       <w:r>
         <w:rPr>
@@ -13756,10 +12185,7 @@
         <w:pStyle w:val="ListBullet"/>
         <w:bidi/>
         <w:spacing w:after="80" w:line="300" w:lineRule="auto"/>
-        <w:jc w:val="right"/>
-        <w:rPr>
-          <w:rFonts w:hint="eastAsia"/>
-        </w:rPr>
+        <w:jc w:val="both"/>
       </w:pPr>
       <w:r>
         <w:rPr>
@@ -13775,10 +12201,7 @@
         <w:pStyle w:val="ListBullet"/>
         <w:bidi/>
         <w:spacing w:after="80" w:line="300" w:lineRule="auto"/>
-        <w:jc w:val="right"/>
-        <w:rPr>
-          <w:rFonts w:hint="eastAsia"/>
-        </w:rPr>
+        <w:jc w:val="both"/>
       </w:pPr>
       <w:r>
         <w:rPr>
@@ -13794,10 +12217,7 @@
         <w:pStyle w:val="ListBullet"/>
         <w:bidi/>
         <w:spacing w:after="80" w:line="300" w:lineRule="auto"/>
-        <w:jc w:val="right"/>
-        <w:rPr>
-          <w:rFonts w:hint="eastAsia"/>
-        </w:rPr>
+        <w:jc w:val="both"/>
       </w:pPr>
       <w:r>
         <w:rPr>
@@ -13813,10 +12233,7 @@
         <w:pStyle w:val="ListBullet"/>
         <w:bidi/>
         <w:spacing w:after="80" w:line="300" w:lineRule="auto"/>
-        <w:jc w:val="right"/>
-        <w:rPr>
-          <w:rFonts w:hint="eastAsia"/>
-        </w:rPr>
+        <w:jc w:val="both"/>
       </w:pPr>
       <w:r>
         <w:rPr>
@@ -13832,10 +12249,7 @@
         <w:pStyle w:val="ListBullet"/>
         <w:bidi/>
         <w:spacing w:after="80" w:line="300" w:lineRule="auto"/>
-        <w:jc w:val="right"/>
-        <w:rPr>
-          <w:rFonts w:hint="eastAsia"/>
-        </w:rPr>
+        <w:jc w:val="both"/>
       </w:pPr>
       <w:r>
         <w:rPr>
@@ -13851,10 +12265,7 @@
         <w:pStyle w:val="ListBullet"/>
         <w:bidi/>
         <w:spacing w:after="80" w:line="300" w:lineRule="auto"/>
-        <w:jc w:val="right"/>
-        <w:rPr>
-          <w:rFonts w:hint="eastAsia"/>
-        </w:rPr>
+        <w:jc w:val="both"/>
       </w:pPr>
       <w:r>
         <w:rPr>
@@ -13870,10 +12281,7 @@
         <w:pStyle w:val="ListBullet"/>
         <w:bidi/>
         <w:spacing w:after="80" w:line="300" w:lineRule="auto"/>
-        <w:jc w:val="right"/>
-        <w:rPr>
-          <w:rFonts w:hint="eastAsia"/>
-        </w:rPr>
+        <w:jc w:val="both"/>
       </w:pPr>
       <w:r>
         <w:rPr>
@@ -13889,10 +12297,7 @@
         <w:pStyle w:val="ListBullet"/>
         <w:bidi/>
         <w:spacing w:after="80" w:line="300" w:lineRule="auto"/>
-        <w:jc w:val="right"/>
-        <w:rPr>
-          <w:rFonts w:hint="eastAsia"/>
-        </w:rPr>
+        <w:jc w:val="both"/>
       </w:pPr>
       <w:r>
         <w:rPr>
@@ -13908,7 +12313,7 @@
         <w:pStyle w:val="Heading2"/>
         <w:bidi/>
         <w:spacing w:before="160" w:after="140"/>
-        <w:jc w:val="right"/>
+        <w:jc w:val="both"/>
       </w:pPr>
       <w:r>
         <w:rPr>
@@ -13923,10 +12328,7 @@
         <w:pStyle w:val="ListBullet"/>
         <w:bidi/>
         <w:spacing w:after="80" w:line="300" w:lineRule="auto"/>
-        <w:jc w:val="right"/>
-        <w:rPr>
-          <w:rFonts w:hint="eastAsia"/>
-        </w:rPr>
+        <w:jc w:val="both"/>
       </w:pPr>
       <w:r>
         <w:rPr>
@@ -13942,10 +12344,7 @@
         <w:pStyle w:val="ListBullet"/>
         <w:bidi/>
         <w:spacing w:after="80" w:line="300" w:lineRule="auto"/>
-        <w:jc w:val="right"/>
-        <w:rPr>
-          <w:rFonts w:hint="eastAsia"/>
-        </w:rPr>
+        <w:jc w:val="both"/>
       </w:pPr>
       <w:r>
         <w:rPr>
@@ -13961,10 +12360,7 @@
         <w:pStyle w:val="ListBullet"/>
         <w:bidi/>
         <w:spacing w:after="80" w:line="300" w:lineRule="auto"/>
-        <w:jc w:val="right"/>
-        <w:rPr>
-          <w:rFonts w:hint="eastAsia"/>
-        </w:rPr>
+        <w:jc w:val="both"/>
       </w:pPr>
       <w:r>
         <w:rPr>
@@ -13981,10 +12377,7 @@
         <w:pStyle w:val="ListBullet"/>
         <w:bidi/>
         <w:spacing w:after="80" w:line="300" w:lineRule="auto"/>
-        <w:jc w:val="right"/>
-        <w:rPr>
-          <w:rFonts w:hint="eastAsia"/>
-        </w:rPr>
+        <w:jc w:val="both"/>
       </w:pPr>
       <w:r>
         <w:rPr>
@@ -14000,10 +12393,7 @@
         <w:pStyle w:val="ListBullet"/>
         <w:bidi/>
         <w:spacing w:after="80" w:line="300" w:lineRule="auto"/>
-        <w:jc w:val="right"/>
-        <w:rPr>
-          <w:rFonts w:hint="eastAsia"/>
-        </w:rPr>
+        <w:jc w:val="both"/>
       </w:pPr>
       <w:r>
         <w:rPr>
@@ -14019,10 +12409,7 @@
         <w:pStyle w:val="ListBullet"/>
         <w:bidi/>
         <w:spacing w:after="80" w:line="300" w:lineRule="auto"/>
-        <w:jc w:val="right"/>
-        <w:rPr>
-          <w:rFonts w:hint="eastAsia"/>
-        </w:rPr>
+        <w:jc w:val="both"/>
       </w:pPr>
       <w:r>
         <w:rPr>
@@ -14038,10 +12425,7 @@
         <w:pStyle w:val="ListBullet"/>
         <w:bidi/>
         <w:spacing w:after="80" w:line="300" w:lineRule="auto"/>
-        <w:jc w:val="right"/>
-        <w:rPr>
-          <w:rFonts w:hint="eastAsia"/>
-        </w:rPr>
+        <w:jc w:val="both"/>
       </w:pPr>
       <w:r>
         <w:rPr>
@@ -14053,11 +12437,6 @@
       </w:r>
     </w:p>
     <w:p>
-      <w:pPr>
-        <w:rPr>
-          <w:rFonts w:hint="eastAsia"/>
-        </w:rPr>
-      </w:pPr>
       <w:r>
         <w:br w:type="page"/>
       </w:r>
@@ -14067,7 +12446,7 @@
         <w:pStyle w:val="Heading1"/>
         <w:bidi/>
         <w:spacing w:before="240" w:after="140"/>
-        <w:jc w:val="right"/>
+        <w:jc w:val="both"/>
       </w:pPr>
       <w:r>
         <w:rPr>
@@ -14120,9 +12499,6 @@
             <w:pPr>
               <w:bidi/>
               <w:jc w:val="center"/>
-              <w:rPr>
-                <w:rFonts w:hint="eastAsia"/>
-              </w:rPr>
             </w:pPr>
             <w:r>
               <w:rPr>
@@ -14152,9 +12528,6 @@
             <w:pPr>
               <w:bidi/>
               <w:jc w:val="center"/>
-              <w:rPr>
-                <w:rFonts w:hint="eastAsia"/>
-              </w:rPr>
             </w:pPr>
             <w:r>
               <w:rPr>
@@ -14184,9 +12557,6 @@
             <w:pPr>
               <w:bidi/>
               <w:jc w:val="center"/>
-              <w:rPr>
-                <w:rFonts w:hint="eastAsia"/>
-              </w:rPr>
             </w:pPr>
             <w:r>
               <w:rPr>
@@ -14222,9 +12592,6 @@
             <w:pPr>
               <w:bidi/>
               <w:jc w:val="center"/>
-              <w:rPr>
-                <w:rFonts w:hint="eastAsia"/>
-              </w:rPr>
             </w:pPr>
             <w:r>
               <w:rPr>
@@ -14253,9 +12620,6 @@
             <w:pPr>
               <w:bidi/>
               <w:jc w:val="center"/>
-              <w:rPr>
-                <w:rFonts w:hint="eastAsia"/>
-              </w:rPr>
             </w:pPr>
             <w:r>
               <w:rPr>
@@ -14283,10 +12647,7 @@
           <w:p>
             <w:pPr>
               <w:bidi/>
-              <w:jc w:val="right"/>
-              <w:rPr>
-                <w:rFonts w:hint="eastAsia"/>
-              </w:rPr>
+              <w:jc w:val="center"/>
             </w:pPr>
             <w:r>
               <w:rPr>
@@ -14321,9 +12682,6 @@
             <w:pPr>
               <w:bidi/>
               <w:jc w:val="center"/>
-              <w:rPr>
-                <w:rFonts w:hint="eastAsia"/>
-              </w:rPr>
             </w:pPr>
             <w:r>
               <w:rPr>
@@ -14352,9 +12710,6 @@
             <w:pPr>
               <w:bidi/>
               <w:jc w:val="center"/>
-              <w:rPr>
-                <w:rFonts w:hint="eastAsia"/>
-              </w:rPr>
             </w:pPr>
             <w:r>
               <w:rPr>
@@ -14382,10 +12737,7 @@
           <w:p>
             <w:pPr>
               <w:bidi/>
-              <w:jc w:val="right"/>
-              <w:rPr>
-                <w:rFonts w:hint="eastAsia"/>
-              </w:rPr>
+              <w:jc w:val="center"/>
             </w:pPr>
             <w:r>
               <w:rPr>
@@ -14420,9 +12772,6 @@
             <w:pPr>
               <w:bidi/>
               <w:jc w:val="center"/>
-              <w:rPr>
-                <w:rFonts w:hint="eastAsia"/>
-              </w:rPr>
             </w:pPr>
             <w:r>
               <w:rPr>
@@ -14450,10 +12799,7 @@
           <w:p>
             <w:pPr>
               <w:bidi/>
-              <w:jc w:val="right"/>
-              <w:rPr>
-                <w:rFonts w:hint="eastAsia"/>
-              </w:rPr>
+              <w:jc w:val="center"/>
             </w:pPr>
             <w:r>
               <w:rPr>
@@ -14482,9 +12828,6 @@
             <w:pPr>
               <w:bidi/>
               <w:jc w:val="center"/>
-              <w:rPr>
-                <w:rFonts w:hint="eastAsia"/>
-              </w:rPr>
             </w:pPr>
             <w:r>
               <w:rPr>
@@ -14519,9 +12862,6 @@
             <w:pPr>
               <w:bidi/>
               <w:jc w:val="center"/>
-              <w:rPr>
-                <w:rFonts w:hint="eastAsia"/>
-              </w:rPr>
             </w:pPr>
             <w:r>
               <w:rPr>
@@ -14549,10 +12889,7 @@
           <w:p>
             <w:pPr>
               <w:bidi/>
-              <w:jc w:val="right"/>
-              <w:rPr>
-                <w:rFonts w:hint="eastAsia"/>
-              </w:rPr>
+              <w:jc w:val="center"/>
             </w:pPr>
             <w:r>
               <w:rPr>
@@ -14581,9 +12918,6 @@
             <w:pPr>
               <w:bidi/>
               <w:jc w:val="right"/>
-              <w:rPr>
-                <w:rFonts w:hint="eastAsia"/>
-              </w:rPr>
             </w:pPr>
             <w:r>
               <w:rPr>
@@ -14618,9 +12952,6 @@
             <w:pPr>
               <w:bidi/>
               <w:jc w:val="center"/>
-              <w:rPr>
-                <w:rFonts w:hint="eastAsia"/>
-              </w:rPr>
             </w:pPr>
             <w:r>
               <w:rPr>
@@ -14649,9 +12980,6 @@
             <w:pPr>
               <w:bidi/>
               <w:jc w:val="center"/>
-              <w:rPr>
-                <w:rFonts w:hint="eastAsia"/>
-              </w:rPr>
             </w:pPr>
             <w:r>
               <w:rPr>
@@ -14680,9 +13008,6 @@
             <w:pPr>
               <w:bidi/>
               <w:jc w:val="center"/>
-              <w:rPr>
-                <w:rFonts w:hint="eastAsia"/>
-              </w:rPr>
             </w:pPr>
             <w:r>
               <w:rPr>
@@ -14717,9 +13042,6 @@
             <w:pPr>
               <w:bidi/>
               <w:jc w:val="center"/>
-              <w:rPr>
-                <w:rFonts w:hint="eastAsia"/>
-              </w:rPr>
             </w:pPr>
             <w:r>
               <w:rPr>
@@ -14748,9 +13070,6 @@
             <w:pPr>
               <w:bidi/>
               <w:jc w:val="center"/>
-              <w:rPr>
-                <w:rFonts w:hint="eastAsia"/>
-              </w:rPr>
             </w:pPr>
             <w:r>
               <w:rPr>
@@ -14779,9 +13098,6 @@
             <w:pPr>
               <w:bidi/>
               <w:jc w:val="right"/>
-              <w:rPr>
-                <w:rFonts w:hint="eastAsia"/>
-              </w:rPr>
             </w:pPr>
             <w:r>
               <w:rPr>
@@ -14816,9 +13132,6 @@
             <w:pPr>
               <w:bidi/>
               <w:jc w:val="center"/>
-              <w:rPr>
-                <w:rFonts w:hint="eastAsia"/>
-              </w:rPr>
             </w:pPr>
             <w:r>
               <w:rPr>
@@ -14847,9 +13160,6 @@
             <w:pPr>
               <w:bidi/>
               <w:jc w:val="center"/>
-              <w:rPr>
-                <w:rFonts w:hint="eastAsia"/>
-              </w:rPr>
             </w:pPr>
             <w:r>
               <w:rPr>
@@ -14878,9 +13188,6 @@
             <w:pPr>
               <w:bidi/>
               <w:jc w:val="center"/>
-              <w:rPr>
-                <w:rFonts w:hint="eastAsia"/>
-              </w:rPr>
             </w:pPr>
             <w:r>
               <w:rPr>
@@ -14915,9 +13222,6 @@
             <w:pPr>
               <w:bidi/>
               <w:jc w:val="center"/>
-              <w:rPr>
-                <w:rFonts w:hint="eastAsia"/>
-              </w:rPr>
             </w:pPr>
             <w:r>
               <w:rPr>
@@ -14946,9 +13250,6 @@
             <w:pPr>
               <w:bidi/>
               <w:jc w:val="center"/>
-              <w:rPr>
-                <w:rFonts w:hint="eastAsia"/>
-              </w:rPr>
             </w:pPr>
             <w:r>
               <w:rPr>
@@ -14976,10 +13277,7 @@
           <w:p>
             <w:pPr>
               <w:bidi/>
-              <w:jc w:val="right"/>
-              <w:rPr>
-                <w:rFonts w:hint="eastAsia"/>
-              </w:rPr>
+              <w:jc w:val="center"/>
             </w:pPr>
             <w:r>
               <w:rPr>
@@ -14997,9 +13295,6 @@
     <w:p>
       <w:pPr>
         <w:spacing w:after="40"/>
-        <w:rPr>
-          <w:rFonts w:hint="eastAsia"/>
-        </w:rPr>
       </w:pPr>
     </w:p>
     <w:p>
@@ -15007,7 +13302,7 @@
         <w:pStyle w:val="Heading2"/>
         <w:bidi/>
         <w:spacing w:before="160" w:after="140"/>
-        <w:jc w:val="right"/>
+        <w:jc w:val="both"/>
       </w:pPr>
       <w:r>
         <w:rPr>
@@ -15021,10 +13316,7 @@
       <w:pPr>
         <w:bidi/>
         <w:spacing w:after="100"/>
-        <w:jc w:val="right"/>
-        <w:rPr>
-          <w:rFonts w:hint="eastAsia"/>
-        </w:rPr>
+        <w:jc w:val="both"/>
       </w:pPr>
       <w:r>
         <w:rPr>
@@ -15039,10 +13331,7 @@
       <w:pPr>
         <w:bidi/>
         <w:spacing w:after="100"/>
-        <w:jc w:val="right"/>
-        <w:rPr>
-          <w:rFonts w:hint="eastAsia"/>
-        </w:rPr>
+        <w:jc w:val="both"/>
       </w:pPr>
       <w:r>
         <w:rPr>
@@ -15057,10 +13346,7 @@
       <w:pPr>
         <w:bidi/>
         <w:spacing w:after="100"/>
-        <w:jc w:val="right"/>
-        <w:rPr>
-          <w:rFonts w:hint="eastAsia"/>
-        </w:rPr>
+        <w:jc w:val="both"/>
       </w:pPr>
       <w:r>
         <w:rPr>
@@ -15075,10 +13361,7 @@
       <w:pPr>
         <w:bidi/>
         <w:spacing w:after="100"/>
-        <w:jc w:val="right"/>
-        <w:rPr>
-          <w:rFonts w:hint="eastAsia"/>
-        </w:rPr>
+        <w:jc w:val="both"/>
       </w:pPr>
       <w:r>
         <w:rPr>
@@ -15093,10 +13376,7 @@
       <w:pPr>
         <w:bidi/>
         <w:spacing w:after="100"/>
-        <w:jc w:val="right"/>
-        <w:rPr>
-          <w:rFonts w:hint="eastAsia"/>
-        </w:rPr>
+        <w:jc w:val="both"/>
       </w:pPr>
       <w:r>
         <w:rPr>
@@ -15108,11 +13388,6 @@
       </w:r>
     </w:p>
     <w:p>
-      <w:pPr>
-        <w:rPr>
-          <w:rFonts w:hint="eastAsia"/>
-        </w:rPr>
-      </w:pPr>
       <w:r>
         <w:br w:type="page"/>
       </w:r>
@@ -15122,7 +13397,7 @@
         <w:pStyle w:val="Heading1"/>
         <w:bidi/>
         <w:spacing w:before="240" w:after="140"/>
-        <w:jc w:val="right"/>
+        <w:jc w:val="both"/>
       </w:pPr>
       <w:r>
         <w:rPr>
@@ -15138,10 +13413,7 @@
         <w:pStyle w:val="ListBullet"/>
         <w:bidi/>
         <w:spacing w:after="80" w:line="300" w:lineRule="auto"/>
-        <w:jc w:val="right"/>
-        <w:rPr>
-          <w:rFonts w:hint="eastAsia"/>
-        </w:rPr>
+        <w:jc w:val="both"/>
       </w:pPr>
       <w:r>
         <w:rPr>
@@ -15157,10 +13429,7 @@
         <w:pStyle w:val="ListBullet"/>
         <w:bidi/>
         <w:spacing w:after="80" w:line="300" w:lineRule="auto"/>
-        <w:jc w:val="right"/>
-        <w:rPr>
-          <w:rFonts w:hint="eastAsia"/>
-        </w:rPr>
+        <w:jc w:val="both"/>
       </w:pPr>
       <w:r>
         <w:rPr>
@@ -15176,10 +13445,7 @@
         <w:pStyle w:val="ListBullet"/>
         <w:bidi/>
         <w:spacing w:after="80" w:line="300" w:lineRule="auto"/>
-        <w:jc w:val="right"/>
-        <w:rPr>
-          <w:rFonts w:hint="eastAsia"/>
-        </w:rPr>
+        <w:jc w:val="both"/>
       </w:pPr>
       <w:r>
         <w:rPr>
@@ -15195,10 +13461,7 @@
         <w:pStyle w:val="ListBullet"/>
         <w:bidi/>
         <w:spacing w:after="80" w:line="300" w:lineRule="auto"/>
-        <w:jc w:val="right"/>
-        <w:rPr>
-          <w:rFonts w:hint="eastAsia"/>
-        </w:rPr>
+        <w:jc w:val="both"/>
       </w:pPr>
       <w:r>
         <w:rPr>
@@ -15214,10 +13477,7 @@
         <w:pStyle w:val="ListBullet"/>
         <w:bidi/>
         <w:spacing w:after="80" w:line="300" w:lineRule="auto"/>
-        <w:jc w:val="right"/>
-        <w:rPr>
-          <w:rFonts w:hint="eastAsia"/>
-        </w:rPr>
+        <w:jc w:val="both"/>
       </w:pPr>
       <w:r>
         <w:rPr>
@@ -15233,10 +13493,7 @@
         <w:pStyle w:val="ListBullet"/>
         <w:bidi/>
         <w:spacing w:after="80" w:line="300" w:lineRule="auto"/>
-        <w:jc w:val="right"/>
-        <w:rPr>
-          <w:rFonts w:hint="eastAsia"/>
-        </w:rPr>
+        <w:jc w:val="both"/>
       </w:pPr>
       <w:r>
         <w:rPr>
@@ -15252,10 +13509,7 @@
         <w:pStyle w:val="ListBullet"/>
         <w:bidi/>
         <w:spacing w:after="80" w:line="300" w:lineRule="auto"/>
-        <w:jc w:val="right"/>
-        <w:rPr>
-          <w:rFonts w:hint="eastAsia"/>
-        </w:rPr>
+        <w:jc w:val="both"/>
       </w:pPr>
       <w:r>
         <w:rPr>
@@ -15271,10 +13525,7 @@
         <w:pStyle w:val="ListBullet"/>
         <w:bidi/>
         <w:spacing w:after="80" w:line="300" w:lineRule="auto"/>
-        <w:jc w:val="right"/>
-        <w:rPr>
-          <w:rFonts w:hint="eastAsia"/>
-        </w:rPr>
+        <w:jc w:val="both"/>
       </w:pPr>
       <w:r>
         <w:rPr>
@@ -15290,10 +13541,7 @@
         <w:pStyle w:val="ListBullet"/>
         <w:bidi/>
         <w:spacing w:after="80" w:line="300" w:lineRule="auto"/>
-        <w:jc w:val="right"/>
-        <w:rPr>
-          <w:rFonts w:hint="eastAsia"/>
-        </w:rPr>
+        <w:jc w:val="both"/>
       </w:pPr>
       <w:r>
         <w:rPr>
@@ -15306,12 +13554,21 @@
     </w:p>
     <w:p>
       <w:pPr>
+        <w:pStyle w:val="ListBullet"/>
+        <w:numPr>
+          <w:ilvl w:val="0"/>
+          <w:numId w:val="0"/>
+        </w:numPr>
+        <w:bidi/>
+        <w:spacing w:after="80" w:line="300" w:lineRule="auto"/>
+        <w:jc w:val="both"/>
+      </w:pPr>
+    </w:p>
+    <w:p>
+      <w:pPr>
         <w:bidi/>
         <w:spacing w:after="140" w:line="312" w:lineRule="auto"/>
         <w:jc w:val="both"/>
-        <w:rPr>
-          <w:rFonts w:hint="eastAsia"/>
-        </w:rPr>
       </w:pPr>
       <w:r>
         <w:rPr>
@@ -15324,11 +13581,6 @@
       </w:r>
     </w:p>
     <w:p>
-      <w:pPr>
-        <w:rPr>
-          <w:rFonts w:hint="eastAsia"/>
-        </w:rPr>
-      </w:pPr>
       <w:r>
         <w:br w:type="page"/>
       </w:r>
@@ -15338,7 +13590,7 @@
         <w:pStyle w:val="Heading1"/>
         <w:bidi/>
         <w:spacing w:before="240" w:after="140"/>
-        <w:jc w:val="right"/>
+        <w:jc w:val="both"/>
       </w:pPr>
       <w:r>
         <w:rPr>
@@ -15353,10 +13605,7 @@
       <w:pPr>
         <w:bidi/>
         <w:spacing w:after="100"/>
-        <w:jc w:val="right"/>
-        <w:rPr>
-          <w:rFonts w:hint="eastAsia"/>
-        </w:rPr>
+        <w:jc w:val="both"/>
       </w:pPr>
       <w:r>
         <w:rPr>
@@ -15371,10 +13620,7 @@
       <w:pPr>
         <w:bidi/>
         <w:spacing w:after="100"/>
-        <w:jc w:val="right"/>
-        <w:rPr>
-          <w:rFonts w:hint="eastAsia"/>
-        </w:rPr>
+        <w:jc w:val="both"/>
       </w:pPr>
       <w:r>
         <w:rPr>
@@ -15389,10 +13635,7 @@
       <w:pPr>
         <w:bidi/>
         <w:spacing w:after="100"/>
-        <w:jc w:val="right"/>
-        <w:rPr>
-          <w:rFonts w:hint="eastAsia"/>
-        </w:rPr>
+        <w:jc w:val="both"/>
       </w:pPr>
       <w:r>
         <w:rPr>
@@ -15407,10 +13650,7 @@
       <w:pPr>
         <w:bidi/>
         <w:spacing w:after="100"/>
-        <w:jc w:val="right"/>
-        <w:rPr>
-          <w:rFonts w:hint="eastAsia"/>
-        </w:rPr>
+        <w:jc w:val="both"/>
       </w:pPr>
       <w:r>
         <w:rPr>
@@ -15425,10 +13665,7 @@
       <w:pPr>
         <w:bidi/>
         <w:spacing w:after="100"/>
-        <w:jc w:val="right"/>
-        <w:rPr>
-          <w:rFonts w:hint="eastAsia"/>
-        </w:rPr>
+        <w:jc w:val="both"/>
       </w:pPr>
       <w:r>
         <w:rPr>
@@ -15443,10 +13680,7 @@
       <w:pPr>
         <w:bidi/>
         <w:spacing w:after="100"/>
-        <w:jc w:val="right"/>
-        <w:rPr>
-          <w:rFonts w:hint="eastAsia"/>
-        </w:rPr>
+        <w:jc w:val="both"/>
       </w:pPr>
       <w:r>
         <w:rPr>
@@ -15461,9 +13695,11 @@
       <w:pPr>
         <w:bidi/>
         <w:spacing w:after="100"/>
-        <w:jc w:val="right"/>
+        <w:jc w:val="both"/>
         <w:rPr>
-          <w:rFonts w:hint="eastAsia"/>
+          <w:rFonts w:eastAsia="IRANSansXFaNum"/>
+          <w:color w:val="000000"/>
+          <w:rtl/>
         </w:rPr>
       </w:pPr>
       <w:r>
@@ -15477,10 +13713,17 @@
     </w:p>
     <w:p>
       <w:pPr>
+        <w:bidi/>
+        <w:spacing w:after="100"/>
+        <w:jc w:val="both"/>
+      </w:pPr>
+    </w:p>
+    <w:p>
+      <w:pPr>
         <w:pStyle w:val="Heading2"/>
         <w:bidi/>
         <w:spacing w:before="160" w:after="140"/>
-        <w:jc w:val="right"/>
+        <w:jc w:val="both"/>
       </w:pPr>
       <w:r>
         <w:rPr>
@@ -15532,9 +13775,6 @@
             <w:pPr>
               <w:bidi/>
               <w:jc w:val="center"/>
-              <w:rPr>
-                <w:rFonts w:hint="eastAsia"/>
-              </w:rPr>
             </w:pPr>
             <w:r>
               <w:rPr>
@@ -15564,9 +13804,6 @@
             <w:pPr>
               <w:bidi/>
               <w:jc w:val="center"/>
-              <w:rPr>
-                <w:rFonts w:hint="eastAsia"/>
-              </w:rPr>
             </w:pPr>
             <w:r>
               <w:rPr>
@@ -15596,9 +13833,6 @@
             <w:pPr>
               <w:bidi/>
               <w:jc w:val="center"/>
-              <w:rPr>
-                <w:rFonts w:hint="eastAsia"/>
-              </w:rPr>
             </w:pPr>
             <w:r>
               <w:rPr>
@@ -15634,9 +13868,6 @@
             <w:pPr>
               <w:bidi/>
               <w:jc w:val="center"/>
-              <w:rPr>
-                <w:rFonts w:hint="eastAsia"/>
-              </w:rPr>
             </w:pPr>
             <w:r>
               <w:rPr>
@@ -15665,9 +13896,6 @@
             <w:pPr>
               <w:bidi/>
               <w:jc w:val="center"/>
-              <w:rPr>
-                <w:rFonts w:hint="eastAsia"/>
-              </w:rPr>
             </w:pPr>
             <w:r>
               <w:rPr>
@@ -15695,10 +13923,7 @@
           <w:p>
             <w:pPr>
               <w:bidi/>
-              <w:jc w:val="right"/>
-              <w:rPr>
-                <w:rFonts w:hint="eastAsia"/>
-              </w:rPr>
+              <w:jc w:val="center"/>
             </w:pPr>
             <w:r>
               <w:rPr>
@@ -15733,9 +13958,6 @@
             <w:pPr>
               <w:bidi/>
               <w:jc w:val="center"/>
-              <w:rPr>
-                <w:rFonts w:hint="eastAsia"/>
-              </w:rPr>
             </w:pPr>
             <w:r>
               <w:rPr>
@@ -15764,9 +13986,6 @@
             <w:pPr>
               <w:bidi/>
               <w:jc w:val="center"/>
-              <w:rPr>
-                <w:rFonts w:hint="eastAsia"/>
-              </w:rPr>
             </w:pPr>
             <w:r>
               <w:rPr>
@@ -15794,10 +14013,7 @@
           <w:p>
             <w:pPr>
               <w:bidi/>
-              <w:jc w:val="right"/>
-              <w:rPr>
-                <w:rFonts w:hint="eastAsia"/>
-              </w:rPr>
+              <w:jc w:val="center"/>
             </w:pPr>
             <w:r>
               <w:rPr>
@@ -15832,9 +14048,6 @@
             <w:pPr>
               <w:bidi/>
               <w:jc w:val="center"/>
-              <w:rPr>
-                <w:rFonts w:hint="eastAsia"/>
-              </w:rPr>
             </w:pPr>
             <w:r>
               <w:rPr>
@@ -15863,9 +14076,6 @@
             <w:pPr>
               <w:bidi/>
               <w:jc w:val="center"/>
-              <w:rPr>
-                <w:rFonts w:hint="eastAsia"/>
-              </w:rPr>
             </w:pPr>
             <w:r>
               <w:rPr>
@@ -15893,10 +14103,7 @@
           <w:p>
             <w:pPr>
               <w:bidi/>
-              <w:jc w:val="right"/>
-              <w:rPr>
-                <w:rFonts w:hint="eastAsia"/>
-              </w:rPr>
+              <w:jc w:val="center"/>
             </w:pPr>
             <w:r>
               <w:rPr>
@@ -15931,9 +14138,6 @@
             <w:pPr>
               <w:bidi/>
               <w:jc w:val="center"/>
-              <w:rPr>
-                <w:rFonts w:hint="eastAsia"/>
-              </w:rPr>
             </w:pPr>
             <w:r>
               <w:rPr>
@@ -15962,9 +14166,6 @@
             <w:pPr>
               <w:bidi/>
               <w:jc w:val="center"/>
-              <w:rPr>
-                <w:rFonts w:hint="eastAsia"/>
-              </w:rPr>
             </w:pPr>
             <w:r>
               <w:rPr>
@@ -15992,10 +14193,7 @@
           <w:p>
             <w:pPr>
               <w:bidi/>
-              <w:jc w:val="right"/>
-              <w:rPr>
-                <w:rFonts w:hint="eastAsia"/>
-              </w:rPr>
+              <w:jc w:val="center"/>
             </w:pPr>
             <w:r>
               <w:rPr>
@@ -16030,9 +14228,6 @@
             <w:pPr>
               <w:bidi/>
               <w:jc w:val="center"/>
-              <w:rPr>
-                <w:rFonts w:hint="eastAsia"/>
-              </w:rPr>
             </w:pPr>
             <w:r>
               <w:rPr>
@@ -16061,9 +14256,6 @@
             <w:pPr>
               <w:bidi/>
               <w:jc w:val="center"/>
-              <w:rPr>
-                <w:rFonts w:hint="eastAsia"/>
-              </w:rPr>
             </w:pPr>
             <w:r>
               <w:rPr>
@@ -16091,10 +14283,7 @@
           <w:p>
             <w:pPr>
               <w:bidi/>
-              <w:jc w:val="right"/>
-              <w:rPr>
-                <w:rFonts w:hint="eastAsia"/>
-              </w:rPr>
+              <w:jc w:val="center"/>
             </w:pPr>
             <w:r>
               <w:rPr>
@@ -16129,9 +14318,6 @@
             <w:pPr>
               <w:bidi/>
               <w:jc w:val="center"/>
-              <w:rPr>
-                <w:rFonts w:hint="eastAsia"/>
-              </w:rPr>
             </w:pPr>
             <w:r>
               <w:rPr>
@@ -16160,9 +14346,6 @@
             <w:pPr>
               <w:bidi/>
               <w:jc w:val="center"/>
-              <w:rPr>
-                <w:rFonts w:hint="eastAsia"/>
-              </w:rPr>
             </w:pPr>
             <w:r>
               <w:rPr>
@@ -16190,10 +14373,7 @@
           <w:p>
             <w:pPr>
               <w:bidi/>
-              <w:jc w:val="right"/>
-              <w:rPr>
-                <w:rFonts w:hint="eastAsia"/>
-              </w:rPr>
+              <w:jc w:val="center"/>
             </w:pPr>
             <w:r>
               <w:rPr>
@@ -16211,17 +14391,9 @@
     <w:p>
       <w:pPr>
         <w:spacing w:after="40"/>
-        <w:rPr>
-          <w:rFonts w:hint="eastAsia"/>
-        </w:rPr>
       </w:pPr>
     </w:p>
     <w:p>
-      <w:pPr>
-        <w:rPr>
-          <w:rFonts w:hint="eastAsia"/>
-        </w:rPr>
-      </w:pPr>
       <w:r>
         <w:br w:type="page"/>
       </w:r>
@@ -16231,7 +14403,7 @@
         <w:pStyle w:val="Heading1"/>
         <w:bidi/>
         <w:spacing w:before="240" w:after="140"/>
-        <w:jc w:val="right"/>
+        <w:jc w:val="both"/>
       </w:pPr>
       <w:r>
         <w:rPr>
@@ -16283,9 +14455,6 @@
             <w:pPr>
               <w:bidi/>
               <w:jc w:val="center"/>
-              <w:rPr>
-                <w:rFonts w:hint="eastAsia"/>
-              </w:rPr>
             </w:pPr>
             <w:r>
               <w:rPr>
@@ -16315,9 +14484,6 @@
             <w:pPr>
               <w:bidi/>
               <w:jc w:val="center"/>
-              <w:rPr>
-                <w:rFonts w:hint="eastAsia"/>
-              </w:rPr>
             </w:pPr>
             <w:r>
               <w:rPr>
@@ -16353,9 +14519,6 @@
             <w:pPr>
               <w:bidi/>
               <w:jc w:val="center"/>
-              <w:rPr>
-                <w:rFonts w:hint="eastAsia"/>
-              </w:rPr>
             </w:pPr>
             <w:r>
               <w:rPr>
@@ -16384,9 +14547,6 @@
             <w:pPr>
               <w:bidi/>
               <w:jc w:val="center"/>
-              <w:rPr>
-                <w:rFonts w:hint="eastAsia"/>
-              </w:rPr>
             </w:pPr>
             <w:r>
               <w:rPr>
@@ -16421,9 +14581,6 @@
             <w:pPr>
               <w:bidi/>
               <w:jc w:val="center"/>
-              <w:rPr>
-                <w:rFonts w:hint="eastAsia"/>
-              </w:rPr>
             </w:pPr>
             <w:r>
               <w:rPr>
@@ -16452,9 +14609,6 @@
             <w:pPr>
               <w:bidi/>
               <w:jc w:val="center"/>
-              <w:rPr>
-                <w:rFonts w:hint="eastAsia"/>
-              </w:rPr>
             </w:pPr>
             <w:r>
               <w:rPr>
@@ -16489,9 +14643,6 @@
             <w:pPr>
               <w:bidi/>
               <w:jc w:val="center"/>
-              <w:rPr>
-                <w:rFonts w:hint="eastAsia"/>
-              </w:rPr>
             </w:pPr>
             <w:r>
               <w:rPr>
@@ -16520,9 +14671,6 @@
             <w:pPr>
               <w:bidi/>
               <w:jc w:val="center"/>
-              <w:rPr>
-                <w:rFonts w:hint="eastAsia"/>
-              </w:rPr>
             </w:pPr>
             <w:r>
               <w:rPr>
@@ -16557,9 +14705,6 @@
             <w:pPr>
               <w:bidi/>
               <w:jc w:val="center"/>
-              <w:rPr>
-                <w:rFonts w:hint="eastAsia"/>
-              </w:rPr>
             </w:pPr>
             <w:r>
               <w:rPr>
@@ -16588,9 +14733,6 @@
             <w:pPr>
               <w:bidi/>
               <w:jc w:val="center"/>
-              <w:rPr>
-                <w:rFonts w:hint="eastAsia"/>
-              </w:rPr>
             </w:pPr>
             <w:r>
               <w:rPr>
@@ -16625,9 +14767,6 @@
             <w:pPr>
               <w:bidi/>
               <w:jc w:val="center"/>
-              <w:rPr>
-                <w:rFonts w:hint="eastAsia"/>
-              </w:rPr>
             </w:pPr>
             <w:r>
               <w:rPr>
@@ -16656,9 +14795,6 @@
             <w:pPr>
               <w:bidi/>
               <w:jc w:val="center"/>
-              <w:rPr>
-                <w:rFonts w:hint="eastAsia"/>
-              </w:rPr>
             </w:pPr>
             <w:r>
               <w:rPr>
@@ -16693,9 +14829,6 @@
             <w:pPr>
               <w:bidi/>
               <w:jc w:val="center"/>
-              <w:rPr>
-                <w:rFonts w:hint="eastAsia"/>
-              </w:rPr>
             </w:pPr>
             <w:r>
               <w:rPr>
@@ -16724,9 +14857,6 @@
             <w:pPr>
               <w:bidi/>
               <w:jc w:val="center"/>
-              <w:rPr>
-                <w:rFonts w:hint="eastAsia"/>
-              </w:rPr>
             </w:pPr>
             <w:r>
               <w:rPr>
@@ -16761,9 +14891,6 @@
             <w:pPr>
               <w:bidi/>
               <w:jc w:val="center"/>
-              <w:rPr>
-                <w:rFonts w:hint="eastAsia"/>
-              </w:rPr>
             </w:pPr>
             <w:r>
               <w:rPr>
@@ -16792,9 +14919,6 @@
             <w:pPr>
               <w:bidi/>
               <w:jc w:val="center"/>
-              <w:rPr>
-                <w:rFonts w:hint="eastAsia"/>
-              </w:rPr>
             </w:pPr>
             <w:r>
               <w:rPr>
@@ -16829,9 +14953,6 @@
             <w:pPr>
               <w:bidi/>
               <w:jc w:val="center"/>
-              <w:rPr>
-                <w:rFonts w:hint="eastAsia"/>
-              </w:rPr>
             </w:pPr>
             <w:r>
               <w:rPr>
@@ -16860,9 +14981,6 @@
             <w:pPr>
               <w:bidi/>
               <w:jc w:val="center"/>
-              <w:rPr>
-                <w:rFonts w:hint="eastAsia"/>
-              </w:rPr>
             </w:pPr>
             <w:r>
               <w:rPr>
@@ -16897,9 +15015,6 @@
             <w:pPr>
               <w:bidi/>
               <w:jc w:val="center"/>
-              <w:rPr>
-                <w:rFonts w:hint="eastAsia"/>
-              </w:rPr>
             </w:pPr>
             <w:r>
               <w:rPr>
@@ -16928,9 +15043,6 @@
             <w:pPr>
               <w:bidi/>
               <w:jc w:val="center"/>
-              <w:rPr>
-                <w:rFonts w:hint="eastAsia"/>
-              </w:rPr>
             </w:pPr>
             <w:r>
               <w:rPr>
@@ -16965,9 +15077,6 @@
             <w:pPr>
               <w:bidi/>
               <w:jc w:val="center"/>
-              <w:rPr>
-                <w:rFonts w:hint="eastAsia"/>
-              </w:rPr>
             </w:pPr>
             <w:r>
               <w:rPr>
@@ -16996,9 +15105,6 @@
             <w:pPr>
               <w:bidi/>
               <w:jc w:val="center"/>
-              <w:rPr>
-                <w:rFonts w:hint="eastAsia"/>
-              </w:rPr>
             </w:pPr>
             <w:r>
               <w:rPr>
@@ -17016,9 +15122,6 @@
     <w:p>
       <w:pPr>
         <w:spacing w:after="40"/>
-        <w:rPr>
-          <w:rFonts w:hint="eastAsia"/>
-        </w:rPr>
       </w:pPr>
     </w:p>
     <w:p>
@@ -17026,7 +15129,7 @@
         <w:pStyle w:val="Heading1"/>
         <w:bidi/>
         <w:spacing w:before="240" w:after="140"/>
-        <w:jc w:val="right"/>
+        <w:jc w:val="both"/>
       </w:pPr>
       <w:r>
         <w:rPr>
@@ -17077,9 +15180,6 @@
             <w:pPr>
               <w:bidi/>
               <w:jc w:val="center"/>
-              <w:rPr>
-                <w:rFonts w:hint="eastAsia"/>
-              </w:rPr>
             </w:pPr>
             <w:r>
               <w:rPr>
@@ -17109,9 +15209,6 @@
             <w:pPr>
               <w:bidi/>
               <w:jc w:val="center"/>
-              <w:rPr>
-                <w:rFonts w:hint="eastAsia"/>
-              </w:rPr>
             </w:pPr>
             <w:r>
               <w:rPr>
@@ -17147,9 +15244,6 @@
             <w:pPr>
               <w:bidi/>
               <w:jc w:val="center"/>
-              <w:rPr>
-                <w:rFonts w:hint="eastAsia"/>
-              </w:rPr>
             </w:pPr>
             <w:r>
               <w:rPr>
@@ -17178,9 +15272,6 @@
             <w:pPr>
               <w:bidi/>
               <w:jc w:val="center"/>
-              <w:rPr>
-                <w:rFonts w:hint="eastAsia"/>
-              </w:rPr>
             </w:pPr>
             <w:r>
               <w:rPr>
@@ -17215,9 +15306,6 @@
             <w:pPr>
               <w:bidi/>
               <w:jc w:val="center"/>
-              <w:rPr>
-                <w:rFonts w:hint="eastAsia"/>
-              </w:rPr>
             </w:pPr>
             <w:r>
               <w:rPr>
@@ -17246,9 +15334,6 @@
             <w:pPr>
               <w:bidi/>
               <w:jc w:val="center"/>
-              <w:rPr>
-                <w:rFonts w:hint="eastAsia"/>
-              </w:rPr>
             </w:pPr>
             <w:r>
               <w:rPr>
@@ -17283,9 +15368,6 @@
             <w:pPr>
               <w:bidi/>
               <w:jc w:val="center"/>
-              <w:rPr>
-                <w:rFonts w:hint="eastAsia"/>
-              </w:rPr>
             </w:pPr>
             <w:r>
               <w:rPr>
@@ -17315,9 +15397,6 @@
             <w:pPr>
               <w:bidi/>
               <w:jc w:val="center"/>
-              <w:rPr>
-                <w:rFonts w:hint="eastAsia"/>
-              </w:rPr>
             </w:pPr>
             <w:r>
               <w:rPr>
@@ -17352,9 +15431,6 @@
             <w:pPr>
               <w:bidi/>
               <w:jc w:val="center"/>
-              <w:rPr>
-                <w:rFonts w:hint="eastAsia"/>
-              </w:rPr>
             </w:pPr>
             <w:r>
               <w:rPr>
@@ -17383,9 +15459,6 @@
             <w:pPr>
               <w:bidi/>
               <w:jc w:val="center"/>
-              <w:rPr>
-                <w:rFonts w:hint="eastAsia"/>
-              </w:rPr>
             </w:pPr>
             <w:r>
               <w:rPr>
@@ -17420,9 +15493,6 @@
             <w:pPr>
               <w:bidi/>
               <w:jc w:val="center"/>
-              <w:rPr>
-                <w:rFonts w:hint="eastAsia"/>
-              </w:rPr>
             </w:pPr>
             <w:r>
               <w:rPr>
@@ -17451,9 +15521,6 @@
             <w:pPr>
               <w:bidi/>
               <w:jc w:val="center"/>
-              <w:rPr>
-                <w:rFonts w:hint="eastAsia"/>
-              </w:rPr>
             </w:pPr>
             <w:r>
               <w:rPr>
@@ -17488,9 +15555,6 @@
             <w:pPr>
               <w:bidi/>
               <w:jc w:val="center"/>
-              <w:rPr>
-                <w:rFonts w:hint="eastAsia"/>
-              </w:rPr>
             </w:pPr>
             <w:r>
               <w:rPr>
@@ -17519,9 +15583,6 @@
             <w:pPr>
               <w:bidi/>
               <w:jc w:val="center"/>
-              <w:rPr>
-                <w:rFonts w:hint="eastAsia"/>
-              </w:rPr>
             </w:pPr>
             <w:r>
               <w:rPr>
@@ -17556,9 +15617,6 @@
             <w:pPr>
               <w:bidi/>
               <w:jc w:val="center"/>
-              <w:rPr>
-                <w:rFonts w:hint="eastAsia"/>
-              </w:rPr>
             </w:pPr>
             <w:r>
               <w:rPr>
@@ -17587,9 +15645,6 @@
             <w:pPr>
               <w:bidi/>
               <w:jc w:val="right"/>
-              <w:rPr>
-                <w:rFonts w:hint="eastAsia"/>
-              </w:rPr>
             </w:pPr>
             <w:r>
               <w:rPr>
@@ -17624,9 +15679,6 @@
             <w:pPr>
               <w:bidi/>
               <w:jc w:val="center"/>
-              <w:rPr>
-                <w:rFonts w:hint="eastAsia"/>
-              </w:rPr>
             </w:pPr>
             <w:r>
               <w:rPr>
@@ -17655,9 +15707,6 @@
             <w:pPr>
               <w:bidi/>
               <w:jc w:val="center"/>
-              <w:rPr>
-                <w:rFonts w:hint="eastAsia"/>
-              </w:rPr>
             </w:pPr>
             <w:r>
               <w:rPr>
@@ -17692,9 +15741,6 @@
             <w:pPr>
               <w:bidi/>
               <w:jc w:val="center"/>
-              <w:rPr>
-                <w:rFonts w:hint="eastAsia"/>
-              </w:rPr>
             </w:pPr>
             <w:r>
               <w:rPr>
@@ -17723,9 +15769,6 @@
             <w:pPr>
               <w:bidi/>
               <w:jc w:val="center"/>
-              <w:rPr>
-                <w:rFonts w:hint="eastAsia"/>
-              </w:rPr>
             </w:pPr>
             <w:r>
               <w:rPr>
@@ -17760,9 +15803,6 @@
             <w:pPr>
               <w:bidi/>
               <w:jc w:val="center"/>
-              <w:rPr>
-                <w:rFonts w:hint="eastAsia"/>
-              </w:rPr>
             </w:pPr>
             <w:r>
               <w:rPr>
@@ -17791,9 +15831,6 @@
             <w:pPr>
               <w:bidi/>
               <w:jc w:val="center"/>
-              <w:rPr>
-                <w:rFonts w:hint="eastAsia"/>
-              </w:rPr>
             </w:pPr>
             <w:r>
               <w:rPr>
@@ -17828,9 +15865,6 @@
             <w:pPr>
               <w:bidi/>
               <w:jc w:val="center"/>
-              <w:rPr>
-                <w:rFonts w:hint="eastAsia"/>
-              </w:rPr>
             </w:pPr>
             <w:r>
               <w:rPr>
@@ -17859,9 +15893,6 @@
             <w:pPr>
               <w:bidi/>
               <w:jc w:val="center"/>
-              <w:rPr>
-                <w:rFonts w:hint="eastAsia"/>
-              </w:rPr>
             </w:pPr>
             <w:r>
               <w:rPr>
@@ -17879,17 +15910,9 @@
     <w:p>
       <w:pPr>
         <w:spacing w:after="40"/>
-        <w:rPr>
-          <w:rFonts w:hint="eastAsia"/>
-        </w:rPr>
       </w:pPr>
     </w:p>
     <w:p>
-      <w:pPr>
-        <w:rPr>
-          <w:rFonts w:hint="eastAsia"/>
-        </w:rPr>
-      </w:pPr>
       <w:r>
         <w:br w:type="page"/>
       </w:r>
@@ -17899,7 +15922,7 @@
         <w:pStyle w:val="Heading1"/>
         <w:bidi/>
         <w:spacing w:before="240" w:after="140"/>
-        <w:jc w:val="right"/>
+        <w:jc w:val="both"/>
       </w:pPr>
       <w:r>
         <w:rPr>
@@ -17915,10 +15938,7 @@
         <w:pStyle w:val="ListBullet"/>
         <w:bidi/>
         <w:spacing w:after="80" w:line="300" w:lineRule="auto"/>
-        <w:jc w:val="right"/>
-        <w:rPr>
-          <w:rFonts w:hint="eastAsia"/>
-        </w:rPr>
+        <w:jc w:val="both"/>
       </w:pPr>
       <w:r>
         <w:rPr>
@@ -17934,10 +15954,7 @@
         <w:pStyle w:val="ListBullet"/>
         <w:bidi/>
         <w:spacing w:after="80" w:line="300" w:lineRule="auto"/>
-        <w:jc w:val="right"/>
-        <w:rPr>
-          <w:rFonts w:hint="eastAsia"/>
-        </w:rPr>
+        <w:jc w:val="both"/>
       </w:pPr>
       <w:r>
         <w:rPr>
@@ -17953,10 +15970,7 @@
         <w:pStyle w:val="ListBullet"/>
         <w:bidi/>
         <w:spacing w:after="80" w:line="300" w:lineRule="auto"/>
-        <w:jc w:val="right"/>
-        <w:rPr>
-          <w:rFonts w:hint="eastAsia"/>
-        </w:rPr>
+        <w:jc w:val="both"/>
       </w:pPr>
       <w:r>
         <w:rPr>
@@ -17972,10 +15986,7 @@
         <w:pStyle w:val="ListBullet"/>
         <w:bidi/>
         <w:spacing w:after="80" w:line="300" w:lineRule="auto"/>
-        <w:jc w:val="right"/>
-        <w:rPr>
-          <w:rFonts w:hint="eastAsia"/>
-        </w:rPr>
+        <w:jc w:val="both"/>
       </w:pPr>
       <w:r>
         <w:rPr>
@@ -17991,10 +16002,7 @@
         <w:pStyle w:val="ListBullet"/>
         <w:bidi/>
         <w:spacing w:after="80" w:line="300" w:lineRule="auto"/>
-        <w:jc w:val="right"/>
-        <w:rPr>
-          <w:rFonts w:hint="eastAsia"/>
-        </w:rPr>
+        <w:jc w:val="both"/>
       </w:pPr>
       <w:r>
         <w:rPr>
@@ -18010,10 +16018,7 @@
         <w:pStyle w:val="ListBullet"/>
         <w:bidi/>
         <w:spacing w:after="80" w:line="300" w:lineRule="auto"/>
-        <w:jc w:val="right"/>
-        <w:rPr>
-          <w:rFonts w:hint="eastAsia"/>
-        </w:rPr>
+        <w:jc w:val="both"/>
       </w:pPr>
       <w:r>
         <w:rPr>
@@ -18029,9 +16034,6 @@
         <w:bidi/>
         <w:spacing w:before="600" w:after="140" w:line="312" w:lineRule="auto"/>
         <w:jc w:val="center"/>
-        <w:rPr>
-          <w:rFonts w:hint="eastAsia"/>
-        </w:rPr>
       </w:pPr>
       <w:r>
         <w:rPr>
@@ -18063,9 +16065,6 @@
     <w:p>
       <w:pPr>
         <w:spacing w:after="0" w:line="240" w:lineRule="auto"/>
-        <w:rPr>
-          <w:rFonts w:hint="eastAsia"/>
-        </w:rPr>
       </w:pPr>
       <w:r>
         <w:separator/>
@@ -18076,9 +16075,6 @@
     <w:p>
       <w:pPr>
         <w:spacing w:after="0" w:line="240" w:lineRule="auto"/>
-        <w:rPr>
-          <w:rFonts w:hint="eastAsia"/>
-        </w:rPr>
       </w:pPr>
       <w:r>
         <w:continuationSeparator/>
@@ -18095,9 +16091,6 @@
       <w:pStyle w:val="Footer"/>
       <w:bidi/>
       <w:jc w:val="center"/>
-      <w:rPr>
-        <w:rFonts w:hint="eastAsia"/>
-      </w:rPr>
     </w:pPr>
     <w:r>
       <w:rPr>
@@ -18137,9 +16130,6 @@
     <w:p>
       <w:pPr>
         <w:spacing w:after="0" w:line="240" w:lineRule="auto"/>
-        <w:rPr>
-          <w:rFonts w:hint="eastAsia"/>
-        </w:rPr>
       </w:pPr>
       <w:r>
         <w:separator/>
@@ -18150,9 +16140,6 @@
     <w:p>
       <w:pPr>
         <w:spacing w:after="0" w:line="240" w:lineRule="auto"/>
-        <w:rPr>
-          <w:rFonts w:hint="eastAsia"/>
-        </w:rPr>
       </w:pPr>
       <w:r>
         <w:continuationSeparator/>
@@ -18168,10 +16155,6 @@
     <w:pPr>
       <w:pStyle w:val="Header"/>
       <w:bidi/>
-      <w:jc w:val="right"/>
-      <w:rPr>
-        <w:rFonts w:hint="eastAsia"/>
-      </w:rPr>
     </w:pPr>
     <w:r>
       <w:rPr>
